--- a/flow/20230914_vu_template/drafts/2024-12-u/20-ПТ-передсвяття_Різдва_Ігнатія Богоносця.docx
+++ b/flow/20230914_vu_template/drafts/2024-12-u/20-ПТ-передсвяття_Різдва_Ігнатія Богоносця.docx
@@ -134,6 +134,32 @@
       </w:pPr>
       <w:r>
         <w:rPr>
+          <w:rFonts w:ascii="Times New Roman" w:hAnsi="Times New Roman"/>
+          <w:i/>
+          <w:color w:val="FF0000"/>
+          <w:sz w:val="24"/>
+        </w:rPr>
+        <w:t>Священник:</w:t>
+      </w:r>
+      <w:r>
+        <w:rPr>
+          <w:rFonts w:ascii="Times New Roman" w:hAnsi="Times New Roman"/>
+          <w:sz w:val="24"/>
+        </w:rPr>
+        <w:t xml:space="preserve"> Благословенний Бог наш завжди, нині і повсякчас, і на віки віків.</w:t>
+      </w:r>
+    </w:p>
+    <w:p>
+      <w:pPr>
+        <w:spacing w:after="120" w:line="240" w:lineRule="auto"/>
+        <w:rPr>
+          <w:rFonts w:ascii="Times New Roman" w:cs="Times New Roman" w:eastAsia="Times New Roman" w:hAnsi="Times New Roman"/>
+          <w:sz w:val="24"/>
+          <w:szCs w:val="24"/>
+        </w:rPr>
+      </w:pPr>
+      <w:r>
+        <w:rPr>
           <w:rFonts w:ascii="Times New Roman" w:cs="Times New Roman" w:eastAsia="Times New Roman" w:hAnsi="Times New Roman"/>
           <w:i w:val="1"/>
           <w:color w:val="ff0000"/>
@@ -141,27 +167,84 @@
           <w:szCs w:val="24"/>
           <w:rtl w:val="0"/>
         </w:rPr>
-        <w:t xml:space="preserve">Священник:</w:t>
-      </w:r>
-      <w:r>
-        <w:rPr>
-          <w:rFonts w:ascii="Times New Roman" w:cs="Times New Roman" w:eastAsia="Times New Roman" w:hAnsi="Times New Roman"/>
-          <w:sz w:val="24"/>
-          <w:szCs w:val="24"/>
-          <w:rtl w:val="0"/>
-        </w:rPr>
-        <w:t xml:space="preserve"> Благословенний Бог наш завжди, нині і повсякчас, і на віки віків.</w:t>
-      </w:r>
-    </w:p>
-    <w:p>
-      <w:pPr>
-        <w:spacing w:after="120" w:line="240" w:lineRule="auto"/>
-        <w:rPr>
-          <w:rFonts w:ascii="Times New Roman" w:cs="Times New Roman" w:eastAsia="Times New Roman" w:hAnsi="Times New Roman"/>
-          <w:sz w:val="24"/>
-          <w:szCs w:val="24"/>
-        </w:rPr>
-      </w:pPr>
+        <w:t xml:space="preserve">Вірні:</w:t>
+      </w:r>
+      <w:r>
+        <w:rPr>
+          <w:rFonts w:ascii="Times New Roman" w:cs="Times New Roman" w:eastAsia="Times New Roman" w:hAnsi="Times New Roman"/>
+          <w:color w:val="ff0000"/>
+          <w:sz w:val="24"/>
+          <w:szCs w:val="24"/>
+          <w:rtl w:val="0"/>
+        </w:rPr>
+        <w:t xml:space="preserve"> </w:t>
+      </w:r>
+      <w:r>
+        <w:rPr>
+          <w:rFonts w:ascii="Times New Roman" w:cs="Times New Roman" w:eastAsia="Times New Roman" w:hAnsi="Times New Roman"/>
+          <w:sz w:val="24"/>
+          <w:szCs w:val="24"/>
+          <w:rtl w:val="0"/>
+        </w:rPr>
+        <w:t xml:space="preserve">Амі́нь.</w:t>
+      </w:r>
+    </w:p>
+    <w:p>
+      <w:pPr>
+        <w:spacing w:after="120" w:line="240" w:lineRule="auto"/>
+        <w:rPr>
+          <w:rFonts w:ascii="Times New Roman" w:cs="Times New Roman" w:eastAsia="Times New Roman" w:hAnsi="Times New Roman"/>
+          <w:sz w:val="24"/>
+          <w:szCs w:val="24"/>
+        </w:rPr>
+      </w:pPr>
+      <w:r>
+        <w:rPr>
+          <w:rFonts w:ascii="Times New Roman" w:cs="Times New Roman" w:eastAsia="Times New Roman" w:hAnsi="Times New Roman"/>
+          <w:sz w:val="24"/>
+          <w:szCs w:val="24"/>
+          <w:rtl w:val="0"/>
+        </w:rPr>
+        <w:t xml:space="preserve">Сла́ва Тобі́, Бо́же наш, сла́ва Тобі́.</w:t>
+      </w:r>
+    </w:p>
+    <w:p>
+      <w:pPr>
+        <w:spacing w:after="120" w:line="240" w:lineRule="auto"/>
+        <w:rPr>
+          <w:rFonts w:ascii="Times New Roman" w:cs="Times New Roman" w:eastAsia="Times New Roman" w:hAnsi="Times New Roman"/>
+          <w:sz w:val="24"/>
+          <w:szCs w:val="24"/>
+        </w:rPr>
+      </w:pPr>
+      <w:r>
+        <w:rPr>
+          <w:rFonts w:ascii="Times New Roman" w:cs="Times New Roman" w:eastAsia="Times New Roman" w:hAnsi="Times New Roman"/>
+          <w:sz w:val="24"/>
+          <w:szCs w:val="24"/>
+          <w:rtl w:val="0"/>
+        </w:rPr>
+        <w:t xml:space="preserve">Ца́рю небе́сний, утіши́телю, Ду́ше íстини,* що всю́ди єси́ і все наповня́єш,* скарбни́це благ і життя́ пода́телю,* прийди́, і всели́ся в нас,* і очи́сти нас від уся́кої скве́рни,* і спаси́, благи́й, ду́ші на́ші.</w:t>
+      </w:r>
+    </w:p>
+    <w:p>
+      <w:pPr>
+        <w:spacing w:after="120" w:line="240" w:lineRule="auto"/>
+        <w:rPr>
+          <w:rFonts w:ascii="Times New Roman" w:cs="Times New Roman" w:eastAsia="Times New Roman" w:hAnsi="Times New Roman"/>
+          <w:sz w:val="24"/>
+          <w:szCs w:val="24"/>
+        </w:rPr>
+      </w:pPr>
+      <w:r>
+        <w:rPr>
+          <w:rFonts w:ascii="Times New Roman" w:cs="Times New Roman" w:eastAsia="Times New Roman" w:hAnsi="Times New Roman"/>
+          <w:sz w:val="24"/>
+          <w:szCs w:val="24"/>
+          <w:rtl w:val="0"/>
+        </w:rPr>
+        <w:t xml:space="preserve">Святи́й Бо́же, святи́й Крі́пкий, святи́й Безсме́ртний, поми́луй нас. </w:t>
+      </w:r>
       <w:r>
         <w:rPr>
           <w:rFonts w:ascii="Times New Roman" w:cs="Times New Roman" w:eastAsia="Times New Roman" w:hAnsi="Times New Roman"/>
@@ -171,83 +254,69 @@
           <w:szCs w:val="24"/>
           <w:rtl w:val="0"/>
         </w:rPr>
-        <w:t xml:space="preserve">Вірні:</w:t>
-      </w:r>
-      <w:r>
-        <w:rPr>
-          <w:rFonts w:ascii="Times New Roman" w:cs="Times New Roman" w:eastAsia="Times New Roman" w:hAnsi="Times New Roman"/>
-          <w:color w:val="ff0000"/>
-          <w:sz w:val="24"/>
-          <w:szCs w:val="24"/>
-          <w:rtl w:val="0"/>
-        </w:rPr>
-        <w:t xml:space="preserve"> </w:t>
-      </w:r>
-      <w:r>
-        <w:rPr>
-          <w:rFonts w:ascii="Times New Roman" w:cs="Times New Roman" w:eastAsia="Times New Roman" w:hAnsi="Times New Roman"/>
-          <w:sz w:val="24"/>
-          <w:szCs w:val="24"/>
-          <w:rtl w:val="0"/>
-        </w:rPr>
-        <w:t xml:space="preserve">Амі́нь.</w:t>
-      </w:r>
-    </w:p>
-    <w:p>
-      <w:pPr>
-        <w:spacing w:after="120" w:line="240" w:lineRule="auto"/>
-        <w:rPr>
-          <w:rFonts w:ascii="Times New Roman" w:cs="Times New Roman" w:eastAsia="Times New Roman" w:hAnsi="Times New Roman"/>
-          <w:sz w:val="24"/>
-          <w:szCs w:val="24"/>
-        </w:rPr>
-      </w:pPr>
-      <w:r>
-        <w:rPr>
-          <w:rFonts w:ascii="Times New Roman" w:cs="Times New Roman" w:eastAsia="Times New Roman" w:hAnsi="Times New Roman"/>
-          <w:sz w:val="24"/>
-          <w:szCs w:val="24"/>
-          <w:rtl w:val="0"/>
-        </w:rPr>
-        <w:t xml:space="preserve">Сла́ва Тобі́, Бо́же наш, сла́ва Тобі́.</w:t>
-      </w:r>
-    </w:p>
-    <w:p>
-      <w:pPr>
-        <w:spacing w:after="120" w:line="240" w:lineRule="auto"/>
-        <w:rPr>
-          <w:rFonts w:ascii="Times New Roman" w:cs="Times New Roman" w:eastAsia="Times New Roman" w:hAnsi="Times New Roman"/>
-          <w:sz w:val="24"/>
-          <w:szCs w:val="24"/>
-        </w:rPr>
-      </w:pPr>
-      <w:r>
-        <w:rPr>
-          <w:rFonts w:ascii="Times New Roman" w:cs="Times New Roman" w:eastAsia="Times New Roman" w:hAnsi="Times New Roman"/>
-          <w:sz w:val="24"/>
-          <w:szCs w:val="24"/>
-          <w:rtl w:val="0"/>
-        </w:rPr>
-        <w:t xml:space="preserve">Ца́рю небе́сний, утіши́телю, Ду́ше íстини,* що всю́ди єси́ і все наповня́єш,* скарбни́це благ і життя́ пода́телю,* прийди́, і всели́ся в нас,* і очи́сти нас від уся́кої скве́рни,* і спаси́, благи́й, ду́ші на́ші.</w:t>
-      </w:r>
-    </w:p>
-    <w:p>
-      <w:pPr>
-        <w:spacing w:after="120" w:line="240" w:lineRule="auto"/>
-        <w:rPr>
-          <w:rFonts w:ascii="Times New Roman" w:cs="Times New Roman" w:eastAsia="Times New Roman" w:hAnsi="Times New Roman"/>
-          <w:sz w:val="24"/>
-          <w:szCs w:val="24"/>
-        </w:rPr>
-      </w:pPr>
-      <w:r>
-        <w:rPr>
-          <w:rFonts w:ascii="Times New Roman" w:cs="Times New Roman" w:eastAsia="Times New Roman" w:hAnsi="Times New Roman"/>
-          <w:sz w:val="24"/>
-          <w:szCs w:val="24"/>
-          <w:rtl w:val="0"/>
-        </w:rPr>
-        <w:t xml:space="preserve">Святи́й Бо́же, святи́й Крі́пкий, святи́й Безсме́ртний, поми́луй нас. </w:t>
+        <w:t xml:space="preserve">(3 р.)</w:t>
+      </w:r>
+      <w:r>
+        <w:rPr>
+          <w:rtl w:val="0"/>
+        </w:rPr>
+      </w:r>
+    </w:p>
+    <w:p>
+      <w:pPr>
+        <w:spacing w:after="120" w:line="240" w:lineRule="auto"/>
+        <w:rPr>
+          <w:rFonts w:ascii="Times New Roman" w:cs="Times New Roman" w:eastAsia="Times New Roman" w:hAnsi="Times New Roman"/>
+          <w:sz w:val="24"/>
+          <w:szCs w:val="24"/>
+        </w:rPr>
+      </w:pPr>
+      <w:r>
+        <w:rPr>
+          <w:rFonts w:ascii="Times New Roman" w:cs="Times New Roman" w:eastAsia="Times New Roman" w:hAnsi="Times New Roman"/>
+          <w:sz w:val="24"/>
+          <w:szCs w:val="24"/>
+          <w:rtl w:val="0"/>
+        </w:rPr>
+        <w:t xml:space="preserve">Сла́ва Отцю́, і Си́ну, і Свято́му Ду́хові,* і ни́ні, і повсякча́с, і на ві́ки вікі́в. Амі́нь.</w:t>
+      </w:r>
+    </w:p>
+    <w:p>
+      <w:pPr>
+        <w:spacing w:after="120" w:line="240" w:lineRule="auto"/>
+        <w:rPr>
+          <w:rFonts w:ascii="Times New Roman" w:cs="Times New Roman" w:eastAsia="Times New Roman" w:hAnsi="Times New Roman"/>
+          <w:sz w:val="24"/>
+          <w:szCs w:val="24"/>
+        </w:rPr>
+      </w:pPr>
+      <w:r>
+        <w:rPr>
+          <w:rFonts w:ascii="Times New Roman" w:cs="Times New Roman" w:eastAsia="Times New Roman" w:hAnsi="Times New Roman"/>
+          <w:sz w:val="24"/>
+          <w:szCs w:val="24"/>
+          <w:rtl w:val="0"/>
+        </w:rPr>
+        <w:t xml:space="preserve">Пресвята́ Тро́йце, поми́луй нас; Го́споди, очи́сти гріхи́ на́ші; Влади́ко, прости́ беззако́ння на́ші; Святи́й, завіта́й і зціли́ не́мочі на́ші, І́мени Твого́ ра́ди.</w:t>
+      </w:r>
+    </w:p>
+    <w:p>
+      <w:pPr>
+        <w:spacing w:after="120" w:line="240" w:lineRule="auto"/>
+        <w:rPr>
+          <w:rFonts w:ascii="Times New Roman" w:cs="Times New Roman" w:eastAsia="Times New Roman" w:hAnsi="Times New Roman"/>
+          <w:sz w:val="24"/>
+          <w:szCs w:val="24"/>
+        </w:rPr>
+      </w:pPr>
+      <w:r>
+        <w:rPr>
+          <w:rFonts w:ascii="Times New Roman" w:cs="Times New Roman" w:eastAsia="Times New Roman" w:hAnsi="Times New Roman"/>
+          <w:sz w:val="24"/>
+          <w:szCs w:val="24"/>
+          <w:rtl w:val="0"/>
+        </w:rPr>
+        <w:t xml:space="preserve">Го́споди, поми́луй. </w:t>
       </w:r>
       <w:r>
         <w:rPr>
@@ -301,79 +370,6 @@
           <w:szCs w:val="24"/>
           <w:rtl w:val="0"/>
         </w:rPr>
-        <w:t xml:space="preserve">Пресвята́ Тро́йце, поми́луй нас; Го́споди, очи́сти гріхи́ на́ші; Влади́ко, прости́ беззако́ння на́ші; Святи́й, завіта́й і зціли́ не́мочі на́ші, І́мени Твого́ ра́ди.</w:t>
-      </w:r>
-    </w:p>
-    <w:p>
-      <w:pPr>
-        <w:spacing w:after="120" w:line="240" w:lineRule="auto"/>
-        <w:rPr>
-          <w:rFonts w:ascii="Times New Roman" w:cs="Times New Roman" w:eastAsia="Times New Roman" w:hAnsi="Times New Roman"/>
-          <w:sz w:val="24"/>
-          <w:szCs w:val="24"/>
-        </w:rPr>
-      </w:pPr>
-      <w:r>
-        <w:rPr>
-          <w:rFonts w:ascii="Times New Roman" w:cs="Times New Roman" w:eastAsia="Times New Roman" w:hAnsi="Times New Roman"/>
-          <w:sz w:val="24"/>
-          <w:szCs w:val="24"/>
-          <w:rtl w:val="0"/>
-        </w:rPr>
-        <w:t xml:space="preserve">Го́споди, поми́луй. </w:t>
-      </w:r>
-      <w:r>
-        <w:rPr>
-          <w:rFonts w:ascii="Times New Roman" w:cs="Times New Roman" w:eastAsia="Times New Roman" w:hAnsi="Times New Roman"/>
-          <w:i w:val="1"/>
-          <w:color w:val="ff0000"/>
-          <w:sz w:val="24"/>
-          <w:szCs w:val="24"/>
-          <w:rtl w:val="0"/>
-        </w:rPr>
-        <w:t xml:space="preserve">(3 р.)</w:t>
-      </w:r>
-      <w:r>
-        <w:rPr>
-          <w:rtl w:val="0"/>
-        </w:rPr>
-      </w:r>
-    </w:p>
-    <w:p>
-      <w:pPr>
-        <w:spacing w:after="120" w:line="240" w:lineRule="auto"/>
-        <w:rPr>
-          <w:rFonts w:ascii="Times New Roman" w:cs="Times New Roman" w:eastAsia="Times New Roman" w:hAnsi="Times New Roman"/>
-          <w:sz w:val="24"/>
-          <w:szCs w:val="24"/>
-        </w:rPr>
-      </w:pPr>
-      <w:r>
-        <w:rPr>
-          <w:rFonts w:ascii="Times New Roman" w:cs="Times New Roman" w:eastAsia="Times New Roman" w:hAnsi="Times New Roman"/>
-          <w:sz w:val="24"/>
-          <w:szCs w:val="24"/>
-          <w:rtl w:val="0"/>
-        </w:rPr>
-        <w:t xml:space="preserve">Сла́ва Отцю́, і Си́ну, і Свято́му Ду́хові,* і ни́ні, і повсякча́с, і на ві́ки вікі́в. Амі́нь.</w:t>
-      </w:r>
-    </w:p>
-    <w:p>
-      <w:pPr>
-        <w:spacing w:after="120" w:line="240" w:lineRule="auto"/>
-        <w:rPr>
-          <w:rFonts w:ascii="Times New Roman" w:cs="Times New Roman" w:eastAsia="Times New Roman" w:hAnsi="Times New Roman"/>
-          <w:sz w:val="24"/>
-          <w:szCs w:val="24"/>
-        </w:rPr>
-      </w:pPr>
-      <w:r>
-        <w:rPr>
-          <w:rFonts w:ascii="Times New Roman" w:cs="Times New Roman" w:eastAsia="Times New Roman" w:hAnsi="Times New Roman"/>
-          <w:sz w:val="24"/>
-          <w:szCs w:val="24"/>
-          <w:rtl w:val="0"/>
-        </w:rPr>
         <w:t xml:space="preserve">О́тче наш, що єси́ на небеса́х,* неха́й святи́ться ім’я́ Твоє́,* неха́й при́йде ца́рство Твоє́,* неха́й бу́де во́ля Твоя́, як на не́бі, так і на землі́.* Хліб наш насу́щний дай нам сього́дні;* і прости́ нам прови́ни на́ші,* як і ми проща́ємо винува́тцям на́шим;* і не введи́ нас у споку́су,* але́ ви́зволи нас від лука́вого.</w:t>
       </w:r>
     </w:p>
@@ -388,21 +384,17 @@
       </w:pPr>
       <w:r>
         <w:rPr>
-          <w:rFonts w:ascii="Times New Roman" w:cs="Times New Roman" w:eastAsia="Times New Roman" w:hAnsi="Times New Roman"/>
-          <w:i w:val="1"/>
-          <w:color w:val="ff0000"/>
-          <w:sz w:val="24"/>
-          <w:szCs w:val="24"/>
-          <w:rtl w:val="0"/>
-        </w:rPr>
-        <w:t xml:space="preserve">Священник:</w:t>
-      </w:r>
-      <w:r>
-        <w:rPr>
-          <w:rFonts w:ascii="Times New Roman" w:cs="Times New Roman" w:eastAsia="Times New Roman" w:hAnsi="Times New Roman"/>
-          <w:sz w:val="24"/>
-          <w:szCs w:val="24"/>
-          <w:rtl w:val="0"/>
+          <w:rFonts w:ascii="Times New Roman" w:hAnsi="Times New Roman"/>
+          <w:i/>
+          <w:color w:val="FF0000"/>
+          <w:sz w:val="24"/>
+        </w:rPr>
+        <w:t>Священник:</w:t>
+      </w:r>
+      <w:r>
+        <w:rPr>
+          <w:rFonts w:ascii="Times New Roman" w:hAnsi="Times New Roman"/>
+          <w:sz w:val="24"/>
         </w:rPr>
         <w:t xml:space="preserve"> Бо Твоє є царство, і сила, і слава, Отця, і Сина, і Святого Духа, нині, і повсякчас, і на віки віків.</w:t>
       </w:r>
@@ -2648,21 +2640,17 @@
       </w:pPr>
       <w:r>
         <w:rPr>
-          <w:rFonts w:ascii="Times New Roman" w:cs="Times New Roman" w:eastAsia="Times New Roman" w:hAnsi="Times New Roman"/>
-          <w:i w:val="1"/>
-          <w:color w:val="ff0000"/>
-          <w:sz w:val="24"/>
-          <w:szCs w:val="24"/>
-          <w:rtl w:val="0"/>
-        </w:rPr>
-        <w:t xml:space="preserve">Священник:</w:t>
-      </w:r>
-      <w:r>
-        <w:rPr>
-          <w:rFonts w:ascii="Times New Roman" w:cs="Times New Roman" w:eastAsia="Times New Roman" w:hAnsi="Times New Roman"/>
-          <w:sz w:val="24"/>
-          <w:szCs w:val="24"/>
-          <w:rtl w:val="0"/>
+          <w:rFonts w:ascii="Times New Roman" w:hAnsi="Times New Roman"/>
+          <w:i/>
+          <w:color w:val="FF0000"/>
+          <w:sz w:val="24"/>
+        </w:rPr>
+        <w:t>Священник:</w:t>
+      </w:r>
+      <w:r>
+        <w:rPr>
+          <w:rFonts w:ascii="Times New Roman" w:hAnsi="Times New Roman"/>
+          <w:sz w:val="24"/>
         </w:rPr>
         <w:t xml:space="preserve"> Бо Тобі належить усяка слава, честь і поклоніння, Отцю, і Сину, і Святому Духові, нині, і повсякчас, і на віки віків.</w:t>
       </w:r>
@@ -3998,21 +3986,17 @@
       </w:pPr>
       <w:r>
         <w:rPr>
-          <w:rFonts w:ascii="Times New Roman" w:cs="Times New Roman" w:eastAsia="Times New Roman" w:hAnsi="Times New Roman"/>
-          <w:i w:val="1"/>
-          <w:color w:val="ff0000"/>
-          <w:sz w:val="24"/>
-          <w:szCs w:val="24"/>
-          <w:rtl w:val="0"/>
-        </w:rPr>
-        <w:t xml:space="preserve">Священник:</w:t>
-      </w:r>
-      <w:r>
-        <w:rPr>
-          <w:rFonts w:ascii="Times New Roman" w:cs="Times New Roman" w:eastAsia="Times New Roman" w:hAnsi="Times New Roman"/>
-          <w:sz w:val="24"/>
-          <w:szCs w:val="24"/>
-          <w:rtl w:val="0"/>
+          <w:rFonts w:ascii="Times New Roman" w:hAnsi="Times New Roman"/>
+          <w:i/>
+          <w:color w:val="FF0000"/>
+          <w:sz w:val="24"/>
+        </w:rPr>
+        <w:t>Священник:</w:t>
+      </w:r>
+      <w:r>
+        <w:rPr>
+          <w:rFonts w:ascii="Times New Roman" w:hAnsi="Times New Roman"/>
+          <w:sz w:val="24"/>
         </w:rPr>
         <w:t xml:space="preserve"> Мир всім.</w:t>
       </w:r>
@@ -4956,6 +4940,33 @@
       </w:pPr>
       <w:r>
         <w:rPr>
+          <w:rFonts w:ascii="Times New Roman" w:hAnsi="Times New Roman"/>
+          <w:i/>
+          <w:color w:val="FF0000"/>
+          <w:sz w:val="24"/>
+        </w:rPr>
+        <w:t>Священник:</w:t>
+      </w:r>
+      <w:r>
+        <w:rPr>
+          <w:rFonts w:ascii="Times New Roman" w:hAnsi="Times New Roman"/>
+          <w:sz w:val="24"/>
+        </w:rPr>
+        <w:t xml:space="preserve"> Бо Ти – Бог милости, ласк і людинолюбности, і Тобі славу возсилаємо, Отцю, і Сину, і Святому Духові, нині, і повсякчас, і на віки віків.</w:t>
+      </w:r>
+    </w:p>
+    <w:p>
+      <w:pPr>
+        <w:spacing w:after="120" w:line="240" w:lineRule="auto"/>
+        <w:jc w:val="both"/>
+        <w:rPr>
+          <w:rFonts w:ascii="Times New Roman" w:cs="Times New Roman" w:eastAsia="Times New Roman" w:hAnsi="Times New Roman"/>
+          <w:sz w:val="24"/>
+          <w:szCs w:val="24"/>
+        </w:rPr>
+      </w:pPr>
+      <w:r>
+        <w:rPr>
           <w:rFonts w:ascii="Times New Roman" w:cs="Times New Roman" w:eastAsia="Times New Roman" w:hAnsi="Times New Roman"/>
           <w:i w:val="1"/>
           <w:color w:val="ff0000"/>
@@ -4963,16 +4974,53 @@
           <w:szCs w:val="24"/>
           <w:rtl w:val="0"/>
         </w:rPr>
-        <w:t xml:space="preserve">Священник:</w:t>
-      </w:r>
-      <w:r>
-        <w:rPr>
-          <w:rFonts w:ascii="Times New Roman" w:cs="Times New Roman" w:eastAsia="Times New Roman" w:hAnsi="Times New Roman"/>
-          <w:sz w:val="24"/>
-          <w:szCs w:val="24"/>
-          <w:rtl w:val="0"/>
-        </w:rPr>
-        <w:t xml:space="preserve"> Бо Ти – Бог милости, ласк і людинолюбности, і Тобі славу возсилаємо, Отцю, і Сину, і Святому Духові, нині, і повсякчас, і на віки віків.</w:t>
+        <w:t xml:space="preserve">Вірні:</w:t>
+      </w:r>
+      <w:r>
+        <w:rPr>
+          <w:rFonts w:ascii="Times New Roman" w:cs="Times New Roman" w:eastAsia="Times New Roman" w:hAnsi="Times New Roman"/>
+          <w:color w:val="ff0000"/>
+          <w:sz w:val="24"/>
+          <w:szCs w:val="24"/>
+          <w:rtl w:val="0"/>
+        </w:rPr>
+        <w:t xml:space="preserve"> </w:t>
+      </w:r>
+      <w:r>
+        <w:rPr>
+          <w:rFonts w:ascii="Times New Roman" w:cs="Times New Roman" w:eastAsia="Times New Roman" w:hAnsi="Times New Roman"/>
+          <w:sz w:val="24"/>
+          <w:szCs w:val="24"/>
+          <w:rtl w:val="0"/>
+        </w:rPr>
+        <w:t xml:space="preserve">Амінь.</w:t>
+      </w:r>
+    </w:p>
+    <w:p>
+      <w:pPr>
+        <w:spacing w:after="120" w:line="240" w:lineRule="auto"/>
+        <w:jc w:val="both"/>
+        <w:rPr>
+          <w:rFonts w:ascii="Times New Roman" w:cs="Times New Roman" w:eastAsia="Times New Roman" w:hAnsi="Times New Roman"/>
+          <w:sz w:val="24"/>
+          <w:szCs w:val="24"/>
+        </w:rPr>
+      </w:pPr>
+      <w:r>
+        <w:rPr>
+          <w:rFonts w:ascii="Times New Roman" w:hAnsi="Times New Roman"/>
+          <w:i/>
+          <w:color w:val="FF0000"/>
+          <w:sz w:val="24"/>
+        </w:rPr>
+        <w:t>Священник:</w:t>
+      </w:r>
+      <w:r>
+        <w:rPr>
+          <w:rFonts w:ascii="Times New Roman" w:hAnsi="Times New Roman"/>
+          <w:sz w:val="24"/>
+        </w:rPr>
+        <w:t xml:space="preserve"> Мир всім.</w:t>
       </w:r>
     </w:p>
     <w:p>
@@ -5013,7 +5061,27 @@
           <w:szCs w:val="24"/>
           <w:rtl w:val="0"/>
         </w:rPr>
-        <w:t xml:space="preserve">Амінь.</w:t>
+        <w:t xml:space="preserve">І духові твоєму.</w:t>
+      </w:r>
+    </w:p>
+    <w:p>
+      <w:pPr>
+        <w:spacing w:after="120" w:line="240" w:lineRule="auto"/>
+        <w:jc w:val="both"/>
+        <w:rPr>
+          <w:rFonts w:ascii="Times New Roman" w:cs="Times New Roman" w:eastAsia="Times New Roman" w:hAnsi="Times New Roman"/>
+          <w:sz w:val="24"/>
+          <w:szCs w:val="24"/>
+        </w:rPr>
+      </w:pPr>
+      <w:r>
+        <w:rPr>
+          <w:rFonts w:ascii="Times New Roman" w:cs="Times New Roman" w:eastAsia="Times New Roman" w:hAnsi="Times New Roman"/>
+          <w:sz w:val="24"/>
+          <w:szCs w:val="24"/>
+          <w:rtl w:val="0"/>
+        </w:rPr>
+        <w:t xml:space="preserve">Голови ваші перед Господом схиліть.</w:t>
       </w:r>
     </w:p>
     <w:p>
@@ -5035,16 +5103,26 @@
           <w:szCs w:val="24"/>
           <w:rtl w:val="0"/>
         </w:rPr>
-        <w:t xml:space="preserve">Священник:</w:t>
-      </w:r>
-      <w:r>
-        <w:rPr>
-          <w:rFonts w:ascii="Times New Roman" w:cs="Times New Roman" w:eastAsia="Times New Roman" w:hAnsi="Times New Roman"/>
-          <w:sz w:val="24"/>
-          <w:szCs w:val="24"/>
-          <w:rtl w:val="0"/>
-        </w:rPr>
-        <w:t xml:space="preserve"> Мир всім.</w:t>
+        <w:t xml:space="preserve">Вірні:</w:t>
+      </w:r>
+      <w:r>
+        <w:rPr>
+          <w:rFonts w:ascii="Times New Roman" w:cs="Times New Roman" w:eastAsia="Times New Roman" w:hAnsi="Times New Roman"/>
+          <w:color w:val="ff0000"/>
+          <w:sz w:val="24"/>
+          <w:szCs w:val="24"/>
+          <w:rtl w:val="0"/>
+        </w:rPr>
+        <w:t xml:space="preserve"> </w:t>
+      </w:r>
+      <w:r>
+        <w:rPr>
+          <w:rFonts w:ascii="Times New Roman" w:cs="Times New Roman" w:eastAsia="Times New Roman" w:hAnsi="Times New Roman"/>
+          <w:sz w:val="24"/>
+          <w:szCs w:val="24"/>
+          <w:rtl w:val="0"/>
+        </w:rPr>
+        <w:t xml:space="preserve">Тобі, Господи.</w:t>
       </w:r>
     </w:p>
     <w:p>
@@ -5066,108 +5144,6 @@
           <w:szCs w:val="24"/>
           <w:rtl w:val="0"/>
         </w:rPr>
-        <w:t xml:space="preserve">Вірні:</w:t>
-      </w:r>
-      <w:r>
-        <w:rPr>
-          <w:rFonts w:ascii="Times New Roman" w:cs="Times New Roman" w:eastAsia="Times New Roman" w:hAnsi="Times New Roman"/>
-          <w:color w:val="ff0000"/>
-          <w:sz w:val="24"/>
-          <w:szCs w:val="24"/>
-          <w:rtl w:val="0"/>
-        </w:rPr>
-        <w:t xml:space="preserve"> </w:t>
-      </w:r>
-      <w:r>
-        <w:rPr>
-          <w:rFonts w:ascii="Times New Roman" w:cs="Times New Roman" w:eastAsia="Times New Roman" w:hAnsi="Times New Roman"/>
-          <w:sz w:val="24"/>
-          <w:szCs w:val="24"/>
-          <w:rtl w:val="0"/>
-        </w:rPr>
-        <w:t xml:space="preserve">І духові твоєму.</w:t>
-      </w:r>
-    </w:p>
-    <w:p>
-      <w:pPr>
-        <w:spacing w:after="120" w:line="240" w:lineRule="auto"/>
-        <w:jc w:val="both"/>
-        <w:rPr>
-          <w:rFonts w:ascii="Times New Roman" w:cs="Times New Roman" w:eastAsia="Times New Roman" w:hAnsi="Times New Roman"/>
-          <w:sz w:val="24"/>
-          <w:szCs w:val="24"/>
-        </w:rPr>
-      </w:pPr>
-      <w:r>
-        <w:rPr>
-          <w:rFonts w:ascii="Times New Roman" w:cs="Times New Roman" w:eastAsia="Times New Roman" w:hAnsi="Times New Roman"/>
-          <w:sz w:val="24"/>
-          <w:szCs w:val="24"/>
-          <w:rtl w:val="0"/>
-        </w:rPr>
-        <w:t xml:space="preserve">Голови ваші перед Господом схиліть.</w:t>
-      </w:r>
-    </w:p>
-    <w:p>
-      <w:pPr>
-        <w:spacing w:after="120" w:line="240" w:lineRule="auto"/>
-        <w:jc w:val="both"/>
-        <w:rPr>
-          <w:rFonts w:ascii="Times New Roman" w:cs="Times New Roman" w:eastAsia="Times New Roman" w:hAnsi="Times New Roman"/>
-          <w:sz w:val="24"/>
-          <w:szCs w:val="24"/>
-        </w:rPr>
-      </w:pPr>
-      <w:r>
-        <w:rPr>
-          <w:rFonts w:ascii="Times New Roman" w:cs="Times New Roman" w:eastAsia="Times New Roman" w:hAnsi="Times New Roman"/>
-          <w:i w:val="1"/>
-          <w:color w:val="ff0000"/>
-          <w:sz w:val="24"/>
-          <w:szCs w:val="24"/>
-          <w:rtl w:val="0"/>
-        </w:rPr>
-        <w:t xml:space="preserve">Вірні:</w:t>
-      </w:r>
-      <w:r>
-        <w:rPr>
-          <w:rFonts w:ascii="Times New Roman" w:cs="Times New Roman" w:eastAsia="Times New Roman" w:hAnsi="Times New Roman"/>
-          <w:color w:val="ff0000"/>
-          <w:sz w:val="24"/>
-          <w:szCs w:val="24"/>
-          <w:rtl w:val="0"/>
-        </w:rPr>
-        <w:t xml:space="preserve"> </w:t>
-      </w:r>
-      <w:r>
-        <w:rPr>
-          <w:rFonts w:ascii="Times New Roman" w:cs="Times New Roman" w:eastAsia="Times New Roman" w:hAnsi="Times New Roman"/>
-          <w:sz w:val="24"/>
-          <w:szCs w:val="24"/>
-          <w:rtl w:val="0"/>
-        </w:rPr>
-        <w:t xml:space="preserve">Тобі, Господи.</w:t>
-      </w:r>
-    </w:p>
-    <w:p>
-      <w:pPr>
-        <w:spacing w:after="120" w:line="240" w:lineRule="auto"/>
-        <w:jc w:val="both"/>
-        <w:rPr>
-          <w:rFonts w:ascii="Times New Roman" w:cs="Times New Roman" w:eastAsia="Times New Roman" w:hAnsi="Times New Roman"/>
-          <w:sz w:val="24"/>
-          <w:szCs w:val="24"/>
-        </w:rPr>
-      </w:pPr>
-      <w:r>
-        <w:rPr>
-          <w:rFonts w:ascii="Times New Roman" w:cs="Times New Roman" w:eastAsia="Times New Roman" w:hAnsi="Times New Roman"/>
-          <w:i w:val="1"/>
-          <w:color w:val="ff0000"/>
-          <w:sz w:val="24"/>
-          <w:szCs w:val="24"/>
-          <w:rtl w:val="0"/>
-        </w:rPr>
         <w:t xml:space="preserve">Священник читає молитву:</w:t>
       </w:r>
       <w:r>
@@ -5191,21 +5167,17 @@
       </w:pPr>
       <w:r>
         <w:rPr>
-          <w:rFonts w:ascii="Times New Roman" w:cs="Times New Roman" w:eastAsia="Times New Roman" w:hAnsi="Times New Roman"/>
-          <w:i w:val="1"/>
-          <w:color w:val="ff0000"/>
-          <w:sz w:val="24"/>
-          <w:szCs w:val="24"/>
-          <w:rtl w:val="0"/>
-        </w:rPr>
-        <w:t xml:space="preserve">Священник:</w:t>
-      </w:r>
-      <w:r>
-        <w:rPr>
-          <w:rFonts w:ascii="Times New Roman" w:cs="Times New Roman" w:eastAsia="Times New Roman" w:hAnsi="Times New Roman"/>
-          <w:sz w:val="24"/>
-          <w:szCs w:val="24"/>
-          <w:rtl w:val="0"/>
+          <w:rFonts w:ascii="Times New Roman" w:hAnsi="Times New Roman"/>
+          <w:i/>
+          <w:color w:val="FF0000"/>
+          <w:sz w:val="24"/>
+        </w:rPr>
+        <w:t>Священник:</w:t>
+      </w:r>
+      <w:r>
+        <w:rPr>
+          <w:rFonts w:ascii="Times New Roman" w:hAnsi="Times New Roman"/>
+          <w:sz w:val="24"/>
         </w:rPr>
         <w:t xml:space="preserve"> Нехай буде влада царства Твого благословенна і дуже прославлена: Отця, і Сина, і Святого Духа, нині і повсякчас, і на віки віків.</w:t>
       </w:r>
@@ -5822,21 +5794,17 @@
       </w:pPr>
       <w:r>
         <w:rPr>
-          <w:rFonts w:ascii="Times New Roman" w:cs="Times New Roman" w:eastAsia="Times New Roman" w:hAnsi="Times New Roman"/>
-          <w:i w:val="1"/>
-          <w:color w:val="ff0000"/>
-          <w:sz w:val="24"/>
-          <w:szCs w:val="24"/>
-          <w:rtl w:val="0"/>
-        </w:rPr>
-        <w:t xml:space="preserve">Священник:</w:t>
-      </w:r>
-      <w:r>
-        <w:rPr>
-          <w:rFonts w:ascii="Times New Roman" w:cs="Times New Roman" w:eastAsia="Times New Roman" w:hAnsi="Times New Roman"/>
-          <w:sz w:val="24"/>
-          <w:szCs w:val="24"/>
-          <w:rtl w:val="0"/>
+          <w:rFonts w:ascii="Times New Roman" w:hAnsi="Times New Roman"/>
+          <w:i/>
+          <w:color w:val="FF0000"/>
+          <w:sz w:val="24"/>
+        </w:rPr>
+        <w:t>Священник:</w:t>
+      </w:r>
+      <w:r>
+        <w:rPr>
+          <w:rFonts w:ascii="Times New Roman" w:hAnsi="Times New Roman"/>
+          <w:sz w:val="24"/>
         </w:rPr>
         <w:t xml:space="preserve"> Бо Твоє є царство, і сила, і слава, Отця, і Сина, і Святого Духа, нині, і повсякчас, і на віки віків.</w:t>
       </w:r>
@@ -6531,21 +6499,17 @@
       </w:pPr>
       <w:r>
         <w:rPr>
-          <w:rFonts w:ascii="Times New Roman" w:cs="Times New Roman" w:eastAsia="Times New Roman" w:hAnsi="Times New Roman"/>
-          <w:i w:val="1"/>
-          <w:color w:val="ff0000"/>
-          <w:sz w:val="24"/>
-          <w:szCs w:val="24"/>
-          <w:rtl w:val="0"/>
-        </w:rPr>
-        <w:t xml:space="preserve">Священник:</w:t>
-      </w:r>
-      <w:r>
-        <w:rPr>
-          <w:rFonts w:ascii="Times New Roman" w:cs="Times New Roman" w:eastAsia="Times New Roman" w:hAnsi="Times New Roman"/>
-          <w:sz w:val="24"/>
-          <w:szCs w:val="24"/>
-          <w:rtl w:val="0"/>
+          <w:rFonts w:ascii="Times New Roman" w:hAnsi="Times New Roman"/>
+          <w:i/>
+          <w:color w:val="FF0000"/>
+          <w:sz w:val="24"/>
+        </w:rPr>
+        <w:t>Священник:</w:t>
+      </w:r>
+      <w:r>
+        <w:rPr>
+          <w:rFonts w:ascii="Times New Roman" w:hAnsi="Times New Roman"/>
+          <w:sz w:val="24"/>
         </w:rPr>
         <w:t xml:space="preserve"> Бо милостивий і людинолюбний Бог єси, і Тобі славу возсилаємо, Отцю, і Сину, і Святому Духові, нині, і повсякчас, і на віки віків.</w:t>
       </w:r>
@@ -6679,6 +6643,32 @@
       </w:pPr>
       <w:r>
         <w:rPr>
+          <w:rFonts w:ascii="Times New Roman" w:hAnsi="Times New Roman"/>
+          <w:i/>
+          <w:color w:val="FF0000"/>
+          <w:sz w:val="24"/>
+        </w:rPr>
+        <w:t>Священник:</w:t>
+      </w:r>
+      <w:r>
+        <w:rPr>
+          <w:rFonts w:ascii="Times New Roman" w:hAnsi="Times New Roman"/>
+          <w:sz w:val="24"/>
+        </w:rPr>
+        <w:t xml:space="preserve"> Сла́ва Тобі́, Хри́сте Бо́же, упова́ння на́ше, сла́ва Тобі́!</w:t>
+      </w:r>
+    </w:p>
+    <w:p>
+      <w:pPr>
+        <w:spacing w:after="120" w:line="240" w:lineRule="auto"/>
+        <w:rPr>
+          <w:rFonts w:ascii="Times New Roman" w:cs="Times New Roman" w:eastAsia="Times New Roman" w:hAnsi="Times New Roman"/>
+          <w:sz w:val="24"/>
+          <w:szCs w:val="24"/>
+        </w:rPr>
+      </w:pPr>
+      <w:r>
+        <w:rPr>
           <w:rFonts w:ascii="Times New Roman" w:cs="Times New Roman" w:eastAsia="Times New Roman" w:hAnsi="Times New Roman"/>
           <w:i w:val="1"/>
           <w:color w:val="ff0000"/>
@@ -6686,27 +6676,27 @@
           <w:szCs w:val="24"/>
           <w:rtl w:val="0"/>
         </w:rPr>
-        <w:t xml:space="preserve">Священник:</w:t>
-      </w:r>
-      <w:r>
-        <w:rPr>
-          <w:rFonts w:ascii="Times New Roman" w:cs="Times New Roman" w:eastAsia="Times New Roman" w:hAnsi="Times New Roman"/>
-          <w:sz w:val="24"/>
-          <w:szCs w:val="24"/>
-          <w:rtl w:val="0"/>
-        </w:rPr>
-        <w:t xml:space="preserve"> Сла́ва Тобі́, Хри́сте Бо́же, упова́ння на́ше, сла́ва Тобі́!</w:t>
-      </w:r>
-    </w:p>
-    <w:p>
-      <w:pPr>
-        <w:spacing w:after="120" w:line="240" w:lineRule="auto"/>
-        <w:rPr>
-          <w:rFonts w:ascii="Times New Roman" w:cs="Times New Roman" w:eastAsia="Times New Roman" w:hAnsi="Times New Roman"/>
-          <w:sz w:val="24"/>
-          <w:szCs w:val="24"/>
-        </w:rPr>
-      </w:pPr>
+        <w:t xml:space="preserve">Вірні:</w:t>
+      </w:r>
+      <w:r>
+        <w:rPr>
+          <w:rFonts w:ascii="Times New Roman" w:cs="Times New Roman" w:eastAsia="Times New Roman" w:hAnsi="Times New Roman"/>
+          <w:color w:val="ff0000"/>
+          <w:sz w:val="24"/>
+          <w:szCs w:val="24"/>
+          <w:rtl w:val="0"/>
+        </w:rPr>
+        <w:t xml:space="preserve"> </w:t>
+      </w:r>
+      <w:r>
+        <w:rPr>
+          <w:rFonts w:ascii="Times New Roman" w:cs="Times New Roman" w:eastAsia="Times New Roman" w:hAnsi="Times New Roman"/>
+          <w:sz w:val="24"/>
+          <w:szCs w:val="24"/>
+          <w:rtl w:val="0"/>
+        </w:rPr>
+        <w:t xml:space="preserve">Сла́ва Отцю́, і Си́ну, і Свято́му Ду́хові, і ни́ні, і повсякча́с, і на ві́ки вікі́в. Амі́нь. Го́споди, поми́луй. </w:t>
+      </w:r>
       <w:r>
         <w:rPr>
           <w:rFonts w:ascii="Times New Roman" w:cs="Times New Roman" w:eastAsia="Times New Roman" w:hAnsi="Times New Roman"/>
@@ -6716,36 +6706,6 @@
           <w:szCs w:val="24"/>
           <w:rtl w:val="0"/>
         </w:rPr>
-        <w:t xml:space="preserve">Вірні:</w:t>
-      </w:r>
-      <w:r>
-        <w:rPr>
-          <w:rFonts w:ascii="Times New Roman" w:cs="Times New Roman" w:eastAsia="Times New Roman" w:hAnsi="Times New Roman"/>
-          <w:color w:val="ff0000"/>
-          <w:sz w:val="24"/>
-          <w:szCs w:val="24"/>
-          <w:rtl w:val="0"/>
-        </w:rPr>
-        <w:t xml:space="preserve"> </w:t>
-      </w:r>
-      <w:r>
-        <w:rPr>
-          <w:rFonts w:ascii="Times New Roman" w:cs="Times New Roman" w:eastAsia="Times New Roman" w:hAnsi="Times New Roman"/>
-          <w:sz w:val="24"/>
-          <w:szCs w:val="24"/>
-          <w:rtl w:val="0"/>
-        </w:rPr>
-        <w:t xml:space="preserve">Сла́ва Отцю́, і Си́ну, і Свято́му Ду́хові, і ни́ні, і повсякча́с, і на ві́ки вікі́в. Амі́нь. Го́споди, поми́луй. </w:t>
-      </w:r>
-      <w:r>
-        <w:rPr>
-          <w:rFonts w:ascii="Times New Roman" w:cs="Times New Roman" w:eastAsia="Times New Roman" w:hAnsi="Times New Roman"/>
-          <w:i w:val="1"/>
-          <w:color w:val="ff0000"/>
-          <w:sz w:val="24"/>
-          <w:szCs w:val="24"/>
-          <w:rtl w:val="0"/>
-        </w:rPr>
         <w:t xml:space="preserve">(3 р.)</w:t>
       </w:r>
       <w:r>
@@ -6760,82 +6720,39 @@
     </w:p>
     <w:p>
       <w:pPr>
-        <w:spacing w:after="120" w:line="240" w:lineRule="auto"/>
-        <w:jc w:val="both"/>
-        <w:rPr>
-          <w:rFonts w:ascii="Times New Roman" w:cs="Times New Roman" w:eastAsia="Times New Roman" w:hAnsi="Times New Roman"/>
-          <w:sz w:val="24"/>
-          <w:szCs w:val="24"/>
-        </w:rPr>
-      </w:pPr>
-      <w:r>
-        <w:rPr>
-          <w:rFonts w:ascii="Times New Roman" w:cs="Times New Roman" w:eastAsia="Times New Roman" w:hAnsi="Times New Roman"/>
-          <w:i w:val="1"/>
-          <w:color w:val="ff0000"/>
-          <w:sz w:val="24"/>
-          <w:szCs w:val="24"/>
-          <w:rtl w:val="0"/>
-        </w:rPr>
-        <w:t xml:space="preserve">Священик:</w:t>
-      </w:r>
-      <w:r>
-        <w:rPr>
-          <w:rFonts w:ascii="Times New Roman" w:cs="Times New Roman" w:eastAsia="Times New Roman" w:hAnsi="Times New Roman"/>
-          <w:color w:val="ff0000"/>
-          <w:sz w:val="24"/>
-          <w:szCs w:val="24"/>
-          <w:rtl w:val="0"/>
-        </w:rPr>
-        <w:t xml:space="preserve"> </w:t>
-      </w:r>
-      <w:r>
-        <w:rPr>
-          <w:rFonts w:ascii="Times New Roman" w:cs="Times New Roman" w:eastAsia="Times New Roman" w:hAnsi="Times New Roman"/>
-          <w:sz w:val="24"/>
-          <w:szCs w:val="24"/>
-          <w:rtl w:val="0"/>
-        </w:rPr>
-        <w:t xml:space="preserve">Христос, істинний Бог наш, молитвами пречистої своєї Матері, святих, славних і всехвальних апостолів, і святого (</w:t>
-      </w:r>
-      <w:r>
-        <w:rPr>
-          <w:rFonts w:ascii="Times New Roman" w:cs="Times New Roman" w:eastAsia="Times New Roman" w:hAnsi="Times New Roman"/>
-          <w:i w:val="1"/>
-          <w:color w:val="ff0000"/>
-          <w:sz w:val="24"/>
-          <w:szCs w:val="24"/>
-          <w:rtl w:val="0"/>
-        </w:rPr>
-        <w:t xml:space="preserve">ім'я, якого є храм</w:t>
-      </w:r>
-      <w:r>
-        <w:rPr>
-          <w:rFonts w:ascii="Times New Roman" w:cs="Times New Roman" w:eastAsia="Times New Roman" w:hAnsi="Times New Roman"/>
-          <w:sz w:val="24"/>
-          <w:szCs w:val="24"/>
-          <w:rtl w:val="0"/>
-        </w:rPr>
-        <w:t xml:space="preserve">), і святого </w:t>
-      </w:r>
-      <w:r>
-        <w:rPr>
-          <w:rFonts w:ascii="Times New Roman" w:cs="Times New Roman" w:eastAsia="Times New Roman" w:hAnsi="Times New Roman"/>
-          <w:color w:val="000000"/>
-          <w:sz w:val="24"/>
-          <w:szCs w:val="24"/>
-          <w:rtl w:val="0"/>
-        </w:rPr>
-        <w:t xml:space="preserve">священномученика Ігнатія Богоносця</w:t>
-      </w:r>
-      <w:r>
-        <w:rPr>
-          <w:rFonts w:ascii="Times New Roman" w:cs="Times New Roman" w:eastAsia="Times New Roman" w:hAnsi="Times New Roman"/>
-          <w:sz w:val="24"/>
-          <w:szCs w:val="24"/>
-          <w:rtl w:val="0"/>
-        </w:rPr>
-        <w:t xml:space="preserve">, і всіх святих, помилує і спасе нас, як благий і чоловіколюбець.</w:t>
+        <w:spacing w:after="120"/>
+      </w:pPr>
+      <w:r>
+        <w:rPr>
+          <w:rFonts w:ascii="Times New Roman" w:hAnsi="Times New Roman"/>
+          <w:i/>
+          <w:color w:val="FF0000"/>
+          <w:sz w:val="24"/>
+        </w:rPr>
+        <w:t>Священник:</w:t>
+      </w:r>
+      <w:r>
+        <w:rPr>
+          <w:rFonts w:ascii="Times New Roman" w:hAnsi="Times New Roman"/>
+          <w:sz w:val="24"/>
+        </w:rPr>
+        <w:t xml:space="preserve"> Христос, істинний Бог наш - молитвами пречистої Своєї Матері, силою чесного і животворчого хреста, заступництвом святих славних і всехвальних апостолів, і святого, </w:t>
+      </w:r>
+      <w:r>
+        <w:rPr>
+          <w:rFonts w:ascii="Times New Roman" w:hAnsi="Times New Roman"/>
+          <w:i/>
+          <w:color w:val="FF0000"/>
+          <w:sz w:val="24"/>
+        </w:rPr>
+        <w:t>якого є храм</w:t>
+      </w:r>
+      <w:r>
+        <w:rPr>
+          <w:rFonts w:ascii="Times New Roman" w:hAnsi="Times New Roman"/>
+          <w:sz w:val="24"/>
+        </w:rPr>
+        <w:t>,  і святого священномученика Ігнатія Богоносця, і всіх святих - помилує і спасе нас як благий і людинолюбний.</w:t>
       </w:r>
     </w:p>
     <w:p>
@@ -7019,21 +6936,17 @@
       </w:pPr>
       <w:r>
         <w:rPr>
-          <w:rFonts w:ascii="Times New Roman" w:cs="Times New Roman" w:eastAsia="Times New Roman" w:hAnsi="Times New Roman"/>
-          <w:i w:val="1"/>
-          <w:color w:val="ff0000"/>
-          <w:sz w:val="24"/>
-          <w:szCs w:val="24"/>
-          <w:rtl w:val="0"/>
-        </w:rPr>
-        <w:t xml:space="preserve">Священник:</w:t>
-      </w:r>
-      <w:r>
-        <w:rPr>
-          <w:rFonts w:ascii="Times New Roman" w:cs="Times New Roman" w:eastAsia="Times New Roman" w:hAnsi="Times New Roman"/>
-          <w:sz w:val="24"/>
-          <w:szCs w:val="24"/>
-          <w:rtl w:val="0"/>
+          <w:rFonts w:ascii="Times New Roman" w:hAnsi="Times New Roman"/>
+          <w:i/>
+          <w:color w:val="FF0000"/>
+          <w:sz w:val="24"/>
+        </w:rPr>
+        <w:t>Священник:</w:t>
+      </w:r>
+      <w:r>
+        <w:rPr>
+          <w:rFonts w:ascii="Times New Roman" w:hAnsi="Times New Roman"/>
+          <w:sz w:val="24"/>
         </w:rPr>
         <w:t xml:space="preserve"> Слава святій, одноістотній, животворчій і нероздільній Тройці, завжди, нині і повсякчас, і на віки віків.</w:t>
       </w:r>
@@ -11184,21 +11097,17 @@
       </w:pPr>
       <w:r>
         <w:rPr>
-          <w:rFonts w:ascii="Times New Roman" w:cs="Times New Roman" w:eastAsia="Times New Roman" w:hAnsi="Times New Roman"/>
-          <w:i w:val="1"/>
-          <w:color w:val="ff0000"/>
-          <w:sz w:val="24"/>
-          <w:szCs w:val="24"/>
-          <w:rtl w:val="0"/>
-        </w:rPr>
-        <w:t xml:space="preserve">Священник:</w:t>
-      </w:r>
-      <w:r>
-        <w:rPr>
-          <w:rFonts w:ascii="Times New Roman" w:cs="Times New Roman" w:eastAsia="Times New Roman" w:hAnsi="Times New Roman"/>
-          <w:sz w:val="24"/>
-          <w:szCs w:val="24"/>
-          <w:rtl w:val="0"/>
+          <w:rFonts w:ascii="Times New Roman" w:hAnsi="Times New Roman"/>
+          <w:i/>
+          <w:color w:val="FF0000"/>
+          <w:sz w:val="24"/>
+        </w:rPr>
+        <w:t>Священник:</w:t>
+      </w:r>
+      <w:r>
+        <w:rPr>
+          <w:rFonts w:ascii="Times New Roman" w:hAnsi="Times New Roman"/>
+          <w:sz w:val="24"/>
         </w:rPr>
         <w:t xml:space="preserve"> Бо Тобі належить усяка слава, честь і поклоніння, Отцю, і Сину, і Святому Духові, нині, і повсякчас, і на віки віків.</w:t>
       </w:r>
@@ -11964,21 +11873,17 @@
       </w:pPr>
       <w:r>
         <w:rPr>
-          <w:rFonts w:ascii="Times New Roman" w:cs="Times New Roman" w:eastAsia="Times New Roman" w:hAnsi="Times New Roman"/>
-          <w:i w:val="1"/>
-          <w:color w:val="ff0000"/>
-          <w:sz w:val="24"/>
-          <w:szCs w:val="24"/>
-          <w:rtl w:val="0"/>
-        </w:rPr>
-        <w:t xml:space="preserve">Священник:</w:t>
-      </w:r>
-      <w:r>
-        <w:rPr>
-          <w:rFonts w:ascii="Times New Roman" w:cs="Times New Roman" w:eastAsia="Times New Roman" w:hAnsi="Times New Roman"/>
-          <w:sz w:val="24"/>
-          <w:szCs w:val="24"/>
-          <w:rtl w:val="0"/>
+          <w:rFonts w:ascii="Times New Roman" w:hAnsi="Times New Roman"/>
+          <w:i/>
+          <w:color w:val="FF0000"/>
+          <w:sz w:val="24"/>
+        </w:rPr>
+        <w:t>Священник:</w:t>
+      </w:r>
+      <w:r>
+        <w:rPr>
+          <w:rFonts w:ascii="Times New Roman" w:hAnsi="Times New Roman"/>
+          <w:sz w:val="24"/>
         </w:rPr>
         <w:t xml:space="preserve"> Бо Твоя є влада і Твоє є царство, і сила, і слава, Отця, і Сина, і Святого Духа, нині, і повсякчас, і на віки віків.</w:t>
       </w:r>
@@ -12386,21 +12291,17 @@
       </w:pPr>
       <w:r>
         <w:rPr>
-          <w:rFonts w:ascii="Times New Roman" w:cs="Times New Roman" w:eastAsia="Times New Roman" w:hAnsi="Times New Roman"/>
-          <w:i w:val="1"/>
-          <w:color w:val="ff0000"/>
-          <w:sz w:val="24"/>
-          <w:szCs w:val="24"/>
-          <w:rtl w:val="0"/>
-        </w:rPr>
-        <w:t xml:space="preserve">Священник:</w:t>
-      </w:r>
-      <w:r>
-        <w:rPr>
-          <w:rFonts w:ascii="Times New Roman" w:cs="Times New Roman" w:eastAsia="Times New Roman" w:hAnsi="Times New Roman"/>
-          <w:sz w:val="24"/>
-          <w:szCs w:val="24"/>
-          <w:rtl w:val="0"/>
+          <w:rFonts w:ascii="Times New Roman" w:hAnsi="Times New Roman"/>
+          <w:i/>
+          <w:color w:val="FF0000"/>
+          <w:sz w:val="24"/>
+        </w:rPr>
+        <w:t>Священник:</w:t>
+      </w:r>
+      <w:r>
+        <w:rPr>
+          <w:rFonts w:ascii="Times New Roman" w:hAnsi="Times New Roman"/>
+          <w:sz w:val="24"/>
         </w:rPr>
         <w:t xml:space="preserve"> Бо Ти благий і людинолюбний Бог – і Тобі славу возсилаємо, Отцю, і Сину, і Святому Духові, нині, і повсякчас, і на віки віків.</w:t>
       </w:r>
@@ -14467,21 +14368,17 @@
       </w:pPr>
       <w:r>
         <w:rPr>
-          <w:rFonts w:ascii="Times New Roman" w:cs="Times New Roman" w:eastAsia="Times New Roman" w:hAnsi="Times New Roman"/>
-          <w:i w:val="1"/>
-          <w:color w:val="ff0000"/>
-          <w:sz w:val="24"/>
-          <w:szCs w:val="24"/>
-          <w:rtl w:val="0"/>
-        </w:rPr>
-        <w:t xml:space="preserve">Священник:</w:t>
-      </w:r>
-      <w:r>
-        <w:rPr>
-          <w:rFonts w:ascii="Times New Roman" w:cs="Times New Roman" w:eastAsia="Times New Roman" w:hAnsi="Times New Roman"/>
-          <w:sz w:val="24"/>
-          <w:szCs w:val="24"/>
-          <w:rtl w:val="0"/>
+          <w:rFonts w:ascii="Times New Roman" w:hAnsi="Times New Roman"/>
+          <w:i/>
+          <w:color w:val="FF0000"/>
+          <w:sz w:val="24"/>
+        </w:rPr>
+        <w:t>Священник:</w:t>
+      </w:r>
+      <w:r>
+        <w:rPr>
+          <w:rFonts w:ascii="Times New Roman" w:hAnsi="Times New Roman"/>
+          <w:sz w:val="24"/>
         </w:rPr>
         <w:t xml:space="preserve"> Бо Тебе хвалять усі сили небесні і Тобі славу возсилаємо: Отцю, і Сину, і Святому Духові, нині і повсякчас, і на віки віків.</w:t>
       </w:r>
@@ -15382,21 +15279,17 @@
       </w:pPr>
       <w:r>
         <w:rPr>
-          <w:rFonts w:ascii="Times New Roman" w:cs="Times New Roman" w:eastAsia="Times New Roman" w:hAnsi="Times New Roman"/>
-          <w:i w:val="1"/>
-          <w:color w:val="ff0000"/>
-          <w:sz w:val="24"/>
-          <w:szCs w:val="24"/>
-          <w:rtl w:val="0"/>
-        </w:rPr>
-        <w:t xml:space="preserve">Священник:</w:t>
-      </w:r>
-      <w:r>
-        <w:rPr>
-          <w:rFonts w:ascii="Times New Roman" w:cs="Times New Roman" w:eastAsia="Times New Roman" w:hAnsi="Times New Roman"/>
-          <w:sz w:val="24"/>
-          <w:szCs w:val="24"/>
-          <w:rtl w:val="0"/>
+          <w:rFonts w:ascii="Times New Roman" w:hAnsi="Times New Roman"/>
+          <w:i/>
+          <w:color w:val="FF0000"/>
+          <w:sz w:val="24"/>
+        </w:rPr>
+        <w:t>Священник:</w:t>
+      </w:r>
+      <w:r>
+        <w:rPr>
+          <w:rFonts w:ascii="Times New Roman" w:hAnsi="Times New Roman"/>
+          <w:sz w:val="24"/>
         </w:rPr>
         <w:t xml:space="preserve"> Слава тобі, що Світло нам показав!</w:t>
       </w:r>
@@ -16409,6 +16302,33 @@
       </w:pPr>
       <w:r>
         <w:rPr>
+          <w:rFonts w:ascii="Times New Roman" w:hAnsi="Times New Roman"/>
+          <w:i/>
+          <w:color w:val="FF0000"/>
+          <w:sz w:val="24"/>
+        </w:rPr>
+        <w:t>Священник:</w:t>
+      </w:r>
+      <w:r>
+        <w:rPr>
+          <w:rFonts w:ascii="Times New Roman" w:hAnsi="Times New Roman"/>
+          <w:sz w:val="24"/>
+        </w:rPr>
+        <w:t xml:space="preserve"> Бо Ти – Бог милости, ласк і людинолюбности, і Тобі славу возсилаємо, Отцю, і Сину, і Святому Духові, нині, і повсякчас, і на віки віків.</w:t>
+      </w:r>
+    </w:p>
+    <w:p>
+      <w:pPr>
+        <w:spacing w:after="120" w:line="240" w:lineRule="auto"/>
+        <w:jc w:val="both"/>
+        <w:rPr>
+          <w:rFonts w:ascii="Times New Roman" w:cs="Times New Roman" w:eastAsia="Times New Roman" w:hAnsi="Times New Roman"/>
+          <w:sz w:val="24"/>
+          <w:szCs w:val="24"/>
+        </w:rPr>
+      </w:pPr>
+      <w:r>
+        <w:rPr>
           <w:rFonts w:ascii="Times New Roman" w:cs="Times New Roman" w:eastAsia="Times New Roman" w:hAnsi="Times New Roman"/>
           <w:i w:val="1"/>
           <w:color w:val="ff0000"/>
@@ -16416,16 +16336,53 @@
           <w:szCs w:val="24"/>
           <w:rtl w:val="0"/>
         </w:rPr>
-        <w:t xml:space="preserve">Священник:</w:t>
-      </w:r>
-      <w:r>
-        <w:rPr>
-          <w:rFonts w:ascii="Times New Roman" w:cs="Times New Roman" w:eastAsia="Times New Roman" w:hAnsi="Times New Roman"/>
-          <w:sz w:val="24"/>
-          <w:szCs w:val="24"/>
-          <w:rtl w:val="0"/>
-        </w:rPr>
-        <w:t xml:space="preserve"> Бо Ти – Бог милости, ласк і людинолюбности, і Тобі славу возсилаємо, Отцю, і Сину, і Святому Духові, нині, і повсякчас, і на віки віків.</w:t>
+        <w:t xml:space="preserve">Вірні:</w:t>
+      </w:r>
+      <w:r>
+        <w:rPr>
+          <w:rFonts w:ascii="Times New Roman" w:cs="Times New Roman" w:eastAsia="Times New Roman" w:hAnsi="Times New Roman"/>
+          <w:color w:val="ff0000"/>
+          <w:sz w:val="24"/>
+          <w:szCs w:val="24"/>
+          <w:rtl w:val="0"/>
+        </w:rPr>
+        <w:t xml:space="preserve"> </w:t>
+      </w:r>
+      <w:r>
+        <w:rPr>
+          <w:rFonts w:ascii="Times New Roman" w:cs="Times New Roman" w:eastAsia="Times New Roman" w:hAnsi="Times New Roman"/>
+          <w:sz w:val="24"/>
+          <w:szCs w:val="24"/>
+          <w:rtl w:val="0"/>
+        </w:rPr>
+        <w:t xml:space="preserve">Амінь.</w:t>
+      </w:r>
+    </w:p>
+    <w:p>
+      <w:pPr>
+        <w:spacing w:after="120" w:line="240" w:lineRule="auto"/>
+        <w:jc w:val="both"/>
+        <w:rPr>
+          <w:rFonts w:ascii="Times New Roman" w:cs="Times New Roman" w:eastAsia="Times New Roman" w:hAnsi="Times New Roman"/>
+          <w:sz w:val="24"/>
+          <w:szCs w:val="24"/>
+        </w:rPr>
+      </w:pPr>
+      <w:r>
+        <w:rPr>
+          <w:rFonts w:ascii="Times New Roman" w:hAnsi="Times New Roman"/>
+          <w:i/>
+          <w:color w:val="FF0000"/>
+          <w:sz w:val="24"/>
+        </w:rPr>
+        <w:t>Священник:</w:t>
+      </w:r>
+      <w:r>
+        <w:rPr>
+          <w:rFonts w:ascii="Times New Roman" w:hAnsi="Times New Roman"/>
+          <w:sz w:val="24"/>
+        </w:rPr>
+        <w:t xml:space="preserve"> Мир всім.</w:t>
       </w:r>
     </w:p>
     <w:p>
@@ -16466,7 +16423,27 @@
           <w:szCs w:val="24"/>
           <w:rtl w:val="0"/>
         </w:rPr>
-        <w:t xml:space="preserve">Амінь.</w:t>
+        <w:t xml:space="preserve">І духові твоєму.</w:t>
+      </w:r>
+    </w:p>
+    <w:p>
+      <w:pPr>
+        <w:spacing w:after="120" w:line="240" w:lineRule="auto"/>
+        <w:jc w:val="both"/>
+        <w:rPr>
+          <w:rFonts w:ascii="Times New Roman" w:cs="Times New Roman" w:eastAsia="Times New Roman" w:hAnsi="Times New Roman"/>
+          <w:sz w:val="24"/>
+          <w:szCs w:val="24"/>
+        </w:rPr>
+      </w:pPr>
+      <w:r>
+        <w:rPr>
+          <w:rFonts w:ascii="Times New Roman" w:cs="Times New Roman" w:eastAsia="Times New Roman" w:hAnsi="Times New Roman"/>
+          <w:sz w:val="24"/>
+          <w:szCs w:val="24"/>
+          <w:rtl w:val="0"/>
+        </w:rPr>
+        <w:t xml:space="preserve">Голови ваші перед Господом схиліть.</w:t>
       </w:r>
     </w:p>
     <w:p>
@@ -16488,16 +16465,26 @@
           <w:szCs w:val="24"/>
           <w:rtl w:val="0"/>
         </w:rPr>
-        <w:t xml:space="preserve">Священник:</w:t>
-      </w:r>
-      <w:r>
-        <w:rPr>
-          <w:rFonts w:ascii="Times New Roman" w:cs="Times New Roman" w:eastAsia="Times New Roman" w:hAnsi="Times New Roman"/>
-          <w:sz w:val="24"/>
-          <w:szCs w:val="24"/>
-          <w:rtl w:val="0"/>
-        </w:rPr>
-        <w:t xml:space="preserve"> Мир всім.</w:t>
+        <w:t xml:space="preserve">Вірні:</w:t>
+      </w:r>
+      <w:r>
+        <w:rPr>
+          <w:rFonts w:ascii="Times New Roman" w:cs="Times New Roman" w:eastAsia="Times New Roman" w:hAnsi="Times New Roman"/>
+          <w:color w:val="ff0000"/>
+          <w:sz w:val="24"/>
+          <w:szCs w:val="24"/>
+          <w:rtl w:val="0"/>
+        </w:rPr>
+        <w:t xml:space="preserve"> </w:t>
+      </w:r>
+      <w:r>
+        <w:rPr>
+          <w:rFonts w:ascii="Times New Roman" w:cs="Times New Roman" w:eastAsia="Times New Roman" w:hAnsi="Times New Roman"/>
+          <w:sz w:val="24"/>
+          <w:szCs w:val="24"/>
+          <w:rtl w:val="0"/>
+        </w:rPr>
+        <w:t xml:space="preserve">Тобі, Господи.</w:t>
       </w:r>
     </w:p>
     <w:p>
@@ -16519,108 +16506,6 @@
           <w:szCs w:val="24"/>
           <w:rtl w:val="0"/>
         </w:rPr>
-        <w:t xml:space="preserve">Вірні:</w:t>
-      </w:r>
-      <w:r>
-        <w:rPr>
-          <w:rFonts w:ascii="Times New Roman" w:cs="Times New Roman" w:eastAsia="Times New Roman" w:hAnsi="Times New Roman"/>
-          <w:color w:val="ff0000"/>
-          <w:sz w:val="24"/>
-          <w:szCs w:val="24"/>
-          <w:rtl w:val="0"/>
-        </w:rPr>
-        <w:t xml:space="preserve"> </w:t>
-      </w:r>
-      <w:r>
-        <w:rPr>
-          <w:rFonts w:ascii="Times New Roman" w:cs="Times New Roman" w:eastAsia="Times New Roman" w:hAnsi="Times New Roman"/>
-          <w:sz w:val="24"/>
-          <w:szCs w:val="24"/>
-          <w:rtl w:val="0"/>
-        </w:rPr>
-        <w:t xml:space="preserve">І духові твоєму.</w:t>
-      </w:r>
-    </w:p>
-    <w:p>
-      <w:pPr>
-        <w:spacing w:after="120" w:line="240" w:lineRule="auto"/>
-        <w:jc w:val="both"/>
-        <w:rPr>
-          <w:rFonts w:ascii="Times New Roman" w:cs="Times New Roman" w:eastAsia="Times New Roman" w:hAnsi="Times New Roman"/>
-          <w:sz w:val="24"/>
-          <w:szCs w:val="24"/>
-        </w:rPr>
-      </w:pPr>
-      <w:r>
-        <w:rPr>
-          <w:rFonts w:ascii="Times New Roman" w:cs="Times New Roman" w:eastAsia="Times New Roman" w:hAnsi="Times New Roman"/>
-          <w:sz w:val="24"/>
-          <w:szCs w:val="24"/>
-          <w:rtl w:val="0"/>
-        </w:rPr>
-        <w:t xml:space="preserve">Голови ваші перед Господом схиліть.</w:t>
-      </w:r>
-    </w:p>
-    <w:p>
-      <w:pPr>
-        <w:spacing w:after="120" w:line="240" w:lineRule="auto"/>
-        <w:jc w:val="both"/>
-        <w:rPr>
-          <w:rFonts w:ascii="Times New Roman" w:cs="Times New Roman" w:eastAsia="Times New Roman" w:hAnsi="Times New Roman"/>
-          <w:sz w:val="24"/>
-          <w:szCs w:val="24"/>
-        </w:rPr>
-      </w:pPr>
-      <w:r>
-        <w:rPr>
-          <w:rFonts w:ascii="Times New Roman" w:cs="Times New Roman" w:eastAsia="Times New Roman" w:hAnsi="Times New Roman"/>
-          <w:i w:val="1"/>
-          <w:color w:val="ff0000"/>
-          <w:sz w:val="24"/>
-          <w:szCs w:val="24"/>
-          <w:rtl w:val="0"/>
-        </w:rPr>
-        <w:t xml:space="preserve">Вірні:</w:t>
-      </w:r>
-      <w:r>
-        <w:rPr>
-          <w:rFonts w:ascii="Times New Roman" w:cs="Times New Roman" w:eastAsia="Times New Roman" w:hAnsi="Times New Roman"/>
-          <w:color w:val="ff0000"/>
-          <w:sz w:val="24"/>
-          <w:szCs w:val="24"/>
-          <w:rtl w:val="0"/>
-        </w:rPr>
-        <w:t xml:space="preserve"> </w:t>
-      </w:r>
-      <w:r>
-        <w:rPr>
-          <w:rFonts w:ascii="Times New Roman" w:cs="Times New Roman" w:eastAsia="Times New Roman" w:hAnsi="Times New Roman"/>
-          <w:sz w:val="24"/>
-          <w:szCs w:val="24"/>
-          <w:rtl w:val="0"/>
-        </w:rPr>
-        <w:t xml:space="preserve">Тобі, Господи.</w:t>
-      </w:r>
-    </w:p>
-    <w:p>
-      <w:pPr>
-        <w:spacing w:after="120" w:line="240" w:lineRule="auto"/>
-        <w:jc w:val="both"/>
-        <w:rPr>
-          <w:rFonts w:ascii="Times New Roman" w:cs="Times New Roman" w:eastAsia="Times New Roman" w:hAnsi="Times New Roman"/>
-          <w:sz w:val="24"/>
-          <w:szCs w:val="24"/>
-        </w:rPr>
-      </w:pPr>
-      <w:r>
-        <w:rPr>
-          <w:rFonts w:ascii="Times New Roman" w:cs="Times New Roman" w:eastAsia="Times New Roman" w:hAnsi="Times New Roman"/>
-          <w:i w:val="1"/>
-          <w:color w:val="ff0000"/>
-          <w:sz w:val="24"/>
-          <w:szCs w:val="24"/>
-          <w:rtl w:val="0"/>
-        </w:rPr>
         <w:t xml:space="preserve">Священник читає молитву:</w:t>
       </w:r>
       <w:r>
@@ -16644,21 +16529,17 @@
       </w:pPr>
       <w:r>
         <w:rPr>
-          <w:rFonts w:ascii="Times New Roman" w:cs="Times New Roman" w:eastAsia="Times New Roman" w:hAnsi="Times New Roman"/>
-          <w:i w:val="1"/>
-          <w:color w:val="ff0000"/>
-          <w:sz w:val="24"/>
-          <w:szCs w:val="24"/>
-          <w:rtl w:val="0"/>
-        </w:rPr>
-        <w:t xml:space="preserve">Священник:</w:t>
-      </w:r>
-      <w:r>
-        <w:rPr>
-          <w:rFonts w:ascii="Times New Roman" w:cs="Times New Roman" w:eastAsia="Times New Roman" w:hAnsi="Times New Roman"/>
-          <w:sz w:val="24"/>
-          <w:szCs w:val="24"/>
-          <w:rtl w:val="0"/>
+          <w:rFonts w:ascii="Times New Roman" w:hAnsi="Times New Roman"/>
+          <w:i/>
+          <w:color w:val="FF0000"/>
+          <w:sz w:val="24"/>
+        </w:rPr>
+        <w:t>Священник:</w:t>
+      </w:r>
+      <w:r>
+        <w:rPr>
+          <w:rFonts w:ascii="Times New Roman" w:hAnsi="Times New Roman"/>
+          <w:sz w:val="24"/>
         </w:rPr>
         <w:t xml:space="preserve"> Бо до Тебе належить милувати і спасати нас, Боже наш, і Тобі славу возсилаємо, Отцю, і Сину, і Святому Духові, нині, і повсякчас, і на віки віків.</w:t>
       </w:r>
@@ -17189,21 +17070,17 @@
       </w:pPr>
       <w:r>
         <w:rPr>
-          <w:rFonts w:ascii="Times New Roman" w:cs="Times New Roman" w:eastAsia="Times New Roman" w:hAnsi="Times New Roman"/>
-          <w:i w:val="1"/>
-          <w:color w:val="ff0000"/>
-          <w:sz w:val="24"/>
-          <w:szCs w:val="24"/>
-          <w:rtl w:val="0"/>
-        </w:rPr>
-        <w:t xml:space="preserve">Священник:</w:t>
-      </w:r>
-      <w:r>
-        <w:rPr>
-          <w:rFonts w:ascii="Times New Roman" w:cs="Times New Roman" w:eastAsia="Times New Roman" w:hAnsi="Times New Roman"/>
-          <w:sz w:val="24"/>
-          <w:szCs w:val="24"/>
-          <w:rtl w:val="0"/>
+          <w:rFonts w:ascii="Times New Roman" w:hAnsi="Times New Roman"/>
+          <w:i/>
+          <w:color w:val="FF0000"/>
+          <w:sz w:val="24"/>
+        </w:rPr>
+        <w:t>Священник:</w:t>
+      </w:r>
+      <w:r>
+        <w:rPr>
+          <w:rFonts w:ascii="Times New Roman" w:hAnsi="Times New Roman"/>
+          <w:sz w:val="24"/>
         </w:rPr>
         <w:t xml:space="preserve"> Бо Твоє є царство, і сила, і слава, Отця, і Сина, і Святого Духа, нині, і повсякчас, і на віки віків.</w:t>
       </w:r>
@@ -17781,21 +17658,17 @@
       </w:pPr>
       <w:r>
         <w:rPr>
-          <w:rFonts w:ascii="Times New Roman" w:cs="Times New Roman" w:eastAsia="Times New Roman" w:hAnsi="Times New Roman"/>
-          <w:i w:val="1"/>
-          <w:color w:val="ff0000"/>
-          <w:sz w:val="24"/>
-          <w:szCs w:val="24"/>
-          <w:rtl w:val="0"/>
-        </w:rPr>
-        <w:t xml:space="preserve">Священник:</w:t>
-      </w:r>
-      <w:r>
-        <w:rPr>
-          <w:rFonts w:ascii="Times New Roman" w:cs="Times New Roman" w:eastAsia="Times New Roman" w:hAnsi="Times New Roman"/>
-          <w:sz w:val="24"/>
-          <w:szCs w:val="24"/>
-          <w:rtl w:val="0"/>
+          <w:rFonts w:ascii="Times New Roman" w:hAnsi="Times New Roman"/>
+          <w:i/>
+          <w:color w:val="FF0000"/>
+          <w:sz w:val="24"/>
+        </w:rPr>
+        <w:t>Священник:</w:t>
+      </w:r>
+      <w:r>
+        <w:rPr>
+          <w:rFonts w:ascii="Times New Roman" w:hAnsi="Times New Roman"/>
+          <w:sz w:val="24"/>
         </w:rPr>
         <w:t xml:space="preserve"> Бо милостивий і людинолюбний Бог єси, і Тобі славу возсилаємо, Отцю, і Сину, і Святому Духові, нині, і повсякчас, і на віки віків.</w:t>
       </w:r>
@@ -17944,6 +17817,32 @@
       </w:pPr>
       <w:r>
         <w:rPr>
+          <w:rFonts w:ascii="Times New Roman" w:hAnsi="Times New Roman"/>
+          <w:i/>
+          <w:color w:val="FF0000"/>
+          <w:sz w:val="24"/>
+        </w:rPr>
+        <w:t>Священник:</w:t>
+      </w:r>
+      <w:r>
+        <w:rPr>
+          <w:rFonts w:ascii="Times New Roman" w:hAnsi="Times New Roman"/>
+          <w:sz w:val="24"/>
+        </w:rPr>
+        <w:t xml:space="preserve"> Сла́ва Тобі́, Хри́сте Бо́же, упова́ння на́ше, сла́ва Тобі́!</w:t>
+      </w:r>
+    </w:p>
+    <w:p>
+      <w:pPr>
+        <w:spacing w:after="120" w:line="240" w:lineRule="auto"/>
+        <w:rPr>
+          <w:rFonts w:ascii="Times New Roman" w:cs="Times New Roman" w:eastAsia="Times New Roman" w:hAnsi="Times New Roman"/>
+          <w:sz w:val="24"/>
+          <w:szCs w:val="24"/>
+        </w:rPr>
+      </w:pPr>
+      <w:r>
+        <w:rPr>
           <w:rFonts w:ascii="Times New Roman" w:cs="Times New Roman" w:eastAsia="Times New Roman" w:hAnsi="Times New Roman"/>
           <w:i w:val="1"/>
           <w:color w:val="ff0000"/>
@@ -17951,27 +17850,27 @@
           <w:szCs w:val="24"/>
           <w:rtl w:val="0"/>
         </w:rPr>
-        <w:t xml:space="preserve">Священник:</w:t>
-      </w:r>
-      <w:r>
-        <w:rPr>
-          <w:rFonts w:ascii="Times New Roman" w:cs="Times New Roman" w:eastAsia="Times New Roman" w:hAnsi="Times New Roman"/>
-          <w:sz w:val="24"/>
-          <w:szCs w:val="24"/>
-          <w:rtl w:val="0"/>
-        </w:rPr>
-        <w:t xml:space="preserve"> Сла́ва Тобі́, Хри́сте Бо́же, упова́ння на́ше, сла́ва Тобі́!</w:t>
-      </w:r>
-    </w:p>
-    <w:p>
-      <w:pPr>
-        <w:spacing w:after="120" w:line="240" w:lineRule="auto"/>
-        <w:rPr>
-          <w:rFonts w:ascii="Times New Roman" w:cs="Times New Roman" w:eastAsia="Times New Roman" w:hAnsi="Times New Roman"/>
-          <w:sz w:val="24"/>
-          <w:szCs w:val="24"/>
-        </w:rPr>
-      </w:pPr>
+        <w:t xml:space="preserve">Вірні:</w:t>
+      </w:r>
+      <w:r>
+        <w:rPr>
+          <w:rFonts w:ascii="Times New Roman" w:cs="Times New Roman" w:eastAsia="Times New Roman" w:hAnsi="Times New Roman"/>
+          <w:color w:val="ff0000"/>
+          <w:sz w:val="24"/>
+          <w:szCs w:val="24"/>
+          <w:rtl w:val="0"/>
+        </w:rPr>
+        <w:t xml:space="preserve"> </w:t>
+      </w:r>
+      <w:r>
+        <w:rPr>
+          <w:rFonts w:ascii="Times New Roman" w:cs="Times New Roman" w:eastAsia="Times New Roman" w:hAnsi="Times New Roman"/>
+          <w:sz w:val="24"/>
+          <w:szCs w:val="24"/>
+          <w:rtl w:val="0"/>
+        </w:rPr>
+        <w:t xml:space="preserve">Сла́ва Отцю́, і Си́ну, і Свято́му Ду́хові, і ни́ні, і повсякча́с, і на ві́ки вікі́в. Амі́нь. Го́споди, поми́луй. </w:t>
+      </w:r>
       <w:r>
         <w:rPr>
           <w:rFonts w:ascii="Times New Roman" w:cs="Times New Roman" w:eastAsia="Times New Roman" w:hAnsi="Times New Roman"/>
@@ -17981,36 +17880,6 @@
           <w:szCs w:val="24"/>
           <w:rtl w:val="0"/>
         </w:rPr>
-        <w:t xml:space="preserve">Вірні:</w:t>
-      </w:r>
-      <w:r>
-        <w:rPr>
-          <w:rFonts w:ascii="Times New Roman" w:cs="Times New Roman" w:eastAsia="Times New Roman" w:hAnsi="Times New Roman"/>
-          <w:color w:val="ff0000"/>
-          <w:sz w:val="24"/>
-          <w:szCs w:val="24"/>
-          <w:rtl w:val="0"/>
-        </w:rPr>
-        <w:t xml:space="preserve"> </w:t>
-      </w:r>
-      <w:r>
-        <w:rPr>
-          <w:rFonts w:ascii="Times New Roman" w:cs="Times New Roman" w:eastAsia="Times New Roman" w:hAnsi="Times New Roman"/>
-          <w:sz w:val="24"/>
-          <w:szCs w:val="24"/>
-          <w:rtl w:val="0"/>
-        </w:rPr>
-        <w:t xml:space="preserve">Сла́ва Отцю́, і Си́ну, і Свято́му Ду́хові, і ни́ні, і повсякча́с, і на ві́ки вікі́в. Амі́нь. Го́споди, поми́луй. </w:t>
-      </w:r>
-      <w:r>
-        <w:rPr>
-          <w:rFonts w:ascii="Times New Roman" w:cs="Times New Roman" w:eastAsia="Times New Roman" w:hAnsi="Times New Roman"/>
-          <w:i w:val="1"/>
-          <w:color w:val="ff0000"/>
-          <w:sz w:val="24"/>
-          <w:szCs w:val="24"/>
-          <w:rtl w:val="0"/>
-        </w:rPr>
         <w:t xml:space="preserve">(3 р.)</w:t>
       </w:r>
       <w:r>
@@ -18025,82 +17894,39 @@
     </w:p>
     <w:p>
       <w:pPr>
-        <w:spacing w:after="120" w:line="240" w:lineRule="auto"/>
-        <w:jc w:val="both"/>
-        <w:rPr>
-          <w:rFonts w:ascii="Times New Roman" w:cs="Times New Roman" w:eastAsia="Times New Roman" w:hAnsi="Times New Roman"/>
-          <w:sz w:val="24"/>
-          <w:szCs w:val="24"/>
-        </w:rPr>
-      </w:pPr>
-      <w:r>
-        <w:rPr>
-          <w:rFonts w:ascii="Times New Roman" w:cs="Times New Roman" w:eastAsia="Times New Roman" w:hAnsi="Times New Roman"/>
-          <w:i w:val="1"/>
-          <w:color w:val="ff0000"/>
-          <w:sz w:val="24"/>
-          <w:szCs w:val="24"/>
-          <w:rtl w:val="0"/>
-        </w:rPr>
-        <w:t xml:space="preserve">Священик:</w:t>
-      </w:r>
-      <w:r>
-        <w:rPr>
-          <w:rFonts w:ascii="Times New Roman" w:cs="Times New Roman" w:eastAsia="Times New Roman" w:hAnsi="Times New Roman"/>
-          <w:color w:val="ff0000"/>
-          <w:sz w:val="24"/>
-          <w:szCs w:val="24"/>
-          <w:rtl w:val="0"/>
-        </w:rPr>
-        <w:t xml:space="preserve"> </w:t>
-      </w:r>
-      <w:r>
-        <w:rPr>
-          <w:rFonts w:ascii="Times New Roman" w:cs="Times New Roman" w:eastAsia="Times New Roman" w:hAnsi="Times New Roman"/>
-          <w:sz w:val="24"/>
-          <w:szCs w:val="24"/>
-          <w:rtl w:val="0"/>
-        </w:rPr>
-        <w:t xml:space="preserve">Христос, істинний Бог наш, молитвами пречистої своєї Матері, святих, славних і всехвальних апостолів, і святого (</w:t>
-      </w:r>
-      <w:r>
-        <w:rPr>
-          <w:rFonts w:ascii="Times New Roman" w:cs="Times New Roman" w:eastAsia="Times New Roman" w:hAnsi="Times New Roman"/>
-          <w:i w:val="1"/>
-          <w:color w:val="ff0000"/>
-          <w:sz w:val="24"/>
-          <w:szCs w:val="24"/>
-          <w:rtl w:val="0"/>
-        </w:rPr>
-        <w:t xml:space="preserve">ім'я, якого є храм</w:t>
-      </w:r>
-      <w:r>
-        <w:rPr>
-          <w:rFonts w:ascii="Times New Roman" w:cs="Times New Roman" w:eastAsia="Times New Roman" w:hAnsi="Times New Roman"/>
-          <w:sz w:val="24"/>
-          <w:szCs w:val="24"/>
-          <w:rtl w:val="0"/>
-        </w:rPr>
-        <w:t xml:space="preserve">), і святого </w:t>
-      </w:r>
-      <w:r>
-        <w:rPr>
-          <w:rFonts w:ascii="Times New Roman" w:cs="Times New Roman" w:eastAsia="Times New Roman" w:hAnsi="Times New Roman"/>
-          <w:color w:val="000000"/>
-          <w:sz w:val="24"/>
-          <w:szCs w:val="24"/>
-          <w:rtl w:val="0"/>
-        </w:rPr>
-        <w:t xml:space="preserve">священномученика Ігнатія Богоносця</w:t>
-      </w:r>
-      <w:r>
-        <w:rPr>
-          <w:rFonts w:ascii="Times New Roman" w:cs="Times New Roman" w:eastAsia="Times New Roman" w:hAnsi="Times New Roman"/>
-          <w:sz w:val="24"/>
-          <w:szCs w:val="24"/>
-          <w:rtl w:val="0"/>
-        </w:rPr>
-        <w:t xml:space="preserve">, і всіх святих, помилує і спасе нас, як благий і чоловіколюбець.</w:t>
+        <w:spacing w:after="120"/>
+      </w:pPr>
+      <w:r>
+        <w:rPr>
+          <w:rFonts w:ascii="Times New Roman" w:hAnsi="Times New Roman"/>
+          <w:i/>
+          <w:color w:val="FF0000"/>
+          <w:sz w:val="24"/>
+        </w:rPr>
+        <w:t>Священник:</w:t>
+      </w:r>
+      <w:r>
+        <w:rPr>
+          <w:rFonts w:ascii="Times New Roman" w:hAnsi="Times New Roman"/>
+          <w:sz w:val="24"/>
+        </w:rPr>
+        <w:t xml:space="preserve"> Христос, істинний Бог наш - молитвами пречистої Своєї Матері, силою чесного і животворчого хреста, заступництвом святих славних і всехвальних апостолів, і святого, </w:t>
+      </w:r>
+      <w:r>
+        <w:rPr>
+          <w:rFonts w:ascii="Times New Roman" w:hAnsi="Times New Roman"/>
+          <w:i/>
+          <w:color w:val="FF0000"/>
+          <w:sz w:val="24"/>
+        </w:rPr>
+        <w:t>якого є храм</w:t>
+      </w:r>
+      <w:r>
+        <w:rPr>
+          <w:rFonts w:ascii="Times New Roman" w:hAnsi="Times New Roman"/>
+          <w:sz w:val="24"/>
+        </w:rPr>
+        <w:t>,  і святого священномученика Ігнатія Богоносця, і всіх святих - помилує і спасе нас як благий і людинолюбний.</w:t>
       </w:r>
     </w:p>
     <w:p>

--- a/flow/20230914_vu_template/drafts/2024-12-u/20-ПТ-передсвяття_Різдва_Ігнатія Богоносця.docx
+++ b/flow/20230914_vu_template/drafts/2024-12-u/20-ПТ-передсвяття_Різдва_Ігнатія Богоносця.docx
@@ -3420,42 +3420,305 @@
     </w:p>
     <w:p>
       <w:pPr>
-        <w:spacing w:after="120" w:line="240" w:lineRule="auto"/>
-        <w:jc w:val="both"/>
-        <w:rPr>
-          <w:rFonts w:ascii="Times New Roman" w:eastAsia="Times New Roman" w:hAnsi="Times New Roman" w:cs="Times New Roman"/>
-          <w:sz w:val="24"/>
-          <w:szCs w:val="24"/>
-          <w:u w:val="single"/>
-        </w:rPr>
-      </w:pPr>
-      <w:r>
-        <w:rPr>
-          <w:rFonts w:ascii="Times New Roman" w:eastAsia="Times New Roman" w:hAnsi="Times New Roman" w:cs="Times New Roman"/>
+        <w:spacing w:after="120"/>
+        <w:jc w:val="both"/>
+      </w:pPr>
+      <w:r>
+        <w:rPr>
+          <w:rFonts w:ascii="Times New Roman" w:hAnsi="Times New Roman"/>
           <w:i/>
           <w:color w:val="FF0000"/>
           <w:sz w:val="24"/>
-          <w:szCs w:val="24"/>
-        </w:rPr>
-        <w:t xml:space="preserve">Стих: </w:t>
-      </w:r>
-      <w:r>
-        <w:rPr>
-          <w:rFonts w:ascii="Times New Roman" w:eastAsia="Times New Roman" w:hAnsi="Times New Roman" w:cs="Times New Roman"/>
-          <w:sz w:val="24"/>
-          <w:szCs w:val="24"/>
+        </w:rPr>
+        <w:t>Стих:</w:t>
+      </w:r>
+      <w:r>
+        <w:rPr>
+          <w:rFonts w:ascii="Times New Roman" w:hAnsi="Times New Roman"/>
+          <w:i/>
+          <w:sz w:val="24"/>
+        </w:rPr>
+        <w:t xml:space="preserve"> </w:t>
+      </w:r>
+      <w:r>
+        <w:rPr>
+          <w:rFonts w:ascii="Times New Roman" w:hAnsi="Times New Roman"/>
+          <w:sz w:val="24"/>
           <w:u w:val="single"/>
         </w:rPr>
-        <w:t>Задля імени твого надіюсь на тебе, Госпо</w:t>
-      </w:r>
-      <w:r>
-        <w:rPr>
-          <w:rFonts w:ascii="Times New Roman" w:eastAsia="Times New Roman" w:hAnsi="Times New Roman" w:cs="Times New Roman"/>
-          <w:sz w:val="24"/>
-          <w:szCs w:val="24"/>
+        <w:t>За́для</w:t>
+      </w:r>
+      <w:r>
+        <w:rPr>
+          <w:rFonts w:ascii="Times New Roman" w:hAnsi="Times New Roman"/>
+          <w:sz w:val="24"/>
           <w:u w:val="single"/>
         </w:rPr>
-        <w:t>ди,* надіється душа моя на слово твоє; надіється душа моя на Господа.</w:t>
+        <w:t xml:space="preserve"> </w:t>
+      </w:r>
+      <w:r>
+        <w:rPr>
+          <w:rFonts w:ascii="Times New Roman" w:hAnsi="Times New Roman"/>
+          <w:sz w:val="24"/>
+          <w:u w:val="single"/>
+        </w:rPr>
+        <w:t>І́мени</w:t>
+      </w:r>
+      <w:r>
+        <w:rPr>
+          <w:rFonts w:ascii="Times New Roman" w:hAnsi="Times New Roman"/>
+          <w:sz w:val="24"/>
+          <w:u w:val="single"/>
+        </w:rPr>
+        <w:t xml:space="preserve"> </w:t>
+      </w:r>
+      <w:r>
+        <w:rPr>
+          <w:rFonts w:ascii="Times New Roman" w:hAnsi="Times New Roman"/>
+          <w:sz w:val="24"/>
+          <w:u w:val="single"/>
+        </w:rPr>
+        <w:t>Твого́</w:t>
+      </w:r>
+      <w:r>
+        <w:rPr>
+          <w:rFonts w:ascii="Times New Roman" w:hAnsi="Times New Roman"/>
+          <w:sz w:val="24"/>
+          <w:u w:val="single"/>
+        </w:rPr>
+        <w:t xml:space="preserve"> </w:t>
+      </w:r>
+      <w:r>
+        <w:rPr>
+          <w:rFonts w:ascii="Times New Roman" w:hAnsi="Times New Roman"/>
+          <w:sz w:val="24"/>
+          <w:u w:val="single"/>
+        </w:rPr>
+        <w:t>наді́юсь</w:t>
+      </w:r>
+      <w:r>
+        <w:rPr>
+          <w:rFonts w:ascii="Times New Roman" w:hAnsi="Times New Roman"/>
+          <w:sz w:val="24"/>
+          <w:u w:val="single"/>
+        </w:rPr>
+        <w:t xml:space="preserve"> </w:t>
+      </w:r>
+      <w:r>
+        <w:rPr>
+          <w:rFonts w:ascii="Times New Roman" w:hAnsi="Times New Roman"/>
+          <w:sz w:val="24"/>
+          <w:u w:val="single"/>
+        </w:rPr>
+        <w:t>на</w:t>
+      </w:r>
+      <w:r>
+        <w:rPr>
+          <w:rFonts w:ascii="Times New Roman" w:hAnsi="Times New Roman"/>
+          <w:sz w:val="24"/>
+          <w:u w:val="single"/>
+        </w:rPr>
+        <w:t xml:space="preserve"> </w:t>
+      </w:r>
+      <w:r>
+        <w:rPr>
+          <w:rFonts w:ascii="Times New Roman" w:hAnsi="Times New Roman"/>
+          <w:sz w:val="24"/>
+          <w:u w:val="single"/>
+        </w:rPr>
+        <w:t>Те́бе,</w:t>
+      </w:r>
+      <w:r>
+        <w:rPr>
+          <w:rFonts w:ascii="Times New Roman" w:hAnsi="Times New Roman"/>
+          <w:sz w:val="24"/>
+          <w:u w:val="single"/>
+        </w:rPr>
+        <w:t xml:space="preserve"> </w:t>
+      </w:r>
+      <w:r>
+        <w:rPr>
+          <w:rFonts w:ascii="Times New Roman" w:hAnsi="Times New Roman"/>
+          <w:sz w:val="24"/>
+          <w:u w:val="single"/>
+        </w:rPr>
+        <w:t>Го́споди,</w:t>
+      </w:r>
+      <w:r>
+        <w:rPr>
+          <w:rFonts w:ascii="Times New Roman" w:hAnsi="Times New Roman"/>
+          <w:sz w:val="24"/>
+          <w:u w:val="single"/>
+        </w:rPr>
+        <w:t xml:space="preserve"> </w:t>
+      </w:r>
+      <w:r>
+        <w:rPr>
+          <w:rFonts w:ascii="Times New Roman" w:hAnsi="Times New Roman"/>
+          <w:sz w:val="24"/>
+          <w:u w:val="single"/>
+        </w:rPr>
+        <w:t>наді́ється</w:t>
+      </w:r>
+      <w:r>
+        <w:rPr>
+          <w:rFonts w:ascii="Times New Roman" w:hAnsi="Times New Roman"/>
+          <w:sz w:val="24"/>
+          <w:u w:val="single"/>
+        </w:rPr>
+        <w:t xml:space="preserve"> </w:t>
+      </w:r>
+      <w:r>
+        <w:rPr>
+          <w:rFonts w:ascii="Times New Roman" w:hAnsi="Times New Roman"/>
+          <w:sz w:val="24"/>
+          <w:u w:val="single"/>
+        </w:rPr>
+        <w:t>душа́</w:t>
+      </w:r>
+      <w:r>
+        <w:rPr>
+          <w:rFonts w:ascii="Times New Roman" w:hAnsi="Times New Roman"/>
+          <w:sz w:val="24"/>
+          <w:u w:val="single"/>
+        </w:rPr>
+        <w:t xml:space="preserve"> </w:t>
+      </w:r>
+      <w:r>
+        <w:rPr>
+          <w:rFonts w:ascii="Times New Roman" w:hAnsi="Times New Roman"/>
+          <w:sz w:val="24"/>
+          <w:u w:val="single"/>
+        </w:rPr>
+        <w:t>моя́</w:t>
+      </w:r>
+      <w:r>
+        <w:rPr>
+          <w:rFonts w:ascii="Times New Roman" w:hAnsi="Times New Roman"/>
+          <w:sz w:val="24"/>
+          <w:u w:val="single"/>
+        </w:rPr>
+        <w:t xml:space="preserve"> </w:t>
+      </w:r>
+      <w:r>
+        <w:rPr>
+          <w:rFonts w:ascii="Times New Roman" w:hAnsi="Times New Roman"/>
+          <w:sz w:val="24"/>
+          <w:u w:val="single"/>
+        </w:rPr>
+        <w:t>на</w:t>
+      </w:r>
+      <w:r>
+        <w:rPr>
+          <w:rFonts w:ascii="Times New Roman" w:hAnsi="Times New Roman"/>
+          <w:sz w:val="24"/>
+          <w:u w:val="single"/>
+        </w:rPr>
+        <w:t xml:space="preserve"> </w:t>
+      </w:r>
+      <w:r>
+        <w:rPr>
+          <w:rFonts w:ascii="Times New Roman" w:hAnsi="Times New Roman"/>
+          <w:sz w:val="24"/>
+          <w:u w:val="single"/>
+        </w:rPr>
+        <w:t>сло́во</w:t>
+      </w:r>
+      <w:r>
+        <w:rPr>
+          <w:rFonts w:ascii="Times New Roman" w:hAnsi="Times New Roman"/>
+          <w:sz w:val="24"/>
+          <w:u w:val="single"/>
+        </w:rPr>
+        <w:t xml:space="preserve"> </w:t>
+      </w:r>
+      <w:r>
+        <w:rPr>
+          <w:rFonts w:ascii="Times New Roman" w:hAnsi="Times New Roman"/>
+          <w:sz w:val="24"/>
+          <w:u w:val="single"/>
+        </w:rPr>
+        <w:t>Твоє́;*</w:t>
+      </w:r>
+      <w:r>
+        <w:rPr>
+          <w:rFonts w:ascii="Times New Roman" w:hAnsi="Times New Roman"/>
+          <w:sz w:val="24"/>
+          <w:u w:val="single"/>
+        </w:rPr>
+        <w:t xml:space="preserve"> </w:t>
+      </w:r>
+      <w:r>
+        <w:rPr>
+          <w:rFonts w:ascii="Times New Roman" w:hAnsi="Times New Roman"/>
+          <w:sz w:val="24"/>
+          <w:u w:val="single"/>
+        </w:rPr>
+        <w:t>наді́ється</w:t>
+      </w:r>
+      <w:r>
+        <w:rPr>
+          <w:rFonts w:ascii="Times New Roman" w:hAnsi="Times New Roman"/>
+          <w:sz w:val="24"/>
+          <w:u w:val="single"/>
+        </w:rPr>
+        <w:t xml:space="preserve"> </w:t>
+      </w:r>
+      <w:r>
+        <w:rPr>
+          <w:rFonts w:ascii="Times New Roman" w:hAnsi="Times New Roman"/>
+          <w:sz w:val="24"/>
+          <w:u w:val="single"/>
+        </w:rPr>
+        <w:t>душа́</w:t>
+      </w:r>
+      <w:r>
+        <w:rPr>
+          <w:rFonts w:ascii="Times New Roman" w:hAnsi="Times New Roman"/>
+          <w:sz w:val="24"/>
+          <w:u w:val="single"/>
+        </w:rPr>
+        <w:t xml:space="preserve"> </w:t>
+      </w:r>
+      <w:r>
+        <w:rPr>
+          <w:rFonts w:ascii="Times New Roman" w:hAnsi="Times New Roman"/>
+          <w:sz w:val="24"/>
+          <w:u w:val="single"/>
+        </w:rPr>
+        <w:t>моя́</w:t>
+      </w:r>
+      <w:r>
+        <w:rPr>
+          <w:rFonts w:ascii="Times New Roman" w:hAnsi="Times New Roman"/>
+          <w:sz w:val="24"/>
+          <w:u w:val="single"/>
+        </w:rPr>
+        <w:t xml:space="preserve"> </w:t>
+      </w:r>
+      <w:r>
+        <w:rPr>
+          <w:rFonts w:ascii="Times New Roman" w:hAnsi="Times New Roman"/>
+          <w:sz w:val="24"/>
+          <w:u w:val="single"/>
+        </w:rPr>
+        <w:t>на</w:t>
+      </w:r>
+      <w:r>
+        <w:rPr>
+          <w:rFonts w:ascii="Times New Roman" w:hAnsi="Times New Roman"/>
+          <w:sz w:val="24"/>
+          <w:u w:val="single"/>
+        </w:rPr>
+        <w:t xml:space="preserve"> </w:t>
+      </w:r>
+      <w:r>
+        <w:rPr>
+          <w:rFonts w:ascii="Times New Roman" w:hAnsi="Times New Roman"/>
+          <w:sz w:val="24"/>
+          <w:u w:val="single"/>
+        </w:rPr>
+        <w:t>Го́спода.</w:t>
       </w:r>
     </w:p>
     <w:p>
@@ -3487,51 +3750,225 @@
     </w:p>
     <w:p>
       <w:pPr>
-        <w:spacing w:after="120" w:line="240" w:lineRule="auto"/>
-        <w:jc w:val="both"/>
-        <w:rPr>
-          <w:rFonts w:ascii="Times New Roman" w:eastAsia="Times New Roman" w:hAnsi="Times New Roman" w:cs="Times New Roman"/>
-          <w:sz w:val="24"/>
-          <w:szCs w:val="24"/>
-          <w:u w:val="single"/>
-        </w:rPr>
-      </w:pPr>
-      <w:r>
-        <w:rPr>
-          <w:rFonts w:ascii="Times New Roman" w:eastAsia="Times New Roman" w:hAnsi="Times New Roman" w:cs="Times New Roman"/>
+        <w:spacing w:after="120"/>
+        <w:jc w:val="both"/>
+      </w:pPr>
+      <w:r>
+        <w:rPr>
+          <w:rFonts w:ascii="Times New Roman" w:hAnsi="Times New Roman"/>
           <w:i/>
           <w:color w:val="FF0000"/>
           <w:sz w:val="24"/>
-          <w:szCs w:val="24"/>
         </w:rPr>
         <w:t>Стих:</w:t>
       </w:r>
       <w:r>
         <w:rPr>
-          <w:rFonts w:ascii="Times New Roman" w:eastAsia="Times New Roman" w:hAnsi="Times New Roman" w:cs="Times New Roman"/>
+          <w:rFonts w:ascii="Times New Roman" w:hAnsi="Times New Roman"/>
           <w:i/>
           <w:sz w:val="24"/>
-          <w:szCs w:val="24"/>
         </w:rPr>
         <w:t xml:space="preserve"> </w:t>
       </w:r>
       <w:r>
         <w:rPr>
-          <w:rFonts w:ascii="Times New Roman" w:eastAsia="Times New Roman" w:hAnsi="Times New Roman" w:cs="Times New Roman"/>
-          <w:sz w:val="24"/>
-          <w:szCs w:val="24"/>
+          <w:rFonts w:ascii="Times New Roman" w:hAnsi="Times New Roman"/>
+          <w:sz w:val="24"/>
           <w:u w:val="single"/>
         </w:rPr>
-        <w:t>Від ранньої сторожі до ночі* від ранньої сторожі нехай упов</w:t>
-      </w:r>
-      <w:r>
-        <w:rPr>
-          <w:rFonts w:ascii="Times New Roman" w:eastAsia="Times New Roman" w:hAnsi="Times New Roman" w:cs="Times New Roman"/>
-          <w:sz w:val="24"/>
-          <w:szCs w:val="24"/>
+        <w:t>Від</w:t>
+      </w:r>
+      <w:r>
+        <w:rPr>
+          <w:rFonts w:ascii="Times New Roman" w:hAnsi="Times New Roman"/>
+          <w:sz w:val="24"/>
           <w:u w:val="single"/>
         </w:rPr>
-        <w:t>ає Ізраїль на Господа.</w:t>
+        <w:t xml:space="preserve"> </w:t>
+      </w:r>
+      <w:r>
+        <w:rPr>
+          <w:rFonts w:ascii="Times New Roman" w:hAnsi="Times New Roman"/>
+          <w:sz w:val="24"/>
+          <w:u w:val="single"/>
+        </w:rPr>
+        <w:t>ра́нньої</w:t>
+      </w:r>
+      <w:r>
+        <w:rPr>
+          <w:rFonts w:ascii="Times New Roman" w:hAnsi="Times New Roman"/>
+          <w:sz w:val="24"/>
+          <w:u w:val="single"/>
+        </w:rPr>
+        <w:t xml:space="preserve"> </w:t>
+      </w:r>
+      <w:r>
+        <w:rPr>
+          <w:rFonts w:ascii="Times New Roman" w:hAnsi="Times New Roman"/>
+          <w:sz w:val="24"/>
+          <w:u w:val="single"/>
+        </w:rPr>
+        <w:t>сторо́жі</w:t>
+      </w:r>
+      <w:r>
+        <w:rPr>
+          <w:rFonts w:ascii="Times New Roman" w:hAnsi="Times New Roman"/>
+          <w:sz w:val="24"/>
+          <w:u w:val="single"/>
+        </w:rPr>
+        <w:t xml:space="preserve"> </w:t>
+      </w:r>
+      <w:r>
+        <w:rPr>
+          <w:rFonts w:ascii="Times New Roman" w:hAnsi="Times New Roman"/>
+          <w:sz w:val="24"/>
+          <w:u w:val="single"/>
+        </w:rPr>
+        <w:t>до</w:t>
+      </w:r>
+      <w:r>
+        <w:rPr>
+          <w:rFonts w:ascii="Times New Roman" w:hAnsi="Times New Roman"/>
+          <w:sz w:val="24"/>
+          <w:u w:val="single"/>
+        </w:rPr>
+        <w:t xml:space="preserve"> </w:t>
+      </w:r>
+      <w:r>
+        <w:rPr>
+          <w:rFonts w:ascii="Times New Roman" w:hAnsi="Times New Roman"/>
+          <w:sz w:val="24"/>
+          <w:u w:val="single"/>
+        </w:rPr>
+        <w:t>но́чі</w:t>
+      </w:r>
+      <w:r>
+        <w:rPr>
+          <w:rFonts w:ascii="Times New Roman" w:hAnsi="Times New Roman"/>
+          <w:sz w:val="24"/>
+          <w:u w:val="single"/>
+        </w:rPr>
+        <w:t xml:space="preserve"> </w:t>
+      </w:r>
+      <w:r>
+        <w:rPr>
+          <w:rFonts w:ascii="Times New Roman" w:hAnsi="Times New Roman"/>
+          <w:sz w:val="24"/>
+          <w:u w:val="single"/>
+        </w:rPr>
+        <w:t>від</w:t>
+      </w:r>
+      <w:r>
+        <w:rPr>
+          <w:rFonts w:ascii="Times New Roman" w:hAnsi="Times New Roman"/>
+          <w:sz w:val="24"/>
+          <w:u w:val="single"/>
+        </w:rPr>
+        <w:t xml:space="preserve"> </w:t>
+      </w:r>
+      <w:r>
+        <w:rPr>
+          <w:rFonts w:ascii="Times New Roman" w:hAnsi="Times New Roman"/>
+          <w:sz w:val="24"/>
+          <w:u w:val="single"/>
+        </w:rPr>
+        <w:t>ра́нньої</w:t>
+      </w:r>
+      <w:r>
+        <w:rPr>
+          <w:rFonts w:ascii="Times New Roman" w:hAnsi="Times New Roman"/>
+          <w:sz w:val="24"/>
+          <w:u w:val="single"/>
+        </w:rPr>
+        <w:t xml:space="preserve"> </w:t>
+      </w:r>
+      <w:r>
+        <w:rPr>
+          <w:rFonts w:ascii="Times New Roman" w:hAnsi="Times New Roman"/>
+          <w:sz w:val="24"/>
+          <w:u w:val="single"/>
+        </w:rPr>
+        <w:t>сторо́жі*</w:t>
+      </w:r>
+      <w:r>
+        <w:rPr>
+          <w:rFonts w:ascii="Times New Roman" w:hAnsi="Times New Roman"/>
+          <w:sz w:val="24"/>
+          <w:u w:val="single"/>
+        </w:rPr>
+        <w:t xml:space="preserve"> </w:t>
+      </w:r>
+      <w:r>
+        <w:rPr>
+          <w:rFonts w:ascii="Times New Roman" w:hAnsi="Times New Roman"/>
+          <w:sz w:val="24"/>
+          <w:u w:val="single"/>
+        </w:rPr>
+        <w:t>неха́й</w:t>
+      </w:r>
+      <w:r>
+        <w:rPr>
+          <w:rFonts w:ascii="Times New Roman" w:hAnsi="Times New Roman"/>
+          <w:sz w:val="24"/>
+          <w:u w:val="single"/>
+        </w:rPr>
+        <w:t xml:space="preserve"> </w:t>
+      </w:r>
+      <w:r>
+        <w:rPr>
+          <w:rFonts w:ascii="Times New Roman" w:hAnsi="Times New Roman"/>
+          <w:sz w:val="24"/>
+          <w:u w:val="single"/>
+        </w:rPr>
+        <w:t>упова́є</w:t>
+      </w:r>
+      <w:r>
+        <w:rPr>
+          <w:rFonts w:ascii="Times New Roman" w:hAnsi="Times New Roman"/>
+          <w:sz w:val="24"/>
+          <w:u w:val="single"/>
+        </w:rPr>
+        <w:t xml:space="preserve"> </w:t>
+      </w:r>
+      <w:r>
+        <w:rPr>
+          <w:rFonts w:ascii="Times New Roman" w:hAnsi="Times New Roman"/>
+          <w:sz w:val="24"/>
+          <w:u w:val="single"/>
+        </w:rPr>
+        <w:t>Ізра́їль</w:t>
+      </w:r>
+      <w:r>
+        <w:rPr>
+          <w:rFonts w:ascii="Times New Roman" w:hAnsi="Times New Roman"/>
+          <w:sz w:val="24"/>
+          <w:u w:val="single"/>
+        </w:rPr>
+        <w:t xml:space="preserve"> </w:t>
+      </w:r>
+      <w:r>
+        <w:rPr>
+          <w:rFonts w:ascii="Times New Roman" w:hAnsi="Times New Roman"/>
+          <w:sz w:val="24"/>
+          <w:u w:val="single"/>
+        </w:rPr>
+        <w:t>на</w:t>
+      </w:r>
+      <w:r>
+        <w:rPr>
+          <w:rFonts w:ascii="Times New Roman" w:hAnsi="Times New Roman"/>
+          <w:sz w:val="24"/>
+          <w:u w:val="single"/>
+        </w:rPr>
+        <w:t xml:space="preserve"> </w:t>
+      </w:r>
+      <w:r>
+        <w:rPr>
+          <w:rFonts w:ascii="Times New Roman" w:hAnsi="Times New Roman"/>
+          <w:sz w:val="24"/>
+          <w:u w:val="single"/>
+        </w:rPr>
+        <w:t>Го́спода.</w:t>
       </w:r>
     </w:p>
     <w:p>
@@ -3563,42 +4000,273 @@
     </w:p>
     <w:p>
       <w:pPr>
-        <w:spacing w:after="120" w:line="240" w:lineRule="auto"/>
-        <w:jc w:val="both"/>
-        <w:rPr>
-          <w:rFonts w:ascii="Times New Roman" w:eastAsia="Times New Roman" w:hAnsi="Times New Roman" w:cs="Times New Roman"/>
-          <w:sz w:val="24"/>
-          <w:szCs w:val="24"/>
-          <w:u w:val="single"/>
-        </w:rPr>
-      </w:pPr>
-      <w:r>
-        <w:rPr>
-          <w:rFonts w:ascii="Times New Roman" w:eastAsia="Times New Roman" w:hAnsi="Times New Roman" w:cs="Times New Roman"/>
+        <w:spacing w:after="120"/>
+        <w:jc w:val="both"/>
+      </w:pPr>
+      <w:r>
+        <w:rPr>
+          <w:rFonts w:ascii="Times New Roman" w:hAnsi="Times New Roman"/>
           <w:i/>
           <w:color w:val="FF0000"/>
           <w:sz w:val="24"/>
-          <w:szCs w:val="24"/>
         </w:rPr>
         <w:t>Стих:</w:t>
       </w:r>
       <w:r>
         <w:rPr>
-          <w:rFonts w:ascii="Times New Roman" w:eastAsia="Times New Roman" w:hAnsi="Times New Roman" w:cs="Times New Roman"/>
+          <w:rFonts w:ascii="Times New Roman" w:hAnsi="Times New Roman"/>
           <w:i/>
           <w:sz w:val="24"/>
-          <w:szCs w:val="24"/>
         </w:rPr>
         <w:t xml:space="preserve"> </w:t>
       </w:r>
       <w:r>
         <w:rPr>
-          <w:rFonts w:ascii="Times New Roman" w:eastAsia="Times New Roman" w:hAnsi="Times New Roman" w:cs="Times New Roman"/>
-          <w:sz w:val="24"/>
-          <w:szCs w:val="24"/>
+          <w:rFonts w:ascii="Times New Roman" w:hAnsi="Times New Roman"/>
+          <w:sz w:val="24"/>
           <w:u w:val="single"/>
         </w:rPr>
-        <w:t>Бо в Господа милість і відкуплення велике в нього;* він визволить Ізраїля від усього беззаконня його.</w:t>
+        <w:t>Бо</w:t>
+      </w:r>
+      <w:r>
+        <w:rPr>
+          <w:rFonts w:ascii="Times New Roman" w:hAnsi="Times New Roman"/>
+          <w:sz w:val="24"/>
+          <w:u w:val="single"/>
+        </w:rPr>
+        <w:t xml:space="preserve"> </w:t>
+      </w:r>
+      <w:r>
+        <w:rPr>
+          <w:rFonts w:ascii="Times New Roman" w:hAnsi="Times New Roman"/>
+          <w:sz w:val="24"/>
+          <w:u w:val="single"/>
+        </w:rPr>
+        <w:t>в</w:t>
+      </w:r>
+      <w:r>
+        <w:rPr>
+          <w:rFonts w:ascii="Times New Roman" w:hAnsi="Times New Roman"/>
+          <w:sz w:val="24"/>
+          <w:u w:val="single"/>
+        </w:rPr>
+        <w:t xml:space="preserve"> </w:t>
+      </w:r>
+      <w:r>
+        <w:rPr>
+          <w:rFonts w:ascii="Times New Roman" w:hAnsi="Times New Roman"/>
+          <w:sz w:val="24"/>
+          <w:u w:val="single"/>
+        </w:rPr>
+        <w:t>Го́спода</w:t>
+      </w:r>
+      <w:r>
+        <w:rPr>
+          <w:rFonts w:ascii="Times New Roman" w:hAnsi="Times New Roman"/>
+          <w:sz w:val="24"/>
+          <w:u w:val="single"/>
+        </w:rPr>
+        <w:t xml:space="preserve"> </w:t>
+      </w:r>
+      <w:r>
+        <w:rPr>
+          <w:rFonts w:ascii="Times New Roman" w:hAnsi="Times New Roman"/>
+          <w:sz w:val="24"/>
+          <w:u w:val="single"/>
+        </w:rPr>
+        <w:t>ми́лість</w:t>
+      </w:r>
+      <w:r>
+        <w:rPr>
+          <w:rFonts w:ascii="Times New Roman" w:hAnsi="Times New Roman"/>
+          <w:sz w:val="24"/>
+          <w:u w:val="single"/>
+        </w:rPr>
+        <w:t xml:space="preserve"> </w:t>
+      </w:r>
+      <w:r>
+        <w:rPr>
+          <w:rFonts w:ascii="Times New Roman" w:hAnsi="Times New Roman"/>
+          <w:sz w:val="24"/>
+          <w:u w:val="single"/>
+        </w:rPr>
+        <w:t>і</w:t>
+      </w:r>
+      <w:r>
+        <w:rPr>
+          <w:rFonts w:ascii="Times New Roman" w:hAnsi="Times New Roman"/>
+          <w:sz w:val="24"/>
+          <w:u w:val="single"/>
+        </w:rPr>
+        <w:t xml:space="preserve"> </w:t>
+      </w:r>
+      <w:r>
+        <w:rPr>
+          <w:rFonts w:ascii="Times New Roman" w:hAnsi="Times New Roman"/>
+          <w:sz w:val="24"/>
+          <w:u w:val="single"/>
+        </w:rPr>
+        <w:t>відку́плення</w:t>
+      </w:r>
+      <w:r>
+        <w:rPr>
+          <w:rFonts w:ascii="Times New Roman" w:hAnsi="Times New Roman"/>
+          <w:sz w:val="24"/>
+          <w:u w:val="single"/>
+        </w:rPr>
+        <w:t xml:space="preserve"> </w:t>
+      </w:r>
+      <w:r>
+        <w:rPr>
+          <w:rFonts w:ascii="Times New Roman" w:hAnsi="Times New Roman"/>
+          <w:sz w:val="24"/>
+          <w:u w:val="single"/>
+        </w:rPr>
+        <w:t>вели́ке</w:t>
+      </w:r>
+      <w:r>
+        <w:rPr>
+          <w:rFonts w:ascii="Times New Roman" w:hAnsi="Times New Roman"/>
+          <w:sz w:val="24"/>
+          <w:u w:val="single"/>
+        </w:rPr>
+        <w:t xml:space="preserve"> </w:t>
+      </w:r>
+      <w:r>
+        <w:rPr>
+          <w:rFonts w:ascii="Times New Roman" w:hAnsi="Times New Roman"/>
+          <w:sz w:val="24"/>
+          <w:u w:val="single"/>
+        </w:rPr>
+        <w:t>в</w:t>
+      </w:r>
+      <w:r>
+        <w:rPr>
+          <w:rFonts w:ascii="Times New Roman" w:hAnsi="Times New Roman"/>
+          <w:sz w:val="24"/>
+          <w:u w:val="single"/>
+        </w:rPr>
+        <w:t xml:space="preserve"> </w:t>
+      </w:r>
+      <w:r>
+        <w:rPr>
+          <w:rFonts w:ascii="Times New Roman" w:hAnsi="Times New Roman"/>
+          <w:sz w:val="24"/>
+          <w:u w:val="single"/>
+        </w:rPr>
+        <w:t>Ньо́го;*</w:t>
+      </w:r>
+      <w:r>
+        <w:rPr>
+          <w:rFonts w:ascii="Times New Roman" w:hAnsi="Times New Roman"/>
+          <w:sz w:val="24"/>
+          <w:u w:val="single"/>
+        </w:rPr>
+        <w:t xml:space="preserve"> </w:t>
+      </w:r>
+      <w:r>
+        <w:rPr>
+          <w:rFonts w:ascii="Times New Roman" w:hAnsi="Times New Roman"/>
+          <w:sz w:val="24"/>
+          <w:u w:val="single"/>
+        </w:rPr>
+        <w:t>Він</w:t>
+      </w:r>
+      <w:r>
+        <w:rPr>
+          <w:rFonts w:ascii="Times New Roman" w:hAnsi="Times New Roman"/>
+          <w:sz w:val="24"/>
+          <w:u w:val="single"/>
+        </w:rPr>
+        <w:t xml:space="preserve"> </w:t>
+      </w:r>
+      <w:r>
+        <w:rPr>
+          <w:rFonts w:ascii="Times New Roman" w:hAnsi="Times New Roman"/>
+          <w:sz w:val="24"/>
+          <w:u w:val="single"/>
+        </w:rPr>
+        <w:t>ви́зволить</w:t>
+      </w:r>
+      <w:r>
+        <w:rPr>
+          <w:rFonts w:ascii="Times New Roman" w:hAnsi="Times New Roman"/>
+          <w:sz w:val="24"/>
+          <w:u w:val="single"/>
+        </w:rPr>
+        <w:t xml:space="preserve"> </w:t>
+      </w:r>
+      <w:r>
+        <w:rPr>
+          <w:rFonts w:ascii="Times New Roman" w:hAnsi="Times New Roman"/>
+          <w:sz w:val="24"/>
+          <w:u w:val="single"/>
+        </w:rPr>
+        <w:t>Ізра́їля</w:t>
+      </w:r>
+      <w:r>
+        <w:rPr>
+          <w:rFonts w:ascii="Times New Roman" w:hAnsi="Times New Roman"/>
+          <w:sz w:val="24"/>
+          <w:u w:val="single"/>
+        </w:rPr>
+        <w:t xml:space="preserve"> </w:t>
+      </w:r>
+      <w:r>
+        <w:rPr>
+          <w:rFonts w:ascii="Times New Roman" w:hAnsi="Times New Roman"/>
+          <w:sz w:val="24"/>
+          <w:u w:val="single"/>
+        </w:rPr>
+        <w:t>від</w:t>
+      </w:r>
+      <w:r>
+        <w:rPr>
+          <w:rFonts w:ascii="Times New Roman" w:hAnsi="Times New Roman"/>
+          <w:sz w:val="24"/>
+          <w:u w:val="single"/>
+        </w:rPr>
+        <w:t xml:space="preserve"> </w:t>
+      </w:r>
+      <w:r>
+        <w:rPr>
+          <w:rFonts w:ascii="Times New Roman" w:hAnsi="Times New Roman"/>
+          <w:sz w:val="24"/>
+          <w:u w:val="single"/>
+        </w:rPr>
+        <w:t>усьо́го</w:t>
+      </w:r>
+      <w:r>
+        <w:rPr>
+          <w:rFonts w:ascii="Times New Roman" w:hAnsi="Times New Roman"/>
+          <w:sz w:val="24"/>
+          <w:u w:val="single"/>
+        </w:rPr>
+        <w:t xml:space="preserve"> </w:t>
+      </w:r>
+      <w:r>
+        <w:rPr>
+          <w:rFonts w:ascii="Times New Roman" w:hAnsi="Times New Roman"/>
+          <w:sz w:val="24"/>
+          <w:u w:val="single"/>
+        </w:rPr>
+        <w:t>беззако́ння</w:t>
+      </w:r>
+      <w:r>
+        <w:rPr>
+          <w:rFonts w:ascii="Times New Roman" w:hAnsi="Times New Roman"/>
+          <w:sz w:val="24"/>
+          <w:u w:val="single"/>
+        </w:rPr>
+        <w:t xml:space="preserve"> </w:t>
+      </w:r>
+      <w:r>
+        <w:rPr>
+          <w:rFonts w:ascii="Times New Roman" w:hAnsi="Times New Roman"/>
+          <w:sz w:val="24"/>
+          <w:u w:val="single"/>
+        </w:rPr>
+        <w:t>його́.</w:t>
       </w:r>
     </w:p>
     <w:p>
@@ -3674,42 +4342,145 @@
     </w:p>
     <w:p>
       <w:pPr>
-        <w:spacing w:after="120" w:line="240" w:lineRule="auto"/>
-        <w:jc w:val="both"/>
-        <w:rPr>
-          <w:rFonts w:ascii="Times New Roman" w:eastAsia="Times New Roman" w:hAnsi="Times New Roman" w:cs="Times New Roman"/>
-          <w:sz w:val="24"/>
-          <w:szCs w:val="24"/>
-          <w:u w:val="single"/>
-        </w:rPr>
-      </w:pPr>
-      <w:r>
-        <w:rPr>
-          <w:rFonts w:ascii="Times New Roman" w:eastAsia="Times New Roman" w:hAnsi="Times New Roman" w:cs="Times New Roman"/>
+        <w:spacing w:after="120"/>
+        <w:jc w:val="both"/>
+      </w:pPr>
+      <w:r>
+        <w:rPr>
+          <w:rFonts w:ascii="Times New Roman" w:hAnsi="Times New Roman"/>
           <w:i/>
           <w:color w:val="FF0000"/>
           <w:sz w:val="24"/>
-          <w:szCs w:val="24"/>
         </w:rPr>
         <w:t>Стих:</w:t>
       </w:r>
       <w:r>
         <w:rPr>
-          <w:rFonts w:ascii="Times New Roman" w:eastAsia="Times New Roman" w:hAnsi="Times New Roman" w:cs="Times New Roman"/>
+          <w:rFonts w:ascii="Times New Roman" w:hAnsi="Times New Roman"/>
           <w:i/>
           <w:sz w:val="24"/>
-          <w:szCs w:val="24"/>
         </w:rPr>
         <w:t xml:space="preserve"> </w:t>
       </w:r>
       <w:r>
         <w:rPr>
-          <w:rFonts w:ascii="Times New Roman" w:eastAsia="Times New Roman" w:hAnsi="Times New Roman" w:cs="Times New Roman"/>
-          <w:sz w:val="24"/>
-          <w:szCs w:val="24"/>
+          <w:rFonts w:ascii="Times New Roman" w:hAnsi="Times New Roman"/>
+          <w:sz w:val="24"/>
           <w:u w:val="single"/>
         </w:rPr>
-        <w:t>Хваліте Господа всі народи!* Прославляйте його всі люди!</w:t>
+        <w:t>Хвалі́те</w:t>
+      </w:r>
+      <w:r>
+        <w:rPr>
+          <w:rFonts w:ascii="Times New Roman" w:hAnsi="Times New Roman"/>
+          <w:sz w:val="24"/>
+          <w:u w:val="single"/>
+        </w:rPr>
+        <w:t xml:space="preserve"> </w:t>
+      </w:r>
+      <w:r>
+        <w:rPr>
+          <w:rFonts w:ascii="Times New Roman" w:hAnsi="Times New Roman"/>
+          <w:sz w:val="24"/>
+          <w:u w:val="single"/>
+        </w:rPr>
+        <w:t>Го́спода</w:t>
+      </w:r>
+      <w:r>
+        <w:rPr>
+          <w:rFonts w:ascii="Times New Roman" w:hAnsi="Times New Roman"/>
+          <w:sz w:val="24"/>
+          <w:u w:val="single"/>
+        </w:rPr>
+        <w:t xml:space="preserve"> </w:t>
+      </w:r>
+      <w:r>
+        <w:rPr>
+          <w:rFonts w:ascii="Times New Roman" w:hAnsi="Times New Roman"/>
+          <w:sz w:val="24"/>
+          <w:u w:val="single"/>
+        </w:rPr>
+        <w:t>всі</w:t>
+      </w:r>
+      <w:r>
+        <w:rPr>
+          <w:rFonts w:ascii="Times New Roman" w:hAnsi="Times New Roman"/>
+          <w:sz w:val="24"/>
+          <w:u w:val="single"/>
+        </w:rPr>
+        <w:t xml:space="preserve"> </w:t>
+      </w:r>
+      <w:r>
+        <w:rPr>
+          <w:rFonts w:ascii="Times New Roman" w:hAnsi="Times New Roman"/>
+          <w:sz w:val="24"/>
+          <w:u w:val="single"/>
+        </w:rPr>
+        <w:t>наро́ди!*</w:t>
+      </w:r>
+      <w:r>
+        <w:rPr>
+          <w:rFonts w:ascii="Times New Roman" w:hAnsi="Times New Roman"/>
+          <w:sz w:val="24"/>
+          <w:u w:val="single"/>
+        </w:rPr>
+        <w:t xml:space="preserve"> </w:t>
+      </w:r>
+      <w:r>
+        <w:rPr>
+          <w:rFonts w:ascii="Times New Roman" w:hAnsi="Times New Roman"/>
+          <w:sz w:val="24"/>
+          <w:u w:val="single"/>
+        </w:rPr>
+        <w:t>Прославля́йте</w:t>
+      </w:r>
+      <w:r>
+        <w:rPr>
+          <w:rFonts w:ascii="Times New Roman" w:hAnsi="Times New Roman"/>
+          <w:sz w:val="24"/>
+          <w:u w:val="single"/>
+        </w:rPr>
+        <w:t xml:space="preserve"> </w:t>
+      </w:r>
+      <w:r>
+        <w:rPr>
+          <w:rFonts w:ascii="Times New Roman" w:hAnsi="Times New Roman"/>
+          <w:sz w:val="24"/>
+          <w:u w:val="single"/>
+        </w:rPr>
+        <w:t>Його́</w:t>
+      </w:r>
+      <w:r>
+        <w:rPr>
+          <w:rFonts w:ascii="Times New Roman" w:hAnsi="Times New Roman"/>
+          <w:sz w:val="24"/>
+          <w:u w:val="single"/>
+        </w:rPr>
+        <w:t xml:space="preserve"> </w:t>
+      </w:r>
+      <w:r>
+        <w:rPr>
+          <w:rFonts w:ascii="Times New Roman" w:hAnsi="Times New Roman"/>
+          <w:sz w:val="24"/>
+          <w:u w:val="single"/>
+        </w:rPr>
+        <w:t>всі</w:t>
+      </w:r>
+      <w:r>
+        <w:rPr>
+          <w:rFonts w:ascii="Times New Roman" w:hAnsi="Times New Roman"/>
+          <w:sz w:val="24"/>
+          <w:u w:val="single"/>
+        </w:rPr>
+        <w:t xml:space="preserve"> </w:t>
+      </w:r>
+      <w:r>
+        <w:rPr>
+          <w:rFonts w:ascii="Times New Roman" w:hAnsi="Times New Roman"/>
+          <w:sz w:val="24"/>
+          <w:u w:val="single"/>
+        </w:rPr>
+        <w:t>лю́ди!</w:t>
       </w:r>
     </w:p>
     <w:p>
@@ -3743,51 +4514,177 @@
     </w:p>
     <w:p>
       <w:pPr>
-        <w:spacing w:after="120" w:line="240" w:lineRule="auto"/>
-        <w:jc w:val="both"/>
-        <w:rPr>
-          <w:rFonts w:ascii="Times New Roman" w:eastAsia="Times New Roman" w:hAnsi="Times New Roman" w:cs="Times New Roman"/>
-          <w:sz w:val="24"/>
-          <w:szCs w:val="24"/>
-          <w:u w:val="single"/>
-        </w:rPr>
-      </w:pPr>
-      <w:r>
-        <w:rPr>
-          <w:rFonts w:ascii="Times New Roman" w:eastAsia="Times New Roman" w:hAnsi="Times New Roman" w:cs="Times New Roman"/>
+        <w:spacing w:after="120"/>
+        <w:jc w:val="both"/>
+      </w:pPr>
+      <w:r>
+        <w:rPr>
+          <w:rFonts w:ascii="Times New Roman" w:hAnsi="Times New Roman"/>
           <w:i/>
           <w:color w:val="FF0000"/>
           <w:sz w:val="24"/>
-          <w:szCs w:val="24"/>
         </w:rPr>
         <w:t>Стих:</w:t>
       </w:r>
       <w:r>
         <w:rPr>
-          <w:rFonts w:ascii="Times New Roman" w:eastAsia="Times New Roman" w:hAnsi="Times New Roman" w:cs="Times New Roman"/>
+          <w:rFonts w:ascii="Times New Roman" w:hAnsi="Times New Roman"/>
           <w:i/>
           <w:sz w:val="24"/>
-          <w:szCs w:val="24"/>
         </w:rPr>
         <w:t xml:space="preserve"> </w:t>
       </w:r>
       <w:r>
         <w:rPr>
-          <w:rFonts w:ascii="Times New Roman" w:eastAsia="Times New Roman" w:hAnsi="Times New Roman" w:cs="Times New Roman"/>
-          <w:sz w:val="24"/>
-          <w:szCs w:val="24"/>
+          <w:rFonts w:ascii="Times New Roman" w:hAnsi="Times New Roman"/>
+          <w:sz w:val="24"/>
           <w:u w:val="single"/>
         </w:rPr>
-        <w:t>Велике б</w:t>
-      </w:r>
-      <w:r>
-        <w:rPr>
-          <w:rFonts w:ascii="Times New Roman" w:eastAsia="Times New Roman" w:hAnsi="Times New Roman" w:cs="Times New Roman"/>
-          <w:sz w:val="24"/>
-          <w:szCs w:val="24"/>
+        <w:t>Вели́ке</w:t>
+      </w:r>
+      <w:r>
+        <w:rPr>
+          <w:rFonts w:ascii="Times New Roman" w:hAnsi="Times New Roman"/>
+          <w:sz w:val="24"/>
           <w:u w:val="single"/>
         </w:rPr>
-        <w:t>о до нас його милосердя, і вірність Господа повіки.</w:t>
+        <w:t xml:space="preserve"> </w:t>
+      </w:r>
+      <w:r>
+        <w:rPr>
+          <w:rFonts w:ascii="Times New Roman" w:hAnsi="Times New Roman"/>
+          <w:sz w:val="24"/>
+          <w:u w:val="single"/>
+        </w:rPr>
+        <w:t>бо</w:t>
+      </w:r>
+      <w:r>
+        <w:rPr>
+          <w:rFonts w:ascii="Times New Roman" w:hAnsi="Times New Roman"/>
+          <w:sz w:val="24"/>
+          <w:u w:val="single"/>
+        </w:rPr>
+        <w:t xml:space="preserve"> </w:t>
+      </w:r>
+      <w:r>
+        <w:rPr>
+          <w:rFonts w:ascii="Times New Roman" w:hAnsi="Times New Roman"/>
+          <w:sz w:val="24"/>
+          <w:u w:val="single"/>
+        </w:rPr>
+        <w:t>до</w:t>
+      </w:r>
+      <w:r>
+        <w:rPr>
+          <w:rFonts w:ascii="Times New Roman" w:hAnsi="Times New Roman"/>
+          <w:sz w:val="24"/>
+          <w:u w:val="single"/>
+        </w:rPr>
+        <w:t xml:space="preserve"> </w:t>
+      </w:r>
+      <w:r>
+        <w:rPr>
+          <w:rFonts w:ascii="Times New Roman" w:hAnsi="Times New Roman"/>
+          <w:sz w:val="24"/>
+          <w:u w:val="single"/>
+        </w:rPr>
+        <w:t>нас</w:t>
+      </w:r>
+      <w:r>
+        <w:rPr>
+          <w:rFonts w:ascii="Times New Roman" w:hAnsi="Times New Roman"/>
+          <w:sz w:val="24"/>
+          <w:u w:val="single"/>
+        </w:rPr>
+        <w:t xml:space="preserve"> </w:t>
+      </w:r>
+      <w:r>
+        <w:rPr>
+          <w:rFonts w:ascii="Times New Roman" w:hAnsi="Times New Roman"/>
+          <w:sz w:val="24"/>
+          <w:u w:val="single"/>
+        </w:rPr>
+        <w:t>Його́</w:t>
+      </w:r>
+      <w:r>
+        <w:rPr>
+          <w:rFonts w:ascii="Times New Roman" w:hAnsi="Times New Roman"/>
+          <w:sz w:val="24"/>
+          <w:u w:val="single"/>
+        </w:rPr>
+        <w:t xml:space="preserve"> </w:t>
+      </w:r>
+      <w:r>
+        <w:rPr>
+          <w:rFonts w:ascii="Times New Roman" w:hAnsi="Times New Roman"/>
+          <w:sz w:val="24"/>
+          <w:u w:val="single"/>
+        </w:rPr>
+        <w:t>милосе́рдя,*</w:t>
+      </w:r>
+      <w:r>
+        <w:rPr>
+          <w:rFonts w:ascii="Times New Roman" w:hAnsi="Times New Roman"/>
+          <w:sz w:val="24"/>
+          <w:u w:val="single"/>
+        </w:rPr>
+        <w:t xml:space="preserve"> </w:t>
+      </w:r>
+      <w:r>
+        <w:rPr>
+          <w:rFonts w:ascii="Times New Roman" w:hAnsi="Times New Roman"/>
+          <w:sz w:val="24"/>
+          <w:u w:val="single"/>
+        </w:rPr>
+        <w:t>і</w:t>
+      </w:r>
+      <w:r>
+        <w:rPr>
+          <w:rFonts w:ascii="Times New Roman" w:hAnsi="Times New Roman"/>
+          <w:sz w:val="24"/>
+          <w:u w:val="single"/>
+        </w:rPr>
+        <w:t xml:space="preserve"> </w:t>
+      </w:r>
+      <w:r>
+        <w:rPr>
+          <w:rFonts w:ascii="Times New Roman" w:hAnsi="Times New Roman"/>
+          <w:sz w:val="24"/>
+          <w:u w:val="single"/>
+        </w:rPr>
+        <w:t>ві́рність</w:t>
+      </w:r>
+      <w:r>
+        <w:rPr>
+          <w:rFonts w:ascii="Times New Roman" w:hAnsi="Times New Roman"/>
+          <w:sz w:val="24"/>
+          <w:u w:val="single"/>
+        </w:rPr>
+        <w:t xml:space="preserve"> </w:t>
+      </w:r>
+      <w:r>
+        <w:rPr>
+          <w:rFonts w:ascii="Times New Roman" w:hAnsi="Times New Roman"/>
+          <w:sz w:val="24"/>
+          <w:u w:val="single"/>
+        </w:rPr>
+        <w:t>Го́спода</w:t>
+      </w:r>
+      <w:r>
+        <w:rPr>
+          <w:rFonts w:ascii="Times New Roman" w:hAnsi="Times New Roman"/>
+          <w:sz w:val="24"/>
+          <w:u w:val="single"/>
+        </w:rPr>
+        <w:t xml:space="preserve"> </w:t>
+      </w:r>
+      <w:r>
+        <w:rPr>
+          <w:rFonts w:ascii="Times New Roman" w:hAnsi="Times New Roman"/>
+          <w:sz w:val="24"/>
+          <w:u w:val="single"/>
+        </w:rPr>
+        <w:t>пові́ки.</w:t>
       </w:r>
     </w:p>
     <w:p>
@@ -11840,7 +12737,7 @@
           <w:sz w:val="24"/>
           <w:szCs w:val="24"/>
         </w:rPr>
-        <w:t>(г. 2, подібний: Благообразний Йосиф):</w:t>
+        <w:t>(г. 2, подібний: Благообразний Йосиф):</w:t>
       </w:r>
       <w:r>
         <w:rPr>
@@ -12239,7 +13136,7 @@
           <w:sz w:val="24"/>
           <w:szCs w:val="24"/>
         </w:rPr>
-        <w:t>(г. 5, подібний: Співбезначальне Слово):</w:t>
+        <w:t>(г. 5, подібний: Співбезначальне Слово):</w:t>
       </w:r>
       <w:r>
         <w:rPr>
@@ -13028,238 +13925,1248 @@
     </w:p>
     <w:p>
       <w:pPr>
-        <w:spacing w:after="120" w:line="240" w:lineRule="auto"/>
-        <w:rPr>
-          <w:rFonts w:ascii="Times New Roman" w:eastAsia="Times New Roman" w:hAnsi="Times New Roman" w:cs="Times New Roman"/>
-          <w:sz w:val="24"/>
-          <w:szCs w:val="24"/>
-        </w:rPr>
-      </w:pPr>
-      <w:r>
-        <w:rPr>
-          <w:rFonts w:ascii="Times New Roman" w:eastAsia="Times New Roman" w:hAnsi="Times New Roman" w:cs="Times New Roman"/>
+        <w:spacing w:after="120"/>
+      </w:pPr>
+      <w:r>
+        <w:rPr>
+          <w:rFonts w:ascii="Times New Roman" w:hAnsi="Times New Roman"/>
           <w:color w:val="000000"/>
           <w:sz w:val="24"/>
-          <w:szCs w:val="24"/>
-        </w:rPr>
-        <w:t>Ще і ще в мирі Господеві помолімся.</w:t>
-      </w:r>
-    </w:p>
-    <w:p>
-      <w:pPr>
-        <w:spacing w:after="120" w:line="240" w:lineRule="auto"/>
-        <w:rPr>
-          <w:rFonts w:ascii="Times New Roman" w:eastAsia="Times New Roman" w:hAnsi="Times New Roman" w:cs="Times New Roman"/>
-          <w:sz w:val="24"/>
-          <w:szCs w:val="24"/>
-        </w:rPr>
-      </w:pPr>
-      <w:r>
-        <w:rPr>
-          <w:rFonts w:ascii="Times New Roman" w:eastAsia="Times New Roman" w:hAnsi="Times New Roman" w:cs="Times New Roman"/>
+        </w:rPr>
+        <w:t>Ще</w:t>
+      </w:r>
+      <w:r>
+        <w:rPr>
+          <w:rFonts w:ascii="Times New Roman" w:hAnsi="Times New Roman"/>
+          <w:color w:val="000000"/>
+          <w:sz w:val="24"/>
+        </w:rPr>
+        <w:t xml:space="preserve"> </w:t>
+      </w:r>
+      <w:r>
+        <w:rPr>
+          <w:rFonts w:ascii="Times New Roman" w:hAnsi="Times New Roman"/>
+          <w:color w:val="000000"/>
+          <w:sz w:val="24"/>
+        </w:rPr>
+        <w:t>і</w:t>
+      </w:r>
+      <w:r>
+        <w:rPr>
+          <w:rFonts w:ascii="Times New Roman" w:hAnsi="Times New Roman"/>
+          <w:color w:val="000000"/>
+          <w:sz w:val="24"/>
+        </w:rPr>
+        <w:t xml:space="preserve"> </w:t>
+      </w:r>
+      <w:r>
+        <w:rPr>
+          <w:rFonts w:ascii="Times New Roman" w:hAnsi="Times New Roman"/>
+          <w:color w:val="000000"/>
+          <w:sz w:val="24"/>
+        </w:rPr>
+        <w:t>ще</w:t>
+      </w:r>
+      <w:r>
+        <w:rPr>
+          <w:rFonts w:ascii="Times New Roman" w:hAnsi="Times New Roman"/>
+          <w:color w:val="000000"/>
+          <w:sz w:val="24"/>
+        </w:rPr>
+        <w:t xml:space="preserve"> </w:t>
+      </w:r>
+      <w:r>
+        <w:rPr>
+          <w:rFonts w:ascii="Times New Roman" w:hAnsi="Times New Roman"/>
+          <w:color w:val="000000"/>
+          <w:sz w:val="24"/>
+        </w:rPr>
+        <w:t>в</w:t>
+      </w:r>
+      <w:r>
+        <w:rPr>
+          <w:rFonts w:ascii="Times New Roman" w:hAnsi="Times New Roman"/>
+          <w:color w:val="000000"/>
+          <w:sz w:val="24"/>
+        </w:rPr>
+        <w:t xml:space="preserve"> </w:t>
+      </w:r>
+      <w:r>
+        <w:rPr>
+          <w:rFonts w:ascii="Times New Roman" w:hAnsi="Times New Roman"/>
+          <w:color w:val="000000"/>
+          <w:sz w:val="24"/>
+        </w:rPr>
+        <w:t>мирі</w:t>
+      </w:r>
+      <w:r>
+        <w:rPr>
+          <w:rFonts w:ascii="Times New Roman" w:hAnsi="Times New Roman"/>
+          <w:color w:val="000000"/>
+          <w:sz w:val="24"/>
+        </w:rPr>
+        <w:t xml:space="preserve"> </w:t>
+      </w:r>
+      <w:r>
+        <w:rPr>
+          <w:rFonts w:ascii="Times New Roman" w:hAnsi="Times New Roman"/>
+          <w:color w:val="000000"/>
+          <w:sz w:val="24"/>
+        </w:rPr>
+        <w:t>Господеві</w:t>
+      </w:r>
+      <w:r>
+        <w:rPr>
+          <w:rFonts w:ascii="Times New Roman" w:hAnsi="Times New Roman"/>
+          <w:color w:val="000000"/>
+          <w:sz w:val="24"/>
+        </w:rPr>
+        <w:t xml:space="preserve"> </w:t>
+      </w:r>
+      <w:r>
+        <w:rPr>
+          <w:rFonts w:ascii="Times New Roman" w:hAnsi="Times New Roman"/>
+          <w:color w:val="000000"/>
+          <w:sz w:val="24"/>
+        </w:rPr>
+        <w:t>помолімся.</w:t>
+      </w:r>
+    </w:p>
+    <w:p>
+      <w:pPr>
+        <w:spacing w:after="120"/>
+      </w:pPr>
+      <w:r>
+        <w:rPr>
+          <w:rFonts w:ascii="Times New Roman" w:hAnsi="Times New Roman"/>
+          <w:i/>
+          <w:color w:val="FF4400"/>
+          <w:sz w:val="24"/>
+        </w:rPr>
+        <w:t>Вірні:</w:t>
+      </w:r>
+      <w:r>
+        <w:rPr>
+          <w:rFonts w:ascii="Times New Roman" w:hAnsi="Times New Roman"/>
+          <w:color w:val="000000"/>
+          <w:sz w:val="24"/>
+        </w:rPr>
+        <w:t xml:space="preserve"> </w:t>
+      </w:r>
+      <w:r>
+        <w:rPr>
+          <w:rFonts w:ascii="Times New Roman" w:hAnsi="Times New Roman"/>
+          <w:color w:val="000000"/>
+          <w:sz w:val="24"/>
+        </w:rPr>
+        <w:t>Го́споди,</w:t>
+      </w:r>
+      <w:r>
+        <w:rPr>
+          <w:rFonts w:ascii="Times New Roman" w:hAnsi="Times New Roman"/>
+          <w:color w:val="000000"/>
+          <w:sz w:val="24"/>
+        </w:rPr>
+        <w:t xml:space="preserve"> </w:t>
+      </w:r>
+      <w:r>
+        <w:rPr>
+          <w:rFonts w:ascii="Times New Roman" w:hAnsi="Times New Roman"/>
+          <w:color w:val="000000"/>
+          <w:sz w:val="24"/>
+        </w:rPr>
+        <w:t>поми́луй.</w:t>
+      </w:r>
+    </w:p>
+    <w:p>
+      <w:pPr>
+        <w:spacing w:after="120"/>
+      </w:pPr>
+      <w:r>
+        <w:rPr>
+          <w:rFonts w:ascii="Times New Roman" w:hAnsi="Times New Roman"/>
+          <w:sz w:val="24"/>
+        </w:rPr>
+        <w:t>Заступи,</w:t>
+      </w:r>
+      <w:r>
+        <w:rPr>
+          <w:rFonts w:ascii="Times New Roman" w:hAnsi="Times New Roman"/>
+          <w:sz w:val="24"/>
+        </w:rPr>
+        <w:t xml:space="preserve"> </w:t>
+      </w:r>
+      <w:r>
+        <w:rPr>
+          <w:rFonts w:ascii="Times New Roman" w:hAnsi="Times New Roman"/>
+          <w:sz w:val="24"/>
+        </w:rPr>
+        <w:t>спаси,</w:t>
+      </w:r>
+      <w:r>
+        <w:rPr>
+          <w:rFonts w:ascii="Times New Roman" w:hAnsi="Times New Roman"/>
+          <w:sz w:val="24"/>
+        </w:rPr>
+        <w:t xml:space="preserve"> </w:t>
+      </w:r>
+      <w:r>
+        <w:rPr>
+          <w:rFonts w:ascii="Times New Roman" w:hAnsi="Times New Roman"/>
+          <w:sz w:val="24"/>
+        </w:rPr>
+        <w:t>помилуй</w:t>
+      </w:r>
+      <w:r>
+        <w:rPr>
+          <w:rFonts w:ascii="Times New Roman" w:hAnsi="Times New Roman"/>
+          <w:sz w:val="24"/>
+        </w:rPr>
+        <w:t xml:space="preserve"> </w:t>
+      </w:r>
+      <w:r>
+        <w:rPr>
+          <w:rFonts w:ascii="Times New Roman" w:hAnsi="Times New Roman"/>
+          <w:sz w:val="24"/>
+        </w:rPr>
+        <w:t>і</w:t>
+      </w:r>
+      <w:r>
+        <w:rPr>
+          <w:rFonts w:ascii="Times New Roman" w:hAnsi="Times New Roman"/>
+          <w:sz w:val="24"/>
+        </w:rPr>
+        <w:t xml:space="preserve"> </w:t>
+      </w:r>
+      <w:r>
+        <w:rPr>
+          <w:rFonts w:ascii="Times New Roman" w:hAnsi="Times New Roman"/>
+          <w:sz w:val="24"/>
+        </w:rPr>
+        <w:t>охорони</w:t>
+      </w:r>
+      <w:r>
+        <w:rPr>
+          <w:rFonts w:ascii="Times New Roman" w:hAnsi="Times New Roman"/>
+          <w:sz w:val="24"/>
+        </w:rPr>
+        <w:t xml:space="preserve"> </w:t>
+      </w:r>
+      <w:r>
+        <w:rPr>
+          <w:rFonts w:ascii="Times New Roman" w:hAnsi="Times New Roman"/>
+          <w:sz w:val="24"/>
+        </w:rPr>
+        <w:t>нас,</w:t>
+      </w:r>
+      <w:r>
+        <w:rPr>
+          <w:rFonts w:ascii="Times New Roman" w:hAnsi="Times New Roman"/>
+          <w:sz w:val="24"/>
+        </w:rPr>
+        <w:t xml:space="preserve"> </w:t>
+      </w:r>
+      <w:r>
+        <w:rPr>
+          <w:rFonts w:ascii="Times New Roman" w:hAnsi="Times New Roman"/>
+          <w:sz w:val="24"/>
+        </w:rPr>
+        <w:t>Боже,</w:t>
+      </w:r>
+      <w:r>
+        <w:rPr>
+          <w:rFonts w:ascii="Times New Roman" w:hAnsi="Times New Roman"/>
+          <w:sz w:val="24"/>
+        </w:rPr>
+        <w:t xml:space="preserve"> </w:t>
+      </w:r>
+      <w:r>
+        <w:rPr>
+          <w:rFonts w:ascii="Times New Roman" w:hAnsi="Times New Roman"/>
+          <w:sz w:val="24"/>
+        </w:rPr>
+        <w:t>Твоєю</w:t>
+      </w:r>
+      <w:r>
+        <w:rPr>
+          <w:rFonts w:ascii="Times New Roman" w:hAnsi="Times New Roman"/>
+          <w:sz w:val="24"/>
+        </w:rPr>
+        <w:t xml:space="preserve"> </w:t>
+      </w:r>
+      <w:r>
+        <w:rPr>
+          <w:rFonts w:ascii="Times New Roman" w:hAnsi="Times New Roman"/>
+          <w:sz w:val="24"/>
+        </w:rPr>
+        <w:t>благодаттю</w:t>
+      </w:r>
+    </w:p>
+    <w:p>
+      <w:pPr>
+        <w:spacing w:after="120"/>
+      </w:pPr>
+      <w:r>
+        <w:rPr>
+          <w:rFonts w:ascii="Times New Roman" w:hAnsi="Times New Roman"/>
+          <w:i/>
+          <w:color w:val="FF4400"/>
+          <w:sz w:val="24"/>
+        </w:rPr>
+        <w:t>Вірні:</w:t>
+      </w:r>
+      <w:r>
+        <w:rPr>
+          <w:rFonts w:ascii="Times New Roman" w:hAnsi="Times New Roman"/>
+          <w:color w:val="000000"/>
+          <w:sz w:val="24"/>
+        </w:rPr>
+        <w:t xml:space="preserve"> </w:t>
+      </w:r>
+      <w:r>
+        <w:rPr>
+          <w:rFonts w:ascii="Times New Roman" w:hAnsi="Times New Roman"/>
+          <w:color w:val="000000"/>
+          <w:sz w:val="24"/>
+        </w:rPr>
+        <w:t>Го́споди,</w:t>
+      </w:r>
+      <w:r>
+        <w:rPr>
+          <w:rFonts w:ascii="Times New Roman" w:hAnsi="Times New Roman"/>
+          <w:color w:val="000000"/>
+          <w:sz w:val="24"/>
+        </w:rPr>
+        <w:t xml:space="preserve"> </w:t>
+      </w:r>
+      <w:r>
+        <w:rPr>
+          <w:rFonts w:ascii="Times New Roman" w:hAnsi="Times New Roman"/>
+          <w:color w:val="000000"/>
+          <w:sz w:val="24"/>
+        </w:rPr>
+        <w:t>поми́луй.</w:t>
+      </w:r>
+    </w:p>
+    <w:p>
+      <w:pPr>
+        <w:spacing w:after="120"/>
+      </w:pPr>
+      <w:r>
+        <w:rPr>
+          <w:rFonts w:ascii="Times New Roman" w:hAnsi="Times New Roman"/>
+          <w:color w:val="000000"/>
+          <w:sz w:val="24"/>
+        </w:rPr>
+        <w:t>Пресвяту,</w:t>
+      </w:r>
+      <w:r>
+        <w:rPr>
+          <w:rFonts w:ascii="Times New Roman" w:hAnsi="Times New Roman"/>
+          <w:color w:val="000000"/>
+          <w:sz w:val="24"/>
+        </w:rPr>
+        <w:t xml:space="preserve"> </w:t>
+      </w:r>
+      <w:r>
+        <w:rPr>
+          <w:rFonts w:ascii="Times New Roman" w:hAnsi="Times New Roman"/>
+          <w:color w:val="000000"/>
+          <w:sz w:val="24"/>
+        </w:rPr>
+        <w:t>пречисту,</w:t>
+      </w:r>
+      <w:r>
+        <w:rPr>
+          <w:rFonts w:ascii="Times New Roman" w:hAnsi="Times New Roman"/>
+          <w:color w:val="000000"/>
+          <w:sz w:val="24"/>
+        </w:rPr>
+        <w:t xml:space="preserve"> </w:t>
+      </w:r>
+      <w:r>
+        <w:rPr>
+          <w:rFonts w:ascii="Times New Roman" w:hAnsi="Times New Roman"/>
+          <w:color w:val="000000"/>
+          <w:sz w:val="24"/>
+        </w:rPr>
+        <w:t>преблагословенну,</w:t>
+      </w:r>
+      <w:r>
+        <w:rPr>
+          <w:rFonts w:ascii="Times New Roman" w:hAnsi="Times New Roman"/>
+          <w:color w:val="000000"/>
+          <w:sz w:val="24"/>
+        </w:rPr>
+        <w:t xml:space="preserve"> </w:t>
+      </w:r>
+      <w:r>
+        <w:rPr>
+          <w:rFonts w:ascii="Times New Roman" w:hAnsi="Times New Roman"/>
+          <w:color w:val="000000"/>
+          <w:sz w:val="24"/>
+        </w:rPr>
+        <w:t>славну</w:t>
+      </w:r>
+      <w:r>
+        <w:rPr>
+          <w:rFonts w:ascii="Times New Roman" w:hAnsi="Times New Roman"/>
+          <w:color w:val="000000"/>
+          <w:sz w:val="24"/>
+        </w:rPr>
+        <w:t xml:space="preserve"> </w:t>
+      </w:r>
+      <w:r>
+        <w:rPr>
+          <w:rFonts w:ascii="Times New Roman" w:hAnsi="Times New Roman"/>
+          <w:color w:val="000000"/>
+          <w:sz w:val="24"/>
+        </w:rPr>
+        <w:t>Владичицю</w:t>
+      </w:r>
+      <w:r>
+        <w:rPr>
+          <w:rFonts w:ascii="Times New Roman" w:hAnsi="Times New Roman"/>
+          <w:color w:val="000000"/>
+          <w:sz w:val="24"/>
+        </w:rPr>
+        <w:t xml:space="preserve"> </w:t>
+      </w:r>
+      <w:r>
+        <w:rPr>
+          <w:rFonts w:ascii="Times New Roman" w:hAnsi="Times New Roman"/>
+          <w:color w:val="000000"/>
+          <w:sz w:val="24"/>
+        </w:rPr>
+        <w:t>нашу</w:t>
+      </w:r>
+      <w:r>
+        <w:rPr>
+          <w:rFonts w:ascii="Times New Roman" w:hAnsi="Times New Roman"/>
+          <w:color w:val="000000"/>
+          <w:sz w:val="24"/>
+        </w:rPr>
+        <w:t xml:space="preserve"> </w:t>
+      </w:r>
+      <w:r>
+        <w:rPr>
+          <w:rFonts w:ascii="Times New Roman" w:hAnsi="Times New Roman"/>
+          <w:color w:val="000000"/>
+          <w:sz w:val="24"/>
+        </w:rPr>
+        <w:t>Богородицю</w:t>
+      </w:r>
+      <w:r>
+        <w:rPr>
+          <w:rFonts w:ascii="Times New Roman" w:hAnsi="Times New Roman"/>
+          <w:color w:val="000000"/>
+          <w:sz w:val="24"/>
+        </w:rPr>
+        <w:t xml:space="preserve"> </w:t>
+      </w:r>
+      <w:r>
+        <w:rPr>
+          <w:rFonts w:ascii="Times New Roman" w:hAnsi="Times New Roman"/>
+          <w:color w:val="000000"/>
+          <w:sz w:val="24"/>
+        </w:rPr>
+        <w:t>і</w:t>
+      </w:r>
+      <w:r>
+        <w:rPr>
+          <w:rFonts w:ascii="Times New Roman" w:hAnsi="Times New Roman"/>
+          <w:color w:val="000000"/>
+          <w:sz w:val="24"/>
+        </w:rPr>
+        <w:t xml:space="preserve"> </w:t>
+      </w:r>
+      <w:r>
+        <w:rPr>
+          <w:rFonts w:ascii="Times New Roman" w:hAnsi="Times New Roman"/>
+          <w:color w:val="000000"/>
+          <w:sz w:val="24"/>
+        </w:rPr>
+        <w:t>приснодіву</w:t>
+      </w:r>
+      <w:r>
+        <w:rPr>
+          <w:rFonts w:ascii="Times New Roman" w:hAnsi="Times New Roman"/>
+          <w:color w:val="000000"/>
+          <w:sz w:val="24"/>
+        </w:rPr>
+        <w:t xml:space="preserve"> </w:t>
+      </w:r>
+      <w:r>
+        <w:rPr>
+          <w:rFonts w:ascii="Times New Roman" w:hAnsi="Times New Roman"/>
+          <w:color w:val="000000"/>
+          <w:sz w:val="24"/>
+        </w:rPr>
+        <w:t>Марію,</w:t>
+      </w:r>
+      <w:r>
+        <w:rPr>
+          <w:rFonts w:ascii="Times New Roman" w:hAnsi="Times New Roman"/>
+          <w:color w:val="000000"/>
+          <w:sz w:val="24"/>
+        </w:rPr>
+        <w:t xml:space="preserve"> </w:t>
+      </w:r>
+      <w:r>
+        <w:rPr>
+          <w:rFonts w:ascii="Times New Roman" w:hAnsi="Times New Roman"/>
+          <w:color w:val="000000"/>
+          <w:sz w:val="24"/>
+        </w:rPr>
+        <w:t>з</w:t>
+      </w:r>
+      <w:r>
+        <w:rPr>
+          <w:rFonts w:ascii="Times New Roman" w:hAnsi="Times New Roman"/>
+          <w:color w:val="000000"/>
+          <w:sz w:val="24"/>
+        </w:rPr>
+        <w:t xml:space="preserve"> </w:t>
+      </w:r>
+      <w:r>
+        <w:rPr>
+          <w:rFonts w:ascii="Times New Roman" w:hAnsi="Times New Roman"/>
+          <w:color w:val="000000"/>
+          <w:sz w:val="24"/>
+        </w:rPr>
+        <w:t>усіма</w:t>
+      </w:r>
+      <w:r>
+        <w:rPr>
+          <w:rFonts w:ascii="Times New Roman" w:hAnsi="Times New Roman"/>
+          <w:color w:val="000000"/>
+          <w:sz w:val="24"/>
+        </w:rPr>
+        <w:t xml:space="preserve"> </w:t>
+      </w:r>
+      <w:r>
+        <w:rPr>
+          <w:rFonts w:ascii="Times New Roman" w:hAnsi="Times New Roman"/>
+          <w:color w:val="000000"/>
+          <w:sz w:val="24"/>
+        </w:rPr>
+        <w:t>святими</w:t>
+      </w:r>
+      <w:r>
+        <w:rPr>
+          <w:rFonts w:ascii="Times New Roman" w:hAnsi="Times New Roman"/>
+          <w:color w:val="000000"/>
+          <w:sz w:val="24"/>
+        </w:rPr>
+        <w:t xml:space="preserve"> </w:t>
+      </w:r>
+      <w:r>
+        <w:rPr>
+          <w:rFonts w:ascii="Times New Roman" w:hAnsi="Times New Roman"/>
+          <w:color w:val="000000"/>
+          <w:sz w:val="24"/>
+        </w:rPr>
+        <w:t>пом’янувши,</w:t>
+      </w:r>
+      <w:r>
+        <w:rPr>
+          <w:rFonts w:ascii="Times New Roman" w:hAnsi="Times New Roman"/>
+          <w:color w:val="000000"/>
+          <w:sz w:val="24"/>
+        </w:rPr>
+        <w:t xml:space="preserve"> </w:t>
+      </w:r>
+      <w:r>
+        <w:rPr>
+          <w:rFonts w:ascii="Times New Roman" w:hAnsi="Times New Roman"/>
+          <w:color w:val="000000"/>
+          <w:sz w:val="24"/>
+        </w:rPr>
+        <w:t>самих</w:t>
+      </w:r>
+      <w:r>
+        <w:rPr>
+          <w:rFonts w:ascii="Times New Roman" w:hAnsi="Times New Roman"/>
+          <w:color w:val="000000"/>
+          <w:sz w:val="24"/>
+        </w:rPr>
+        <w:t xml:space="preserve"> </w:t>
+      </w:r>
+      <w:r>
+        <w:rPr>
+          <w:rFonts w:ascii="Times New Roman" w:hAnsi="Times New Roman"/>
+          <w:color w:val="000000"/>
+          <w:sz w:val="24"/>
+        </w:rPr>
+        <w:t>себе,</w:t>
+      </w:r>
+      <w:r>
+        <w:rPr>
+          <w:rFonts w:ascii="Times New Roman" w:hAnsi="Times New Roman"/>
+          <w:color w:val="000000"/>
+          <w:sz w:val="24"/>
+        </w:rPr>
+        <w:t xml:space="preserve"> </w:t>
+      </w:r>
+      <w:r>
+        <w:rPr>
+          <w:rFonts w:ascii="Times New Roman" w:hAnsi="Times New Roman"/>
+          <w:color w:val="000000"/>
+          <w:sz w:val="24"/>
+        </w:rPr>
+        <w:t>і</w:t>
+      </w:r>
+      <w:r>
+        <w:rPr>
+          <w:rFonts w:ascii="Times New Roman" w:hAnsi="Times New Roman"/>
+          <w:color w:val="000000"/>
+          <w:sz w:val="24"/>
+        </w:rPr>
+        <w:t xml:space="preserve"> </w:t>
+      </w:r>
+      <w:r>
+        <w:rPr>
+          <w:rFonts w:ascii="Times New Roman" w:hAnsi="Times New Roman"/>
+          <w:color w:val="000000"/>
+          <w:sz w:val="24"/>
+        </w:rPr>
+        <w:t>один</w:t>
+      </w:r>
+      <w:r>
+        <w:rPr>
+          <w:rFonts w:ascii="Times New Roman" w:hAnsi="Times New Roman"/>
+          <w:color w:val="000000"/>
+          <w:sz w:val="24"/>
+        </w:rPr>
+        <w:t xml:space="preserve"> </w:t>
+      </w:r>
+      <w:r>
+        <w:rPr>
+          <w:rFonts w:ascii="Times New Roman" w:hAnsi="Times New Roman"/>
+          <w:color w:val="000000"/>
+          <w:sz w:val="24"/>
+        </w:rPr>
+        <w:t>одного,</w:t>
+      </w:r>
+      <w:r>
+        <w:rPr>
+          <w:rFonts w:ascii="Times New Roman" w:hAnsi="Times New Roman"/>
+          <w:color w:val="000000"/>
+          <w:sz w:val="24"/>
+        </w:rPr>
+        <w:t xml:space="preserve"> </w:t>
+      </w:r>
+      <w:r>
+        <w:rPr>
+          <w:rFonts w:ascii="Times New Roman" w:hAnsi="Times New Roman"/>
+          <w:color w:val="000000"/>
+          <w:sz w:val="24"/>
+        </w:rPr>
+        <w:t>і</w:t>
+      </w:r>
+      <w:r>
+        <w:rPr>
+          <w:rFonts w:ascii="Times New Roman" w:hAnsi="Times New Roman"/>
+          <w:color w:val="000000"/>
+          <w:sz w:val="24"/>
+        </w:rPr>
+        <w:t xml:space="preserve"> </w:t>
+      </w:r>
+      <w:r>
+        <w:rPr>
+          <w:rFonts w:ascii="Times New Roman" w:hAnsi="Times New Roman"/>
+          <w:color w:val="000000"/>
+          <w:sz w:val="24"/>
+        </w:rPr>
+        <w:t>все</w:t>
+      </w:r>
+      <w:r>
+        <w:rPr>
+          <w:rFonts w:ascii="Times New Roman" w:hAnsi="Times New Roman"/>
+          <w:color w:val="000000"/>
+          <w:sz w:val="24"/>
+        </w:rPr>
+        <w:t xml:space="preserve"> </w:t>
+      </w:r>
+      <w:r>
+        <w:rPr>
+          <w:rFonts w:ascii="Times New Roman" w:hAnsi="Times New Roman"/>
+          <w:color w:val="000000"/>
+          <w:sz w:val="24"/>
+        </w:rPr>
+        <w:t>життя</w:t>
+      </w:r>
+      <w:r>
+        <w:rPr>
+          <w:rFonts w:ascii="Times New Roman" w:hAnsi="Times New Roman"/>
+          <w:color w:val="000000"/>
+          <w:sz w:val="24"/>
+        </w:rPr>
+        <w:t xml:space="preserve"> </w:t>
+      </w:r>
+      <w:r>
+        <w:rPr>
+          <w:rFonts w:ascii="Times New Roman" w:hAnsi="Times New Roman"/>
+          <w:color w:val="000000"/>
+          <w:sz w:val="24"/>
+        </w:rPr>
+        <w:t>наше</w:t>
+      </w:r>
+      <w:r>
+        <w:rPr>
+          <w:rFonts w:ascii="Times New Roman" w:hAnsi="Times New Roman"/>
+          <w:color w:val="000000"/>
+          <w:sz w:val="24"/>
+        </w:rPr>
+        <w:t xml:space="preserve"> </w:t>
+      </w:r>
+      <w:r>
+        <w:rPr>
+          <w:rFonts w:ascii="Times New Roman" w:hAnsi="Times New Roman"/>
+          <w:color w:val="000000"/>
+          <w:sz w:val="24"/>
+        </w:rPr>
+        <w:t>Христу</w:t>
+      </w:r>
+      <w:r>
+        <w:rPr>
+          <w:rFonts w:ascii="Times New Roman" w:hAnsi="Times New Roman"/>
+          <w:color w:val="000000"/>
+          <w:sz w:val="24"/>
+        </w:rPr>
+        <w:t xml:space="preserve"> </w:t>
+      </w:r>
+      <w:r>
+        <w:rPr>
+          <w:rFonts w:ascii="Times New Roman" w:hAnsi="Times New Roman"/>
+          <w:color w:val="000000"/>
+          <w:sz w:val="24"/>
+        </w:rPr>
+        <w:t>Богові</w:t>
+      </w:r>
+      <w:r>
+        <w:rPr>
+          <w:rFonts w:ascii="Times New Roman" w:hAnsi="Times New Roman"/>
+          <w:color w:val="000000"/>
+          <w:sz w:val="24"/>
+        </w:rPr>
+        <w:t xml:space="preserve"> </w:t>
+      </w:r>
+      <w:r>
+        <w:rPr>
+          <w:rFonts w:ascii="Times New Roman" w:hAnsi="Times New Roman"/>
+          <w:color w:val="000000"/>
+          <w:sz w:val="24"/>
+        </w:rPr>
+        <w:t>віддаймо.</w:t>
+      </w:r>
+    </w:p>
+    <w:p>
+      <w:pPr>
+        <w:spacing w:after="120"/>
+      </w:pPr>
+      <w:r>
+        <w:rPr>
+          <w:rFonts w:ascii="Times New Roman" w:hAnsi="Times New Roman"/>
+          <w:i/>
+          <w:color w:val="FF4400"/>
+          <w:sz w:val="24"/>
+        </w:rPr>
+        <w:t>Вірні:</w:t>
+      </w:r>
+      <w:r>
+        <w:rPr>
+          <w:rFonts w:ascii="Times New Roman" w:hAnsi="Times New Roman"/>
+          <w:color w:val="000000"/>
+          <w:sz w:val="24"/>
+        </w:rPr>
+        <w:t xml:space="preserve"> </w:t>
+      </w:r>
+      <w:r>
+        <w:rPr>
+          <w:rFonts w:ascii="Times New Roman" w:hAnsi="Times New Roman"/>
+          <w:color w:val="000000"/>
+          <w:sz w:val="24"/>
+        </w:rPr>
+        <w:t>Тобі́,</w:t>
+      </w:r>
+      <w:r>
+        <w:rPr>
+          <w:rFonts w:ascii="Times New Roman" w:hAnsi="Times New Roman"/>
+          <w:color w:val="000000"/>
+          <w:sz w:val="24"/>
+        </w:rPr>
+        <w:t xml:space="preserve"> </w:t>
+      </w:r>
+      <w:r>
+        <w:rPr>
+          <w:rFonts w:ascii="Times New Roman" w:hAnsi="Times New Roman"/>
+          <w:color w:val="000000"/>
+          <w:sz w:val="24"/>
+        </w:rPr>
+        <w:t>Го́споди.</w:t>
+      </w:r>
+    </w:p>
+    <w:p>
+      <w:pPr>
+        <w:spacing w:after="120" w:line="240" w:lineRule="auto"/>
+        <w:rPr>
+          <w:rFonts w:ascii="Times New Roman" w:eastAsia="Times New Roman" w:hAnsi="Times New Roman" w:cs="Times New Roman"/>
+          <w:sz w:val="24"/>
+          <w:szCs w:val="24"/>
+        </w:rPr>
+      </w:pPr>
+      <w:r>
+        <w:rPr>
+          <w:rFonts w:ascii="Times New Roman" w:eastAsia="Times New Roman" w:hAnsi="Times New Roman" w:cs="Times New Roman"/>
+          <w:sz w:val="24"/>
+          <w:szCs w:val="24"/>
+          <w:u w:val="single"/>
+        </w:rPr>
+        <w:t>[Дякуємо тобі, Господи, Боже спасіння нашого, бо ти все робиш для добра життя нашого, щоб ми завжди на тебе спогляд</w:t>
+      </w:r>
+      <w:r>
+        <w:rPr>
+          <w:rFonts w:ascii="Times New Roman" w:eastAsia="Times New Roman" w:hAnsi="Times New Roman" w:cs="Times New Roman"/>
+          <w:sz w:val="24"/>
+          <w:szCs w:val="24"/>
+          <w:u w:val="single"/>
+        </w:rPr>
+        <w:t>али, Спасителю й Доброчинцю душ наших. Бо ти дав спокій нам у час минулої ночі й підвів нас, щоб ми поклонялися величному імені твоєму. Тому молимо тебе, Господи: Дай нам ласку й силу, щоб ми стали гідними співати тобі розумно й молитися безупинно та в стр</w:t>
+      </w:r>
+      <w:r>
+        <w:rPr>
+          <w:rFonts w:ascii="Times New Roman" w:eastAsia="Times New Roman" w:hAnsi="Times New Roman" w:cs="Times New Roman"/>
+          <w:sz w:val="24"/>
+          <w:szCs w:val="24"/>
+          <w:u w:val="single"/>
+        </w:rPr>
+        <w:t>асі і тремтінні над нашим спасінням працювали, при заступництві Христа твого. Пом'яни, Господи, і тих, що вночі до тебе кличуть. Вислухай їх і помилуй, і круши під ноги їх невидимих і войовничих ворогів.]</w:t>
+      </w:r>
+    </w:p>
+    <w:p>
+      <w:pPr>
+        <w:spacing w:after="120"/>
+        <w:jc w:val="both"/>
+      </w:pPr>
+      <w:r>
+        <w:rPr>
+          <w:rFonts w:ascii="Times New Roman" w:hAnsi="Times New Roman"/>
           <w:i/>
           <w:color w:val="FF0000"/>
           <w:sz w:val="24"/>
-          <w:szCs w:val="24"/>
-        </w:rPr>
-        <w:t>Вірні:</w:t>
-      </w:r>
-      <w:r>
-        <w:rPr>
-          <w:rFonts w:ascii="Times New Roman" w:eastAsia="Times New Roman" w:hAnsi="Times New Roman" w:cs="Times New Roman"/>
-          <w:color w:val="000000"/>
-          <w:sz w:val="24"/>
-          <w:szCs w:val="24"/>
-        </w:rPr>
-        <w:t xml:space="preserve"> Господи, помилуй.</w:t>
-      </w:r>
-    </w:p>
-    <w:p>
-      <w:pPr>
-        <w:spacing w:after="120" w:line="240" w:lineRule="auto"/>
-        <w:rPr>
-          <w:rFonts w:ascii="Times New Roman" w:eastAsia="Times New Roman" w:hAnsi="Times New Roman" w:cs="Times New Roman"/>
-          <w:sz w:val="24"/>
-          <w:szCs w:val="24"/>
-        </w:rPr>
-      </w:pPr>
-      <w:r>
-        <w:rPr>
-          <w:rFonts w:ascii="Times New Roman" w:eastAsia="Times New Roman" w:hAnsi="Times New Roman" w:cs="Times New Roman"/>
-          <w:color w:val="000000"/>
-          <w:sz w:val="24"/>
-          <w:szCs w:val="24"/>
-        </w:rPr>
-        <w:t>Заступи, спаси, помилуй і охорони нас, Боже, твоєю благодаттю.</w:t>
-      </w:r>
-    </w:p>
-    <w:p>
-      <w:pPr>
-        <w:spacing w:after="120" w:line="240" w:lineRule="auto"/>
-        <w:rPr>
-          <w:rFonts w:ascii="Times New Roman" w:eastAsia="Times New Roman" w:hAnsi="Times New Roman" w:cs="Times New Roman"/>
-          <w:sz w:val="24"/>
-          <w:szCs w:val="24"/>
-        </w:rPr>
-      </w:pPr>
-      <w:r>
-        <w:rPr>
-          <w:rFonts w:ascii="Times New Roman" w:eastAsia="Times New Roman" w:hAnsi="Times New Roman" w:cs="Times New Roman"/>
+        </w:rPr>
+        <w:t>Священник:</w:t>
+      </w:r>
+      <w:r>
+        <w:rPr>
+          <w:rFonts w:ascii="Times New Roman" w:hAnsi="Times New Roman"/>
           <w:i/>
           <w:color w:val="FF0000"/>
           <w:sz w:val="24"/>
-          <w:szCs w:val="24"/>
-        </w:rPr>
-        <w:t>Вірні:</w:t>
-      </w:r>
-      <w:r>
-        <w:rPr>
-          <w:rFonts w:ascii="Times New Roman" w:eastAsia="Times New Roman" w:hAnsi="Times New Roman" w:cs="Times New Roman"/>
+        </w:rPr>
+        <w:t xml:space="preserve"> </w:t>
+      </w:r>
+      <w:r>
+        <w:rPr>
+          <w:rFonts w:ascii="Times New Roman" w:hAnsi="Times New Roman"/>
           <w:color w:val="000000"/>
           <w:sz w:val="24"/>
-          <w:szCs w:val="24"/>
-        </w:rPr>
-        <w:t xml:space="preserve"> Господи, помилуй.</w:t>
-      </w:r>
-    </w:p>
-    <w:p>
-      <w:pPr>
-        <w:spacing w:after="120" w:line="240" w:lineRule="auto"/>
-        <w:rPr>
-          <w:rFonts w:ascii="Times New Roman" w:eastAsia="Times New Roman" w:hAnsi="Times New Roman" w:cs="Times New Roman"/>
-          <w:sz w:val="24"/>
-          <w:szCs w:val="24"/>
-        </w:rPr>
-      </w:pPr>
-      <w:r>
-        <w:rPr>
-          <w:rFonts w:ascii="Times New Roman" w:eastAsia="Times New Roman" w:hAnsi="Times New Roman" w:cs="Times New Roman"/>
+        </w:rPr>
+        <w:t>Бо</w:t>
+      </w:r>
+      <w:r>
+        <w:rPr>
+          <w:rFonts w:ascii="Times New Roman" w:hAnsi="Times New Roman"/>
           <w:color w:val="000000"/>
           <w:sz w:val="24"/>
-          <w:szCs w:val="24"/>
-        </w:rPr>
-        <w:t>Пресвяту, пречисту, преблагословенну, славну Владичицю нашу Богород</w:t>
-      </w:r>
-      <w:r>
-        <w:rPr>
-          <w:rFonts w:ascii="Times New Roman" w:eastAsia="Times New Roman" w:hAnsi="Times New Roman" w:cs="Times New Roman"/>
+        </w:rPr>
+        <w:t xml:space="preserve"> </w:t>
+      </w:r>
+      <w:r>
+        <w:rPr>
+          <w:rFonts w:ascii="Times New Roman" w:hAnsi="Times New Roman"/>
           <w:color w:val="000000"/>
           <w:sz w:val="24"/>
-          <w:szCs w:val="24"/>
-        </w:rPr>
-        <w:t>ицю і приснодіву Марію, з усіма святими пом'янувши, самі себе, і один одного, і все життя наше Христу Богові віддаймо.</w:t>
-      </w:r>
-    </w:p>
-    <w:p>
-      <w:pPr>
-        <w:spacing w:after="120" w:line="240" w:lineRule="auto"/>
-        <w:rPr>
-          <w:rFonts w:ascii="Times New Roman" w:eastAsia="Times New Roman" w:hAnsi="Times New Roman" w:cs="Times New Roman"/>
-          <w:sz w:val="24"/>
-          <w:szCs w:val="24"/>
-        </w:rPr>
-      </w:pPr>
-      <w:r>
-        <w:rPr>
-          <w:rFonts w:ascii="Times New Roman" w:eastAsia="Times New Roman" w:hAnsi="Times New Roman" w:cs="Times New Roman"/>
-          <w:i/>
-          <w:color w:val="FF0000"/>
-          <w:sz w:val="24"/>
-          <w:szCs w:val="24"/>
-        </w:rPr>
-        <w:t>Вірні:</w:t>
-      </w:r>
-      <w:r>
-        <w:rPr>
-          <w:rFonts w:ascii="Times New Roman" w:eastAsia="Times New Roman" w:hAnsi="Times New Roman" w:cs="Times New Roman"/>
+        </w:rPr>
+        <w:t>Ти</w:t>
+      </w:r>
+      <w:r>
+        <w:rPr>
+          <w:rFonts w:ascii="Times New Roman" w:hAnsi="Times New Roman"/>
           <w:color w:val="000000"/>
           <w:sz w:val="24"/>
-          <w:szCs w:val="24"/>
-        </w:rPr>
-        <w:t xml:space="preserve"> Тобі, Господи.</w:t>
-      </w:r>
-    </w:p>
-    <w:p>
-      <w:pPr>
-        <w:spacing w:after="120" w:line="240" w:lineRule="auto"/>
-        <w:rPr>
-          <w:rFonts w:ascii="Times New Roman" w:eastAsia="Times New Roman" w:hAnsi="Times New Roman" w:cs="Times New Roman"/>
-          <w:sz w:val="24"/>
-          <w:szCs w:val="24"/>
-        </w:rPr>
-      </w:pPr>
-      <w:r>
-        <w:rPr>
-          <w:rFonts w:ascii="Times New Roman" w:eastAsia="Times New Roman" w:hAnsi="Times New Roman" w:cs="Times New Roman"/>
-          <w:sz w:val="24"/>
-          <w:szCs w:val="24"/>
-          <w:u w:val="single"/>
-        </w:rPr>
-        <w:t>[Дякуємо тобі, Господи, Боже спасіння нашого, бо ти все робиш для добра життя нашого, щоб ми завжди на тебе спогляд</w:t>
-      </w:r>
-      <w:r>
-        <w:rPr>
-          <w:rFonts w:ascii="Times New Roman" w:eastAsia="Times New Roman" w:hAnsi="Times New Roman" w:cs="Times New Roman"/>
-          <w:sz w:val="24"/>
-          <w:szCs w:val="24"/>
-          <w:u w:val="single"/>
-        </w:rPr>
-        <w:t>али, Спасителю й Доброчинцю душ наших. Бо ти дав спокій нам у час минулої ночі й підвів нас, щоб ми поклонялися величному імені твоєму. Тому молимо тебе, Господи: Дай нам ласку й силу, щоб ми стали гідними співати тобі розумно й молитися безупинно та в стр</w:t>
-      </w:r>
-      <w:r>
-        <w:rPr>
-          <w:rFonts w:ascii="Times New Roman" w:eastAsia="Times New Roman" w:hAnsi="Times New Roman" w:cs="Times New Roman"/>
-          <w:sz w:val="24"/>
-          <w:szCs w:val="24"/>
-          <w:u w:val="single"/>
-        </w:rPr>
-        <w:t>асі і тремтінні над нашим спасінням працювали, при заступництві Христа твого. Пом'яни, Господи, і тих, що вночі до тебе кличуть. Вислухай їх і помилуй, і круши під ноги їх невидимих і войовничих ворогів.]</w:t>
-      </w:r>
-    </w:p>
-    <w:p>
-      <w:pPr>
-        <w:spacing w:after="120" w:line="240" w:lineRule="auto"/>
-        <w:rPr>
-          <w:rFonts w:ascii="Times New Roman" w:eastAsia="Times New Roman" w:hAnsi="Times New Roman" w:cs="Times New Roman"/>
-          <w:sz w:val="24"/>
-          <w:szCs w:val="24"/>
-        </w:rPr>
-      </w:pPr>
-      <w:r>
-        <w:rPr>
-          <w:rFonts w:ascii="Times New Roman" w:eastAsia="Times New Roman" w:hAnsi="Times New Roman" w:cs="Times New Roman"/>
-          <w:i/>
-          <w:color w:val="FF0000"/>
-          <w:sz w:val="24"/>
-          <w:szCs w:val="24"/>
-        </w:rPr>
-        <w:t>Священик: </w:t>
-      </w:r>
-      <w:r>
-        <w:rPr>
-          <w:rFonts w:ascii="Times New Roman" w:eastAsia="Times New Roman" w:hAnsi="Times New Roman" w:cs="Times New Roman"/>
+        </w:rPr>
+        <w:t xml:space="preserve"> </w:t>
+      </w:r>
+      <w:r>
+        <w:rPr>
+          <w:rFonts w:ascii="Times New Roman" w:hAnsi="Times New Roman"/>
           <w:color w:val="000000"/>
           <w:sz w:val="24"/>
-          <w:szCs w:val="24"/>
-        </w:rPr>
-        <w:t>Бо Ти цар миру і Спас душ наших і Тобі сл</w:t>
-      </w:r>
-      <w:r>
-        <w:rPr>
-          <w:rFonts w:ascii="Times New Roman" w:eastAsia="Times New Roman" w:hAnsi="Times New Roman" w:cs="Times New Roman"/>
+        </w:rPr>
+        <w:t>цар</w:t>
+      </w:r>
+      <w:r>
+        <w:rPr>
+          <w:rFonts w:ascii="Times New Roman" w:hAnsi="Times New Roman"/>
           <w:color w:val="000000"/>
           <w:sz w:val="24"/>
-          <w:szCs w:val="24"/>
-        </w:rPr>
-        <w:t>аву возсилаємо: Отцю, і Сину, і Святому Духові</w:t>
-      </w:r>
-      <w:r>
-        <w:rPr>
-          <w:rFonts w:ascii="Times New Roman" w:eastAsia="Times New Roman" w:hAnsi="Times New Roman" w:cs="Times New Roman"/>
-          <w:sz w:val="24"/>
-          <w:szCs w:val="24"/>
-        </w:rPr>
-        <w:t>, нині і повсякчас, і на віки віків.</w:t>
+        </w:rPr>
+        <w:t xml:space="preserve"> </w:t>
+      </w:r>
+      <w:r>
+        <w:rPr>
+          <w:rFonts w:ascii="Times New Roman" w:hAnsi="Times New Roman"/>
+          <w:color w:val="000000"/>
+          <w:sz w:val="24"/>
+        </w:rPr>
+        <w:t>миру</w:t>
+      </w:r>
+      <w:r>
+        <w:rPr>
+          <w:rFonts w:ascii="Times New Roman" w:hAnsi="Times New Roman"/>
+          <w:color w:val="000000"/>
+          <w:sz w:val="24"/>
+        </w:rPr>
+        <w:t xml:space="preserve"> </w:t>
+      </w:r>
+      <w:r>
+        <w:rPr>
+          <w:rFonts w:ascii="Times New Roman" w:hAnsi="Times New Roman"/>
+          <w:color w:val="000000"/>
+          <w:sz w:val="24"/>
+        </w:rPr>
+        <w:t>і</w:t>
+      </w:r>
+      <w:r>
+        <w:rPr>
+          <w:rFonts w:ascii="Times New Roman" w:hAnsi="Times New Roman"/>
+          <w:color w:val="000000"/>
+          <w:sz w:val="24"/>
+        </w:rPr>
+        <w:t xml:space="preserve"> </w:t>
+      </w:r>
+      <w:r>
+        <w:rPr>
+          <w:rFonts w:ascii="Times New Roman" w:hAnsi="Times New Roman"/>
+          <w:color w:val="000000"/>
+          <w:sz w:val="24"/>
+        </w:rPr>
+        <w:t>Спас</w:t>
+      </w:r>
+      <w:r>
+        <w:rPr>
+          <w:rFonts w:ascii="Times New Roman" w:hAnsi="Times New Roman"/>
+          <w:color w:val="000000"/>
+          <w:sz w:val="24"/>
+        </w:rPr>
+        <w:t xml:space="preserve"> </w:t>
+      </w:r>
+      <w:r>
+        <w:rPr>
+          <w:rFonts w:ascii="Times New Roman" w:hAnsi="Times New Roman"/>
+          <w:color w:val="000000"/>
+          <w:sz w:val="24"/>
+        </w:rPr>
+        <w:t>душ</w:t>
+      </w:r>
+      <w:r>
+        <w:rPr>
+          <w:rFonts w:ascii="Times New Roman" w:hAnsi="Times New Roman"/>
+          <w:color w:val="000000"/>
+          <w:sz w:val="24"/>
+        </w:rPr>
+        <w:t xml:space="preserve"> </w:t>
+      </w:r>
+      <w:r>
+        <w:rPr>
+          <w:rFonts w:ascii="Times New Roman" w:hAnsi="Times New Roman"/>
+          <w:color w:val="000000"/>
+          <w:sz w:val="24"/>
+        </w:rPr>
+        <w:t>наших</w:t>
+      </w:r>
+      <w:r>
+        <w:rPr>
+          <w:rFonts w:ascii="Times New Roman" w:hAnsi="Times New Roman"/>
+          <w:color w:val="000000"/>
+          <w:sz w:val="24"/>
+        </w:rPr>
+        <w:t xml:space="preserve"> </w:t>
+      </w:r>
+      <w:r>
+        <w:rPr>
+          <w:rFonts w:ascii="Times New Roman" w:hAnsi="Times New Roman"/>
+          <w:color w:val="000000"/>
+          <w:sz w:val="24"/>
+        </w:rPr>
+        <w:t>–</w:t>
+      </w:r>
+      <w:r>
+        <w:rPr>
+          <w:rFonts w:ascii="Times New Roman" w:hAnsi="Times New Roman"/>
+          <w:color w:val="000000"/>
+          <w:sz w:val="24"/>
+        </w:rPr>
+        <w:t xml:space="preserve"> </w:t>
+      </w:r>
+      <w:r>
+        <w:rPr>
+          <w:rFonts w:ascii="Times New Roman" w:hAnsi="Times New Roman"/>
+          <w:color w:val="000000"/>
+          <w:sz w:val="24"/>
+        </w:rPr>
+        <w:t>і</w:t>
+      </w:r>
+      <w:r>
+        <w:rPr>
+          <w:rFonts w:ascii="Times New Roman" w:hAnsi="Times New Roman"/>
+          <w:color w:val="000000"/>
+          <w:sz w:val="24"/>
+        </w:rPr>
+        <w:t xml:space="preserve"> </w:t>
+      </w:r>
+      <w:r>
+        <w:rPr>
+          <w:rFonts w:ascii="Times New Roman" w:hAnsi="Times New Roman"/>
+          <w:color w:val="000000"/>
+          <w:sz w:val="24"/>
+        </w:rPr>
+        <w:t>Тобі</w:t>
+      </w:r>
+      <w:r>
+        <w:rPr>
+          <w:rFonts w:ascii="Times New Roman" w:hAnsi="Times New Roman"/>
+          <w:color w:val="000000"/>
+          <w:sz w:val="24"/>
+        </w:rPr>
+        <w:t xml:space="preserve"> </w:t>
+      </w:r>
+      <w:r>
+        <w:rPr>
+          <w:rFonts w:ascii="Times New Roman" w:hAnsi="Times New Roman"/>
+          <w:color w:val="000000"/>
+          <w:sz w:val="24"/>
+        </w:rPr>
+        <w:t>славу</w:t>
+      </w:r>
+      <w:r>
+        <w:rPr>
+          <w:rFonts w:ascii="Times New Roman" w:hAnsi="Times New Roman"/>
+          <w:color w:val="000000"/>
+          <w:sz w:val="24"/>
+        </w:rPr>
+        <w:t xml:space="preserve"> </w:t>
+      </w:r>
+      <w:r>
+        <w:rPr>
+          <w:rFonts w:ascii="Times New Roman" w:hAnsi="Times New Roman"/>
+          <w:color w:val="000000"/>
+          <w:sz w:val="24"/>
+        </w:rPr>
+        <w:t>возсилаємо,</w:t>
+      </w:r>
+      <w:r>
+        <w:rPr>
+          <w:rFonts w:ascii="Times New Roman" w:hAnsi="Times New Roman"/>
+          <w:color w:val="000000"/>
+          <w:sz w:val="24"/>
+        </w:rPr>
+        <w:t xml:space="preserve"> </w:t>
+      </w:r>
+      <w:r>
+        <w:rPr>
+          <w:rFonts w:ascii="Times New Roman" w:hAnsi="Times New Roman"/>
+          <w:color w:val="000000"/>
+          <w:sz w:val="24"/>
+        </w:rPr>
+        <w:t>Отцю,</w:t>
+      </w:r>
+      <w:r>
+        <w:rPr>
+          <w:rFonts w:ascii="Times New Roman" w:hAnsi="Times New Roman"/>
+          <w:color w:val="000000"/>
+          <w:sz w:val="24"/>
+        </w:rPr>
+        <w:t xml:space="preserve"> </w:t>
+      </w:r>
+      <w:r>
+        <w:rPr>
+          <w:rFonts w:ascii="Times New Roman" w:hAnsi="Times New Roman"/>
+          <w:color w:val="000000"/>
+          <w:sz w:val="24"/>
+        </w:rPr>
+        <w:t>і</w:t>
+      </w:r>
+      <w:r>
+        <w:rPr>
+          <w:rFonts w:ascii="Times New Roman" w:hAnsi="Times New Roman"/>
+          <w:color w:val="000000"/>
+          <w:sz w:val="24"/>
+        </w:rPr>
+        <w:t xml:space="preserve"> </w:t>
+      </w:r>
+      <w:r>
+        <w:rPr>
+          <w:rFonts w:ascii="Times New Roman" w:hAnsi="Times New Roman"/>
+          <w:color w:val="000000"/>
+          <w:sz w:val="24"/>
+        </w:rPr>
+        <w:t>Сину,</w:t>
+      </w:r>
+      <w:r>
+        <w:rPr>
+          <w:rFonts w:ascii="Times New Roman" w:hAnsi="Times New Roman"/>
+          <w:color w:val="000000"/>
+          <w:sz w:val="24"/>
+        </w:rPr>
+        <w:t xml:space="preserve"> </w:t>
+      </w:r>
+      <w:r>
+        <w:rPr>
+          <w:rFonts w:ascii="Times New Roman" w:hAnsi="Times New Roman"/>
+          <w:color w:val="000000"/>
+          <w:sz w:val="24"/>
+        </w:rPr>
+        <w:t>і</w:t>
+      </w:r>
+      <w:r>
+        <w:rPr>
+          <w:rFonts w:ascii="Times New Roman" w:hAnsi="Times New Roman"/>
+          <w:color w:val="000000"/>
+          <w:sz w:val="24"/>
+        </w:rPr>
+        <w:t xml:space="preserve"> </w:t>
+      </w:r>
+      <w:r>
+        <w:rPr>
+          <w:rFonts w:ascii="Times New Roman" w:hAnsi="Times New Roman"/>
+          <w:color w:val="000000"/>
+          <w:sz w:val="24"/>
+        </w:rPr>
+        <w:t>Святому</w:t>
+      </w:r>
+      <w:r>
+        <w:rPr>
+          <w:rFonts w:ascii="Times New Roman" w:hAnsi="Times New Roman"/>
+          <w:color w:val="000000"/>
+          <w:sz w:val="24"/>
+        </w:rPr>
+        <w:t xml:space="preserve"> </w:t>
+      </w:r>
+      <w:r>
+        <w:rPr>
+          <w:rFonts w:ascii="Times New Roman" w:hAnsi="Times New Roman"/>
+          <w:color w:val="000000"/>
+          <w:sz w:val="24"/>
+        </w:rPr>
+        <w:t>Духові</w:t>
+      </w:r>
+      <w:r>
+        <w:rPr>
+          <w:rFonts w:ascii="Times New Roman" w:hAnsi="Times New Roman"/>
+          <w:sz w:val="24"/>
+        </w:rPr>
+        <w:t>,</w:t>
+      </w:r>
+      <w:r>
+        <w:rPr>
+          <w:rFonts w:ascii="Times New Roman" w:hAnsi="Times New Roman"/>
+          <w:sz w:val="24"/>
+        </w:rPr>
+        <w:t xml:space="preserve"> </w:t>
+      </w:r>
+      <w:r>
+        <w:rPr>
+          <w:rFonts w:ascii="Times New Roman" w:hAnsi="Times New Roman"/>
+          <w:sz w:val="24"/>
+        </w:rPr>
+        <w:t>нині,</w:t>
+      </w:r>
+      <w:r>
+        <w:rPr>
+          <w:rFonts w:ascii="Times New Roman" w:hAnsi="Times New Roman"/>
+          <w:sz w:val="24"/>
+        </w:rPr>
+        <w:t xml:space="preserve"> </w:t>
+      </w:r>
+      <w:r>
+        <w:rPr>
+          <w:rFonts w:ascii="Times New Roman" w:hAnsi="Times New Roman"/>
+          <w:sz w:val="24"/>
+        </w:rPr>
+        <w:t>і</w:t>
+      </w:r>
+      <w:r>
+        <w:rPr>
+          <w:rFonts w:ascii="Times New Roman" w:hAnsi="Times New Roman"/>
+          <w:sz w:val="24"/>
+        </w:rPr>
+        <w:t xml:space="preserve"> </w:t>
+      </w:r>
+      <w:r>
+        <w:rPr>
+          <w:rFonts w:ascii="Times New Roman" w:hAnsi="Times New Roman"/>
+          <w:sz w:val="24"/>
+        </w:rPr>
+        <w:t>повсякчас,</w:t>
+      </w:r>
+      <w:r>
+        <w:rPr>
+          <w:rFonts w:ascii="Times New Roman" w:hAnsi="Times New Roman"/>
+          <w:sz w:val="24"/>
+        </w:rPr>
+        <w:t xml:space="preserve"> </w:t>
+      </w:r>
+      <w:r>
+        <w:rPr>
+          <w:rFonts w:ascii="Times New Roman" w:hAnsi="Times New Roman"/>
+          <w:sz w:val="24"/>
+        </w:rPr>
+        <w:t>і</w:t>
+      </w:r>
+      <w:r>
+        <w:rPr>
+          <w:rFonts w:ascii="Times New Roman" w:hAnsi="Times New Roman"/>
+          <w:sz w:val="24"/>
+        </w:rPr>
+        <w:t xml:space="preserve"> </w:t>
+      </w:r>
+      <w:r>
+        <w:rPr>
+          <w:rFonts w:ascii="Times New Roman" w:hAnsi="Times New Roman"/>
+          <w:sz w:val="24"/>
+        </w:rPr>
+        <w:t>на</w:t>
+      </w:r>
+      <w:r>
+        <w:rPr>
+          <w:rFonts w:ascii="Times New Roman" w:hAnsi="Times New Roman"/>
+          <w:sz w:val="24"/>
+        </w:rPr>
+        <w:t xml:space="preserve"> </w:t>
+      </w:r>
+      <w:r>
+        <w:rPr>
+          <w:rFonts w:ascii="Times New Roman" w:hAnsi="Times New Roman"/>
+          <w:sz w:val="24"/>
+        </w:rPr>
+        <w:t>віки</w:t>
+      </w:r>
+      <w:r>
+        <w:rPr>
+          <w:rFonts w:ascii="Times New Roman" w:hAnsi="Times New Roman"/>
+          <w:sz w:val="24"/>
+        </w:rPr>
+        <w:t xml:space="preserve"> </w:t>
+      </w:r>
+      <w:r>
+        <w:rPr>
+          <w:rFonts w:ascii="Times New Roman" w:hAnsi="Times New Roman"/>
+          <w:sz w:val="24"/>
+        </w:rPr>
+        <w:t>віків.</w:t>
       </w:r>
     </w:p>
     <w:p>
@@ -13747,7 +15654,7 @@
           <w:sz w:val="24"/>
           <w:szCs w:val="24"/>
         </w:rPr>
-        <w:t>Ірмос (г. 4):</w:t>
+        <w:t>Ірмос (г. 4):</w:t>
       </w:r>
       <w:r>
         <w:rPr>
@@ -16451,7 +18358,7 @@
           <w:sz w:val="24"/>
           <w:szCs w:val="24"/>
         </w:rPr>
-        <w:t>(г. 4, подібний: Покликаний був ти):</w:t>
+        <w:t>(г. 4, подібний: Покликаний був ти):</w:t>
       </w:r>
       <w:sdt>
         <w:sdtPr>

--- a/flow/20230914_vu_template/drafts/2024-12-u/20-ПТ-передсвяття_Різдва_Ігнатія Богоносця.docx
+++ b/flow/20230914_vu_template/drafts/2024-12-u/20-ПТ-передсвяття_Різдва_Ігнатія Богоносця.docx
@@ -2672,14 +2672,7 @@
           <w:rFonts w:ascii="Times New Roman" w:hAnsi="Times New Roman"/>
           <w:sz w:val="24"/>
         </w:rPr>
-        <w:t xml:space="preserve"> Бо Тобі належить усяка слава, честь і поклоніння, Отцю, і Сину, і Святому Ду</w:t>
-      </w:r>
-      <w:r>
-        <w:rPr>
-          <w:rFonts w:ascii="Times New Roman" w:hAnsi="Times New Roman"/>
-          <w:sz w:val="24"/>
-        </w:rPr>
-        <w:t>хові, нині, і повсякчас, і на віки віків.</w:t>
+        <w:t xml:space="preserve"> Бо Тобі належить усяка слава, честь і поклоніння, Отцю, і Сину, і Святому Духові, нині, і повсякчас, і на віки віків.</w:t>
       </w:r>
     </w:p>
     <w:p>
@@ -5915,14 +5908,7 @@
           <w:rFonts w:ascii="Times New Roman" w:hAnsi="Times New Roman"/>
           <w:sz w:val="24"/>
         </w:rPr>
-        <w:t xml:space="preserve"> Бо Ти – Бог милости, ласк і людинолюбн</w:t>
-      </w:r>
-      <w:r>
-        <w:rPr>
-          <w:rFonts w:ascii="Times New Roman" w:hAnsi="Times New Roman"/>
-          <w:sz w:val="24"/>
-        </w:rPr>
-        <w:t>ости, і Тобі славу возсилаємо, Отцю, і Сину, і Святому Духові, нині, і повсякчас, і на віки віків.</w:t>
+        <w:t xml:space="preserve"> Бо Ти – Бог милости, ласк і людинолюбности, і Тобі славу возсилаємо, Отцю, і Сину, і Святому Духові, нині, і повсякчас, і на віки віків.</w:t>
       </w:r>
     </w:p>
     <w:p>
@@ -6138,8 +6124,635 @@
           <w:color w:val="FF0000"/>
           <w:sz w:val="24"/>
         </w:rPr>
-        <w:t>Священн</w:t>
-      </w:r>
+        <w:t>Священник:</w:t>
+      </w:r>
+      <w:r>
+        <w:rPr>
+          <w:rFonts w:ascii="Times New Roman" w:hAnsi="Times New Roman"/>
+          <w:sz w:val="24"/>
+        </w:rPr>
+        <w:t xml:space="preserve"> Нехай буде влада царства Твого благословенна і дуже прославлена: Отця, і Сина, і Святого Духа, нині і повсякчас, і на віки віків.</w:t>
+      </w:r>
+    </w:p>
+    <w:p>
+      <w:pPr>
+        <w:spacing w:after="120" w:line="240" w:lineRule="auto"/>
+        <w:jc w:val="both"/>
+        <w:rPr>
+          <w:rFonts w:ascii="Times New Roman" w:eastAsia="Times New Roman" w:hAnsi="Times New Roman" w:cs="Times New Roman"/>
+          <w:sz w:val="24"/>
+          <w:szCs w:val="24"/>
+        </w:rPr>
+      </w:pPr>
+      <w:r>
+        <w:rPr>
+          <w:rFonts w:ascii="Times New Roman" w:eastAsia="Times New Roman" w:hAnsi="Times New Roman" w:cs="Times New Roman"/>
+          <w:i/>
+          <w:color w:val="FF0000"/>
+          <w:sz w:val="24"/>
+          <w:szCs w:val="24"/>
+        </w:rPr>
+        <w:t>Вірні:</w:t>
+      </w:r>
+      <w:r>
+        <w:rPr>
+          <w:rFonts w:ascii="Times New Roman" w:eastAsia="Times New Roman" w:hAnsi="Times New Roman" w:cs="Times New Roman"/>
+          <w:sz w:val="24"/>
+          <w:szCs w:val="24"/>
+        </w:rPr>
+        <w:t xml:space="preserve"> Амінь.</w:t>
+      </w:r>
+    </w:p>
+    <w:p>
+      <w:pPr>
+        <w:spacing w:after="120" w:line="240" w:lineRule="auto"/>
+        <w:rPr>
+          <w:rFonts w:ascii="Times New Roman" w:eastAsia="Times New Roman" w:hAnsi="Times New Roman" w:cs="Times New Roman"/>
+          <w:sz w:val="24"/>
+          <w:szCs w:val="24"/>
+        </w:rPr>
+      </w:pPr>
+    </w:p>
+    <w:p>
+      <w:pPr>
+        <w:pStyle w:val="Heading2"/>
+        <w:spacing w:before="0" w:after="120" w:line="240" w:lineRule="auto"/>
+        <w:jc w:val="center"/>
+        <w:rPr>
+          <w:rFonts w:ascii="Times New Roman" w:eastAsia="Times New Roman" w:hAnsi="Times New Roman" w:cs="Times New Roman"/>
+          <w:sz w:val="24"/>
+          <w:szCs w:val="24"/>
+        </w:rPr>
+      </w:pPr>
+      <w:r>
+        <w:rPr>
+          <w:rFonts w:ascii="Times New Roman" w:eastAsia="Times New Roman" w:hAnsi="Times New Roman" w:cs="Times New Roman"/>
+          <w:i/>
+          <w:color w:val="FF0000"/>
+          <w:sz w:val="24"/>
+          <w:szCs w:val="24"/>
+        </w:rPr>
+        <w:t>Стихири на стиховні</w:t>
+      </w:r>
+    </w:p>
+    <w:p>
+      <w:pPr>
+        <w:spacing w:after="120" w:line="240" w:lineRule="auto"/>
+        <w:jc w:val="both"/>
+        <w:rPr>
+          <w:rFonts w:ascii="Times New Roman" w:eastAsia="Times New Roman" w:hAnsi="Times New Roman" w:cs="Times New Roman"/>
+          <w:sz w:val="24"/>
+          <w:szCs w:val="24"/>
+        </w:rPr>
+      </w:pPr>
+      <w:r>
+        <w:rPr>
+          <w:rFonts w:ascii="Times New Roman" w:eastAsia="Times New Roman" w:hAnsi="Times New Roman" w:cs="Times New Roman"/>
+          <w:i/>
+          <w:color w:val="FF0000"/>
+          <w:sz w:val="24"/>
+          <w:szCs w:val="24"/>
+        </w:rPr>
+        <w:t xml:space="preserve">(г. 2): </w:t>
+      </w:r>
+      <w:r>
+        <w:rPr>
+          <w:rFonts w:ascii="Times New Roman" w:eastAsia="Times New Roman" w:hAnsi="Times New Roman" w:cs="Times New Roman"/>
+          <w:sz w:val="24"/>
+          <w:szCs w:val="24"/>
+        </w:rPr>
+        <w:t>Ось наблизився час спасіння нашого,* приготовися, вертепе, Діва приходить родит</w:t>
+      </w:r>
+      <w:r>
+        <w:rPr>
+          <w:rFonts w:ascii="Times New Roman" w:eastAsia="Times New Roman" w:hAnsi="Times New Roman" w:cs="Times New Roman"/>
+          <w:sz w:val="24"/>
+          <w:szCs w:val="24"/>
+        </w:rPr>
+        <w:t>и.* Вифлеєме, земле Юди, красуйся і веселися,* бо з тебе засяяв Господь наш.* Почуйте, гори і пагорби, і довколишні околиці юдейські,* ось бо приходить Христос,* щоб спасти створену Ним людину,* як чоловіколюбець.</w:t>
+      </w:r>
+    </w:p>
+    <w:p>
+      <w:pPr>
+        <w:spacing w:after="120" w:line="240" w:lineRule="auto"/>
+        <w:jc w:val="both"/>
+        <w:rPr>
+          <w:rFonts w:ascii="Times New Roman" w:eastAsia="Times New Roman" w:hAnsi="Times New Roman" w:cs="Times New Roman"/>
+          <w:sz w:val="24"/>
+          <w:szCs w:val="24"/>
+          <w:u w:val="single"/>
+        </w:rPr>
+      </w:pPr>
+      <w:r>
+        <w:rPr>
+          <w:rFonts w:ascii="Times New Roman" w:eastAsia="Times New Roman" w:hAnsi="Times New Roman" w:cs="Times New Roman"/>
+          <w:i/>
+          <w:color w:val="FF0000"/>
+          <w:sz w:val="24"/>
+          <w:szCs w:val="24"/>
+        </w:rPr>
+        <w:t>Стих:</w:t>
+      </w:r>
+      <w:r>
+        <w:rPr>
+          <w:rFonts w:ascii="Times New Roman" w:eastAsia="Times New Roman" w:hAnsi="Times New Roman" w:cs="Times New Roman"/>
+          <w:color w:val="FF0000"/>
+          <w:sz w:val="24"/>
+          <w:szCs w:val="24"/>
+        </w:rPr>
+        <w:t xml:space="preserve"> </w:t>
+      </w:r>
+      <w:r>
+        <w:rPr>
+          <w:rFonts w:ascii="Times New Roman" w:eastAsia="Times New Roman" w:hAnsi="Times New Roman" w:cs="Times New Roman"/>
+          <w:sz w:val="24"/>
+          <w:szCs w:val="24"/>
+          <w:u w:val="single"/>
+        </w:rPr>
+        <w:t>Бог прийде з півдня і Святий з гори, вкритої тінистим гаєм</w:t>
+      </w:r>
+    </w:p>
+    <w:p>
+      <w:pPr>
+        <w:spacing w:after="120" w:line="240" w:lineRule="auto"/>
+        <w:jc w:val="both"/>
+        <w:rPr>
+          <w:rFonts w:ascii="Times New Roman" w:eastAsia="Times New Roman" w:hAnsi="Times New Roman" w:cs="Times New Roman"/>
+          <w:sz w:val="24"/>
+          <w:szCs w:val="24"/>
+        </w:rPr>
+      </w:pPr>
+      <w:r>
+        <w:rPr>
+          <w:rFonts w:ascii="Times New Roman" w:eastAsia="Times New Roman" w:hAnsi="Times New Roman" w:cs="Times New Roman"/>
+          <w:sz w:val="24"/>
+          <w:szCs w:val="24"/>
+        </w:rPr>
+        <w:t>Вифлеєме, земле Юди,* батьківщино життя в тілі,* світло приготуй божественний вертеп,* в якому Бог народжується тілесно* від святої Діви, що мужа не знала,* щоб спасти рід наш.</w:t>
+      </w:r>
+    </w:p>
+    <w:p>
+      <w:pPr>
+        <w:spacing w:after="120" w:line="240" w:lineRule="auto"/>
+        <w:jc w:val="both"/>
+        <w:rPr>
+          <w:rFonts w:ascii="Times New Roman" w:eastAsia="Times New Roman" w:hAnsi="Times New Roman" w:cs="Times New Roman"/>
+          <w:sz w:val="24"/>
+          <w:szCs w:val="24"/>
+          <w:u w:val="single"/>
+        </w:rPr>
+      </w:pPr>
+      <w:r>
+        <w:rPr>
+          <w:rFonts w:ascii="Times New Roman" w:eastAsia="Times New Roman" w:hAnsi="Times New Roman" w:cs="Times New Roman"/>
+          <w:i/>
+          <w:color w:val="FF0000"/>
+          <w:sz w:val="24"/>
+          <w:szCs w:val="24"/>
+        </w:rPr>
+        <w:t>Стих:</w:t>
+      </w:r>
+      <w:r>
+        <w:rPr>
+          <w:rFonts w:ascii="Times New Roman" w:eastAsia="Times New Roman" w:hAnsi="Times New Roman" w:cs="Times New Roman"/>
+          <w:color w:val="FF0000"/>
+          <w:sz w:val="24"/>
+          <w:szCs w:val="24"/>
+        </w:rPr>
+        <w:t xml:space="preserve"> </w:t>
+      </w:r>
+      <w:r>
+        <w:rPr>
+          <w:rFonts w:ascii="Times New Roman" w:eastAsia="Times New Roman" w:hAnsi="Times New Roman" w:cs="Times New Roman"/>
+          <w:sz w:val="24"/>
+          <w:szCs w:val="24"/>
+          <w:u w:val="single"/>
+        </w:rPr>
+        <w:t>Господи, почув</w:t>
+      </w:r>
+      <w:r>
+        <w:rPr>
+          <w:rFonts w:ascii="Times New Roman" w:eastAsia="Times New Roman" w:hAnsi="Times New Roman" w:cs="Times New Roman"/>
+          <w:sz w:val="24"/>
+          <w:szCs w:val="24"/>
+          <w:u w:val="single"/>
+        </w:rPr>
+        <w:t xml:space="preserve"> я поголос твій і злякався, пізнав твої діла і вжахнувся.</w:t>
+      </w:r>
+    </w:p>
+    <w:p>
+      <w:pPr>
+        <w:spacing w:after="120" w:line="240" w:lineRule="auto"/>
+        <w:jc w:val="both"/>
+        <w:rPr>
+          <w:rFonts w:ascii="Times New Roman" w:eastAsia="Times New Roman" w:hAnsi="Times New Roman" w:cs="Times New Roman"/>
+          <w:sz w:val="24"/>
+          <w:szCs w:val="24"/>
+        </w:rPr>
+      </w:pPr>
+      <w:r>
+        <w:rPr>
+          <w:rFonts w:ascii="Times New Roman" w:eastAsia="Times New Roman" w:hAnsi="Times New Roman" w:cs="Times New Roman"/>
+          <w:sz w:val="24"/>
+          <w:szCs w:val="24"/>
+        </w:rPr>
+        <w:t>Прийдіть усі, справляймо вірно передсвяття Христового Різдва* і духовно принесімо пісню, наче звізду,* славослов’я мудреців із пастирями заспіваймо:* з дівичого лона прийшло спасіння людей,* що відн</w:t>
+      </w:r>
+      <w:r>
+        <w:rPr>
+          <w:rFonts w:ascii="Times New Roman" w:eastAsia="Times New Roman" w:hAnsi="Times New Roman" w:cs="Times New Roman"/>
+          <w:sz w:val="24"/>
+          <w:szCs w:val="24"/>
+        </w:rPr>
+        <w:t>овлює вірних.</w:t>
+      </w:r>
+    </w:p>
+    <w:p>
+      <w:pPr>
+        <w:spacing w:after="120" w:line="240" w:lineRule="auto"/>
+        <w:jc w:val="both"/>
+        <w:rPr>
+          <w:rFonts w:ascii="Times New Roman" w:eastAsia="Times New Roman" w:hAnsi="Times New Roman" w:cs="Times New Roman"/>
+          <w:i/>
+          <w:sz w:val="24"/>
+          <w:szCs w:val="24"/>
+        </w:rPr>
+      </w:pPr>
+      <w:r>
+        <w:rPr>
+          <w:rFonts w:ascii="Times New Roman" w:eastAsia="Times New Roman" w:hAnsi="Times New Roman" w:cs="Times New Roman"/>
+          <w:b/>
+          <w:sz w:val="24"/>
+          <w:szCs w:val="24"/>
+        </w:rPr>
+        <w:t>Слава:</w:t>
+      </w:r>
+      <w:r>
+        <w:rPr>
+          <w:rFonts w:ascii="Times New Roman" w:eastAsia="Times New Roman" w:hAnsi="Times New Roman" w:cs="Times New Roman"/>
+          <w:b/>
+          <w:i/>
+          <w:sz w:val="24"/>
+          <w:szCs w:val="24"/>
+        </w:rPr>
+        <w:t xml:space="preserve"> </w:t>
+      </w:r>
+      <w:r>
+        <w:rPr>
+          <w:rFonts w:ascii="Times New Roman" w:eastAsia="Times New Roman" w:hAnsi="Times New Roman" w:cs="Times New Roman"/>
+          <w:i/>
+          <w:color w:val="FF0000"/>
+          <w:sz w:val="24"/>
+          <w:szCs w:val="24"/>
+        </w:rPr>
+        <w:t>(г. 1):</w:t>
+      </w:r>
+      <w:r>
+        <w:rPr>
+          <w:rFonts w:ascii="Times New Roman" w:eastAsia="Times New Roman" w:hAnsi="Times New Roman" w:cs="Times New Roman"/>
+          <w:i/>
+          <w:sz w:val="24"/>
+          <w:szCs w:val="24"/>
+        </w:rPr>
+        <w:t xml:space="preserve"> </w:t>
+      </w:r>
+      <w:r>
+        <w:rPr>
+          <w:rFonts w:ascii="Times New Roman" w:eastAsia="Times New Roman" w:hAnsi="Times New Roman" w:cs="Times New Roman"/>
+          <w:sz w:val="24"/>
+          <w:szCs w:val="24"/>
+        </w:rPr>
+        <w:t>О, яка тверда і діамантова твоя душа, хвалигідний Ігнатію!* Бо ти всеціло бажаючи тобою дійсно Улюбленого, говорив:* «Немає в мені вогню любови марнот, а радше є в мені вода жива і говірка,* яка говорить мені: «Іди до Отця».* Т</w:t>
+      </w:r>
+      <w:r>
+        <w:rPr>
+          <w:rFonts w:ascii="Times New Roman" w:eastAsia="Times New Roman" w:hAnsi="Times New Roman" w:cs="Times New Roman"/>
+          <w:sz w:val="24"/>
+          <w:szCs w:val="24"/>
+        </w:rPr>
+        <w:t xml:space="preserve">ому, розгорівшись Божественним Духом,* ти вибрав звірів, щоб тебе скоро </w:t>
+      </w:r>
+      <w:r>
+        <w:rPr>
+          <w:rFonts w:ascii="Times New Roman" w:eastAsia="Times New Roman" w:hAnsi="Times New Roman" w:cs="Times New Roman"/>
+          <w:sz w:val="24"/>
+          <w:szCs w:val="24"/>
+        </w:rPr>
+        <w:lastRenderedPageBreak/>
+        <w:t>розлучили з світом* і відіслали до бажаного Христа.* Благай Його, щоб спас душі наші.</w:t>
+      </w:r>
+    </w:p>
+    <w:p>
+      <w:pPr>
+        <w:spacing w:after="120" w:line="240" w:lineRule="auto"/>
+        <w:jc w:val="both"/>
+        <w:rPr>
+          <w:rFonts w:ascii="Times New Roman" w:eastAsia="Times New Roman" w:hAnsi="Times New Roman" w:cs="Times New Roman"/>
+          <w:b/>
+          <w:sz w:val="24"/>
+          <w:szCs w:val="24"/>
+        </w:rPr>
+      </w:pPr>
+      <w:r>
+        <w:rPr>
+          <w:rFonts w:ascii="Times New Roman" w:eastAsia="Times New Roman" w:hAnsi="Times New Roman" w:cs="Times New Roman"/>
+          <w:b/>
+          <w:sz w:val="24"/>
+          <w:szCs w:val="24"/>
+        </w:rPr>
+        <w:t xml:space="preserve">І нині: </w:t>
+      </w:r>
+      <w:r>
+        <w:rPr>
+          <w:rFonts w:ascii="Times New Roman" w:eastAsia="Times New Roman" w:hAnsi="Times New Roman" w:cs="Times New Roman"/>
+          <w:sz w:val="24"/>
+          <w:szCs w:val="24"/>
+        </w:rPr>
+        <w:t>Справляймо, люди, передсвяття Христового Різдва,* і підвівши ум до Вифлеєму, піднесімся ду</w:t>
+      </w:r>
+      <w:r>
+        <w:rPr>
+          <w:rFonts w:ascii="Times New Roman" w:eastAsia="Times New Roman" w:hAnsi="Times New Roman" w:cs="Times New Roman"/>
+          <w:sz w:val="24"/>
+          <w:szCs w:val="24"/>
+        </w:rPr>
+        <w:t>мкою* і душевними очима погляньмо,* як Діва іде народити у вертепі всіх Господа і Бога нашого.* А Йосиф, побачивши Його велике чудо,* думав, що бачить людину, як дитину сповиту пеленами* а з подій пізнав, що це Бог істинний,* що подає нашим душам велику ми</w:t>
+      </w:r>
+      <w:r>
+        <w:rPr>
+          <w:rFonts w:ascii="Times New Roman" w:eastAsia="Times New Roman" w:hAnsi="Times New Roman" w:cs="Times New Roman"/>
+          <w:sz w:val="24"/>
+          <w:szCs w:val="24"/>
+        </w:rPr>
+        <w:t>лість.</w:t>
+      </w:r>
+    </w:p>
+    <w:p>
+      <w:pPr>
+        <w:spacing w:after="120" w:line="240" w:lineRule="auto"/>
+        <w:jc w:val="both"/>
+        <w:rPr>
+          <w:rFonts w:ascii="Times New Roman" w:eastAsia="Times New Roman" w:hAnsi="Times New Roman" w:cs="Times New Roman"/>
+          <w:sz w:val="24"/>
+          <w:szCs w:val="24"/>
+        </w:rPr>
+      </w:pPr>
+    </w:p>
+    <w:p>
+      <w:pPr>
+        <w:pStyle w:val="Heading3"/>
+        <w:spacing w:before="0" w:after="120" w:line="240" w:lineRule="auto"/>
+        <w:jc w:val="center"/>
+        <w:rPr>
+          <w:rFonts w:ascii="Times New Roman" w:eastAsia="Times New Roman" w:hAnsi="Times New Roman" w:cs="Times New Roman"/>
+          <w:sz w:val="24"/>
+          <w:szCs w:val="24"/>
+        </w:rPr>
+      </w:pPr>
+      <w:r>
+        <w:rPr>
+          <w:rFonts w:ascii="Times New Roman" w:eastAsia="Times New Roman" w:hAnsi="Times New Roman" w:cs="Times New Roman"/>
+          <w:i/>
+          <w:color w:val="FF0000"/>
+          <w:sz w:val="24"/>
+          <w:szCs w:val="24"/>
+        </w:rPr>
+        <w:t>Пісня Симеона</w:t>
+      </w:r>
+    </w:p>
+    <w:p>
+      <w:pPr>
+        <w:spacing w:after="120" w:line="240" w:lineRule="auto"/>
+        <w:rPr>
+          <w:rFonts w:ascii="Times New Roman" w:eastAsia="Times New Roman" w:hAnsi="Times New Roman" w:cs="Times New Roman"/>
+          <w:sz w:val="24"/>
+          <w:szCs w:val="24"/>
+        </w:rPr>
+      </w:pPr>
+      <w:r>
+        <w:rPr>
+          <w:rFonts w:ascii="Times New Roman" w:eastAsia="Times New Roman" w:hAnsi="Times New Roman" w:cs="Times New Roman"/>
+          <w:sz w:val="24"/>
+          <w:szCs w:val="24"/>
+        </w:rPr>
+        <w:t>Ни́ні відпуска́єш слугу́ Твого́, Влади́ко,* за Твої́м сло́вом у ми́рі.</w:t>
+      </w:r>
+    </w:p>
+    <w:p>
+      <w:pPr>
+        <w:spacing w:after="120" w:line="240" w:lineRule="auto"/>
+        <w:rPr>
+          <w:rFonts w:ascii="Times New Roman" w:eastAsia="Times New Roman" w:hAnsi="Times New Roman" w:cs="Times New Roman"/>
+          <w:sz w:val="24"/>
+          <w:szCs w:val="24"/>
+        </w:rPr>
+      </w:pPr>
+      <w:r>
+        <w:rPr>
+          <w:rFonts w:ascii="Times New Roman" w:eastAsia="Times New Roman" w:hAnsi="Times New Roman" w:cs="Times New Roman"/>
+          <w:sz w:val="24"/>
+          <w:szCs w:val="24"/>
+        </w:rPr>
+        <w:t>Бо поба́чили о́чі мої́* спасі́ння Твоє́;</w:t>
+      </w:r>
+    </w:p>
+    <w:p>
+      <w:pPr>
+        <w:spacing w:after="120" w:line="240" w:lineRule="auto"/>
+        <w:rPr>
+          <w:rFonts w:ascii="Times New Roman" w:eastAsia="Times New Roman" w:hAnsi="Times New Roman" w:cs="Times New Roman"/>
+          <w:sz w:val="24"/>
+          <w:szCs w:val="24"/>
+        </w:rPr>
+      </w:pPr>
+      <w:r>
+        <w:rPr>
+          <w:rFonts w:ascii="Times New Roman" w:eastAsia="Times New Roman" w:hAnsi="Times New Roman" w:cs="Times New Roman"/>
+          <w:sz w:val="24"/>
+          <w:szCs w:val="24"/>
+        </w:rPr>
+        <w:t>Що приготува́в Ти* пе́ред усіма́ наро́дами;</w:t>
+      </w:r>
+    </w:p>
+    <w:p>
+      <w:pPr>
+        <w:spacing w:after="120" w:line="240" w:lineRule="auto"/>
+        <w:rPr>
+          <w:rFonts w:ascii="Times New Roman" w:eastAsia="Times New Roman" w:hAnsi="Times New Roman" w:cs="Times New Roman"/>
+          <w:sz w:val="24"/>
+          <w:szCs w:val="24"/>
+        </w:rPr>
+      </w:pPr>
+      <w:r>
+        <w:rPr>
+          <w:rFonts w:ascii="Times New Roman" w:eastAsia="Times New Roman" w:hAnsi="Times New Roman" w:cs="Times New Roman"/>
+          <w:sz w:val="24"/>
+          <w:szCs w:val="24"/>
+        </w:rPr>
+        <w:t>Сві́тло на просві́ту пога́нам,* і сла́ву лю́ду Твого́, Ізра́їля.</w:t>
+      </w:r>
+    </w:p>
+    <w:p>
+      <w:pPr>
+        <w:spacing w:after="120" w:line="240" w:lineRule="auto"/>
+        <w:rPr>
+          <w:rFonts w:ascii="Times New Roman" w:eastAsia="Times New Roman" w:hAnsi="Times New Roman" w:cs="Times New Roman"/>
+          <w:sz w:val="24"/>
+          <w:szCs w:val="24"/>
+        </w:rPr>
+      </w:pPr>
+      <w:r>
+        <w:rPr>
+          <w:rFonts w:ascii="Times New Roman" w:eastAsia="Times New Roman" w:hAnsi="Times New Roman" w:cs="Times New Roman"/>
+          <w:sz w:val="24"/>
+          <w:szCs w:val="24"/>
+        </w:rPr>
+        <w:t xml:space="preserve">Святи́й Бо́же, святи́й Крі́пкий, святи́й Безсме́ртний, поми́луй нас. </w:t>
+      </w:r>
+      <w:r>
+        <w:rPr>
+          <w:rFonts w:ascii="Times New Roman" w:eastAsia="Times New Roman" w:hAnsi="Times New Roman" w:cs="Times New Roman"/>
+          <w:i/>
+          <w:color w:val="FF0000"/>
+          <w:sz w:val="24"/>
+          <w:szCs w:val="24"/>
+        </w:rPr>
+        <w:t>(3 р.)</w:t>
+      </w:r>
+    </w:p>
+    <w:p>
+      <w:pPr>
+        <w:spacing w:after="120" w:line="240" w:lineRule="auto"/>
+        <w:rPr>
+          <w:rFonts w:ascii="Times New Roman" w:eastAsia="Times New Roman" w:hAnsi="Times New Roman" w:cs="Times New Roman"/>
+          <w:sz w:val="24"/>
+          <w:szCs w:val="24"/>
+        </w:rPr>
+      </w:pPr>
+      <w:r>
+        <w:rPr>
+          <w:rFonts w:ascii="Times New Roman" w:eastAsia="Times New Roman" w:hAnsi="Times New Roman" w:cs="Times New Roman"/>
+          <w:sz w:val="24"/>
+          <w:szCs w:val="24"/>
+        </w:rPr>
+        <w:t>Сла́ва Отцю́, і Си́ну, і Свято́му Ду́хові,* і ни́ні, і повсякча́с, і на ві́ки вікі́в. Амі́нь.</w:t>
+      </w:r>
+    </w:p>
+    <w:p>
+      <w:pPr>
+        <w:spacing w:after="120" w:line="240" w:lineRule="auto"/>
+        <w:rPr>
+          <w:rFonts w:ascii="Times New Roman" w:eastAsia="Times New Roman" w:hAnsi="Times New Roman" w:cs="Times New Roman"/>
+          <w:sz w:val="24"/>
+          <w:szCs w:val="24"/>
+        </w:rPr>
+      </w:pPr>
+      <w:r>
+        <w:rPr>
+          <w:rFonts w:ascii="Times New Roman" w:eastAsia="Times New Roman" w:hAnsi="Times New Roman" w:cs="Times New Roman"/>
+          <w:sz w:val="24"/>
+          <w:szCs w:val="24"/>
+        </w:rPr>
+        <w:t>Пресвята́ Тро́йце, по</w:t>
+      </w:r>
+      <w:r>
+        <w:rPr>
+          <w:rFonts w:ascii="Times New Roman" w:eastAsia="Times New Roman" w:hAnsi="Times New Roman" w:cs="Times New Roman"/>
+          <w:sz w:val="24"/>
+          <w:szCs w:val="24"/>
+        </w:rPr>
+        <w:t>ми́луй нас; Го́споди, очи́сти гріхи́ на́ші; Влади́ко, прости́ беззако́ння на́ші; Святи́й, завіта́й і зціли́ не́мочі на́ші, І́мени Твого́ ра́ди.</w:t>
+      </w:r>
+    </w:p>
+    <w:p>
+      <w:pPr>
+        <w:spacing w:after="120" w:line="240" w:lineRule="auto"/>
+        <w:rPr>
+          <w:rFonts w:ascii="Times New Roman" w:eastAsia="Times New Roman" w:hAnsi="Times New Roman" w:cs="Times New Roman"/>
+          <w:sz w:val="24"/>
+          <w:szCs w:val="24"/>
+        </w:rPr>
+      </w:pPr>
+      <w:r>
+        <w:rPr>
+          <w:rFonts w:ascii="Times New Roman" w:eastAsia="Times New Roman" w:hAnsi="Times New Roman" w:cs="Times New Roman"/>
+          <w:sz w:val="24"/>
+          <w:szCs w:val="24"/>
+        </w:rPr>
+        <w:t xml:space="preserve">Го́споди, поми́луй. </w:t>
+      </w:r>
+      <w:r>
+        <w:rPr>
+          <w:rFonts w:ascii="Times New Roman" w:eastAsia="Times New Roman" w:hAnsi="Times New Roman" w:cs="Times New Roman"/>
+          <w:i/>
+          <w:color w:val="FF0000"/>
+          <w:sz w:val="24"/>
+          <w:szCs w:val="24"/>
+        </w:rPr>
+        <w:t>(3 р.)</w:t>
+      </w:r>
+    </w:p>
+    <w:p>
+      <w:pPr>
+        <w:spacing w:after="120" w:line="240" w:lineRule="auto"/>
+        <w:rPr>
+          <w:rFonts w:ascii="Times New Roman" w:eastAsia="Times New Roman" w:hAnsi="Times New Roman" w:cs="Times New Roman"/>
+          <w:sz w:val="24"/>
+          <w:szCs w:val="24"/>
+        </w:rPr>
+      </w:pPr>
+      <w:r>
+        <w:rPr>
+          <w:rFonts w:ascii="Times New Roman" w:eastAsia="Times New Roman" w:hAnsi="Times New Roman" w:cs="Times New Roman"/>
+          <w:sz w:val="24"/>
+          <w:szCs w:val="24"/>
+        </w:rPr>
+        <w:t>Сла́ва Отцю́, і Си́ну, і Свято́му Ду́хові,* і ни́ні, і повсякча́с, і на ві́ки вікі́в.</w:t>
+      </w:r>
+      <w:r>
+        <w:rPr>
+          <w:rFonts w:ascii="Times New Roman" w:eastAsia="Times New Roman" w:hAnsi="Times New Roman" w:cs="Times New Roman"/>
+          <w:sz w:val="24"/>
+          <w:szCs w:val="24"/>
+        </w:rPr>
+        <w:t xml:space="preserve"> Амі́нь.</w:t>
+      </w:r>
+    </w:p>
+    <w:p>
+      <w:pPr>
+        <w:spacing w:after="120" w:line="240" w:lineRule="auto"/>
+        <w:rPr>
+          <w:rFonts w:ascii="Times New Roman" w:eastAsia="Times New Roman" w:hAnsi="Times New Roman" w:cs="Times New Roman"/>
+          <w:sz w:val="24"/>
+          <w:szCs w:val="24"/>
+        </w:rPr>
+      </w:pPr>
+      <w:r>
+        <w:rPr>
+          <w:rFonts w:ascii="Times New Roman" w:eastAsia="Times New Roman" w:hAnsi="Times New Roman" w:cs="Times New Roman"/>
+          <w:sz w:val="24"/>
+          <w:szCs w:val="24"/>
+        </w:rPr>
+        <w:t>О́тче наш, що єси́ на небеса́х,* неха́й святи́ться ім’я́ Твоє́,* неха́й при́йде ца́рство Твоє́,* неха́й бу́де во́ля Твоя́, як на не́бі, так і на землі́.* Хліб наш насу́щний дай нам сього́дні;* і прости́ нам прови́ни на́ші,* як і ми проща́ємо винув</w:t>
+      </w:r>
+      <w:r>
+        <w:rPr>
+          <w:rFonts w:ascii="Times New Roman" w:eastAsia="Times New Roman" w:hAnsi="Times New Roman" w:cs="Times New Roman"/>
+          <w:sz w:val="24"/>
+          <w:szCs w:val="24"/>
+        </w:rPr>
+        <w:t>а́тцям на́шим;* і не введи́ нас у споку́су,* але́ ви́зволи нас від лука́вого.</w:t>
+      </w:r>
+    </w:p>
+    <w:p>
+      <w:pPr>
+        <w:spacing w:after="120" w:line="240" w:lineRule="auto"/>
+        <w:rPr>
+          <w:rFonts w:ascii="Times New Roman" w:eastAsia="Times New Roman" w:hAnsi="Times New Roman" w:cs="Times New Roman"/>
+          <w:sz w:val="24"/>
+          <w:szCs w:val="24"/>
+        </w:rPr>
+      </w:pPr>
       <w:r>
         <w:rPr>
           <w:rFonts w:ascii="Times New Roman" w:hAnsi="Times New Roman"/>
@@ -6147,14 +6760,14 @@
           <w:color w:val="FF0000"/>
           <w:sz w:val="24"/>
         </w:rPr>
-        <w:t>ик:</w:t>
+        <w:t>Священник:</w:t>
       </w:r>
       <w:r>
         <w:rPr>
           <w:rFonts w:ascii="Times New Roman" w:hAnsi="Times New Roman"/>
           <w:sz w:val="24"/>
         </w:rPr>
-        <w:t xml:space="preserve"> Нехай буде влада царства Твого благословенна і дуже прославлена: Отця, і Сина, і Святого Духа, нині і повсякчас, і на віки віків.</w:t>
+        <w:t xml:space="preserve"> Бо Твоє є царство, і сила, і слава, Отця, і Сина, і Святого Духа, нині, і повсякчас, і на віки віків.</w:t>
       </w:r>
     </w:p>
     <w:p>
@@ -6180,21 +6793,565 @@
       <w:r>
         <w:rPr>
           <w:rFonts w:ascii="Times New Roman" w:eastAsia="Times New Roman" w:hAnsi="Times New Roman" w:cs="Times New Roman"/>
+          <w:color w:val="FF0000"/>
+          <w:sz w:val="24"/>
+          <w:szCs w:val="24"/>
+        </w:rPr>
+        <w:t xml:space="preserve"> </w:t>
+      </w:r>
+      <w:r>
+        <w:rPr>
+          <w:rFonts w:ascii="Times New Roman" w:eastAsia="Times New Roman" w:hAnsi="Times New Roman" w:cs="Times New Roman"/>
+          <w:sz w:val="24"/>
+          <w:szCs w:val="24"/>
+        </w:rPr>
+        <w:t>Амінь.</w:t>
+      </w:r>
+    </w:p>
+    <w:p>
+      <w:pPr>
+        <w:pStyle w:val="Heading3"/>
+        <w:spacing w:before="0" w:after="120" w:line="240" w:lineRule="auto"/>
+        <w:jc w:val="center"/>
+        <w:rPr>
+          <w:rFonts w:ascii="Times New Roman" w:eastAsia="Times New Roman" w:hAnsi="Times New Roman" w:cs="Times New Roman"/>
+          <w:sz w:val="24"/>
+          <w:szCs w:val="24"/>
+        </w:rPr>
+      </w:pPr>
+      <w:r>
+        <w:rPr>
+          <w:rFonts w:ascii="Times New Roman" w:eastAsia="Times New Roman" w:hAnsi="Times New Roman" w:cs="Times New Roman"/>
+          <w:i/>
+          <w:color w:val="FF0000"/>
+          <w:sz w:val="24"/>
+          <w:szCs w:val="24"/>
+        </w:rPr>
+        <w:t>Тропарі</w:t>
+      </w:r>
+    </w:p>
+    <w:p>
+      <w:pPr>
+        <w:spacing w:after="120" w:line="240" w:lineRule="auto"/>
+        <w:jc w:val="both"/>
+        <w:rPr>
+          <w:rFonts w:ascii="Times New Roman" w:eastAsia="Times New Roman" w:hAnsi="Times New Roman" w:cs="Times New Roman"/>
+          <w:sz w:val="24"/>
+          <w:szCs w:val="24"/>
+        </w:rPr>
+      </w:pPr>
+      <w:r>
+        <w:rPr>
+          <w:rFonts w:ascii="Times New Roman" w:eastAsia="Times New Roman" w:hAnsi="Times New Roman" w:cs="Times New Roman"/>
+          <w:i/>
+          <w:color w:val="FF0000"/>
+          <w:sz w:val="24"/>
+          <w:szCs w:val="24"/>
+          <w:highlight w:val="white"/>
+        </w:rPr>
+        <w:t>(г. 4):</w:t>
+      </w:r>
+      <w:r>
+        <w:rPr>
+          <w:rFonts w:ascii="Times New Roman" w:eastAsia="Times New Roman" w:hAnsi="Times New Roman" w:cs="Times New Roman"/>
+          <w:color w:val="FF0000"/>
+          <w:sz w:val="24"/>
+          <w:szCs w:val="24"/>
+          <w:highlight w:val="white"/>
+        </w:rPr>
+        <w:t xml:space="preserve"> </w:t>
+      </w:r>
+      <w:r>
+        <w:rPr>
+          <w:rFonts w:ascii="Times New Roman" w:eastAsia="Times New Roman" w:hAnsi="Times New Roman" w:cs="Times New Roman"/>
+          <w:sz w:val="24"/>
+          <w:szCs w:val="24"/>
+          <w:highlight w:val="white"/>
+        </w:rPr>
+        <w:t>Апостольських звичаїв наслідувачу і престола їх насліднику,* архиєреїв окрасо і мучеників славо, богонатхненний,* вогню, ме</w:t>
+      </w:r>
+      <w:r>
+        <w:rPr>
+          <w:rFonts w:ascii="Times New Roman" w:eastAsia="Times New Roman" w:hAnsi="Times New Roman" w:cs="Times New Roman"/>
+          <w:sz w:val="24"/>
+          <w:szCs w:val="24"/>
+          <w:highlight w:val="white"/>
+        </w:rPr>
+        <w:t>ча і звірів не злякався ти* задля віри і право правлячи слово істини.* Аж до крові постраждав ти, священномученику Ігнатію,* моли Христа Бога, щоб спаслись душі наші.</w:t>
+      </w:r>
+    </w:p>
+    <w:p>
+      <w:pPr>
+        <w:spacing w:after="120" w:line="240" w:lineRule="auto"/>
+        <w:jc w:val="both"/>
+        <w:rPr>
+          <w:rFonts w:ascii="Times New Roman" w:eastAsia="Times New Roman" w:hAnsi="Times New Roman" w:cs="Times New Roman"/>
+          <w:sz w:val="24"/>
+          <w:szCs w:val="24"/>
+        </w:rPr>
+      </w:pPr>
+      <w:r>
+        <w:rPr>
+          <w:rFonts w:ascii="Times New Roman" w:eastAsia="Times New Roman" w:hAnsi="Times New Roman" w:cs="Times New Roman"/>
+          <w:b/>
+          <w:sz w:val="24"/>
+          <w:szCs w:val="24"/>
+        </w:rPr>
+        <w:t>Слава: і нині:</w:t>
+      </w:r>
+      <w:r>
+        <w:rPr>
+          <w:rFonts w:ascii="Times New Roman" w:eastAsia="Times New Roman" w:hAnsi="Times New Roman" w:cs="Times New Roman"/>
+          <w:sz w:val="24"/>
+          <w:szCs w:val="24"/>
+        </w:rPr>
+        <w:t xml:space="preserve"> </w:t>
+      </w:r>
+      <w:r>
+        <w:rPr>
+          <w:rFonts w:ascii="Times New Roman" w:eastAsia="Times New Roman" w:hAnsi="Times New Roman" w:cs="Times New Roman"/>
+          <w:i/>
+          <w:color w:val="FF0000"/>
+          <w:sz w:val="24"/>
+          <w:szCs w:val="24"/>
+        </w:rPr>
+        <w:t>(г. 4):</w:t>
+      </w:r>
+      <w:r>
+        <w:rPr>
+          <w:rFonts w:ascii="Times New Roman" w:eastAsia="Times New Roman" w:hAnsi="Times New Roman" w:cs="Times New Roman"/>
+          <w:sz w:val="24"/>
+          <w:szCs w:val="24"/>
+        </w:rPr>
+        <w:t xml:space="preserve"> Готуйся, Вифлеєме, розкрийся всім, Єдеме,* красуйся, Євфрате,* бо </w:t>
+      </w:r>
+      <w:r>
+        <w:rPr>
+          <w:rFonts w:ascii="Times New Roman" w:eastAsia="Times New Roman" w:hAnsi="Times New Roman" w:cs="Times New Roman"/>
+          <w:sz w:val="24"/>
+          <w:szCs w:val="24"/>
+        </w:rPr>
+        <w:t>дерево життя в вертепі розквітнуло від Діви.* її лоно раєм мисленним явилось, в якому – божественний сад.* 3 нього, ївши, будемо жити – і не, як Адам, помремо.* Христос раждається, щоб оновити упалий колись образ.</w:t>
+      </w:r>
+    </w:p>
+    <w:p>
+      <w:pPr>
+        <w:spacing w:after="120" w:line="240" w:lineRule="auto"/>
+        <w:rPr>
+          <w:rFonts w:ascii="Times New Roman" w:eastAsia="Times New Roman" w:hAnsi="Times New Roman" w:cs="Times New Roman"/>
+          <w:sz w:val="24"/>
+          <w:szCs w:val="24"/>
+        </w:rPr>
+      </w:pPr>
+    </w:p>
+    <w:p>
+      <w:pPr>
+        <w:pStyle w:val="Heading3"/>
+        <w:spacing w:before="0" w:after="120" w:line="240" w:lineRule="auto"/>
+        <w:jc w:val="center"/>
+        <w:rPr>
+          <w:rFonts w:ascii="Times New Roman" w:eastAsia="Times New Roman" w:hAnsi="Times New Roman" w:cs="Times New Roman"/>
+          <w:sz w:val="24"/>
+          <w:szCs w:val="24"/>
+        </w:rPr>
+      </w:pPr>
+      <w:r>
+        <w:rPr>
+          <w:rFonts w:ascii="Times New Roman" w:eastAsia="Times New Roman" w:hAnsi="Times New Roman" w:cs="Times New Roman"/>
+          <w:i/>
+          <w:color w:val="FF0000"/>
+          <w:sz w:val="24"/>
+          <w:szCs w:val="24"/>
+        </w:rPr>
+        <w:lastRenderedPageBreak/>
+        <w:t>Єктенія усильного благання</w:t>
+      </w:r>
+    </w:p>
+    <w:p>
+      <w:pPr>
+        <w:spacing w:after="120" w:line="240" w:lineRule="auto"/>
+        <w:rPr>
+          <w:rFonts w:ascii="Times New Roman" w:eastAsia="Times New Roman" w:hAnsi="Times New Roman" w:cs="Times New Roman"/>
+          <w:sz w:val="24"/>
+          <w:szCs w:val="24"/>
+        </w:rPr>
+      </w:pPr>
+      <w:r>
+        <w:rPr>
+          <w:rFonts w:ascii="Times New Roman" w:eastAsia="Times New Roman" w:hAnsi="Times New Roman" w:cs="Times New Roman"/>
+          <w:sz w:val="24"/>
+          <w:szCs w:val="24"/>
+        </w:rPr>
+        <w:t>Помилуй нас, Боже, з великої милості Твоєї, молимось Тобі, вислухай і п</w:t>
+      </w:r>
+      <w:r>
+        <w:rPr>
+          <w:rFonts w:ascii="Times New Roman" w:eastAsia="Times New Roman" w:hAnsi="Times New Roman" w:cs="Times New Roman"/>
+          <w:sz w:val="24"/>
+          <w:szCs w:val="24"/>
+        </w:rPr>
+        <w:t>омилуй.</w:t>
+      </w:r>
+    </w:p>
+    <w:p>
+      <w:pPr>
+        <w:spacing w:after="120" w:line="240" w:lineRule="auto"/>
+        <w:rPr>
+          <w:rFonts w:ascii="Times New Roman" w:eastAsia="Times New Roman" w:hAnsi="Times New Roman" w:cs="Times New Roman"/>
+          <w:sz w:val="24"/>
+          <w:szCs w:val="24"/>
+        </w:rPr>
+      </w:pPr>
+      <w:r>
+        <w:rPr>
+          <w:rFonts w:ascii="Times New Roman" w:eastAsia="Times New Roman" w:hAnsi="Times New Roman" w:cs="Times New Roman"/>
+          <w:i/>
+          <w:color w:val="FF4400"/>
+          <w:sz w:val="24"/>
+          <w:szCs w:val="24"/>
+        </w:rPr>
+        <w:t>Вірні:</w:t>
+      </w:r>
+      <w:r>
+        <w:rPr>
+          <w:rFonts w:ascii="Times New Roman" w:eastAsia="Times New Roman" w:hAnsi="Times New Roman" w:cs="Times New Roman"/>
+          <w:sz w:val="24"/>
+          <w:szCs w:val="24"/>
+        </w:rPr>
+        <w:t xml:space="preserve"> Го́споди, поми́луй. </w:t>
+      </w:r>
+      <w:r>
+        <w:rPr>
+          <w:rFonts w:ascii="Times New Roman" w:eastAsia="Times New Roman" w:hAnsi="Times New Roman" w:cs="Times New Roman"/>
+          <w:i/>
+          <w:color w:val="FF4400"/>
+          <w:sz w:val="24"/>
+          <w:szCs w:val="24"/>
+        </w:rPr>
+        <w:t>(3 р.)</w:t>
+      </w:r>
+    </w:p>
+    <w:p>
+      <w:pPr>
+        <w:spacing w:after="120" w:line="240" w:lineRule="auto"/>
+        <w:rPr>
+          <w:rFonts w:ascii="Times New Roman" w:eastAsia="Times New Roman" w:hAnsi="Times New Roman" w:cs="Times New Roman"/>
+          <w:sz w:val="24"/>
+          <w:szCs w:val="24"/>
+        </w:rPr>
+      </w:pPr>
+      <w:r>
+        <w:rPr>
+          <w:rFonts w:ascii="Times New Roman" w:eastAsia="Times New Roman" w:hAnsi="Times New Roman" w:cs="Times New Roman"/>
+          <w:sz w:val="24"/>
+          <w:szCs w:val="24"/>
+        </w:rPr>
+        <w:t xml:space="preserve">Ще молимось за святішого вселенського архиєрея Франциска, папу Римського, і за блаженнішого патріярха нашого Святослава, і за преосвященнішого архиєпископа і митрополита нашого кир </w:t>
+      </w:r>
+      <w:r>
+        <w:rPr>
+          <w:rFonts w:ascii="Times New Roman" w:eastAsia="Times New Roman" w:hAnsi="Times New Roman" w:cs="Times New Roman"/>
+          <w:i/>
+          <w:color w:val="FF4400"/>
+          <w:sz w:val="24"/>
+          <w:szCs w:val="24"/>
+        </w:rPr>
+        <w:t>ім’я</w:t>
+      </w:r>
+      <w:r>
+        <w:rPr>
+          <w:rFonts w:ascii="Times New Roman" w:eastAsia="Times New Roman" w:hAnsi="Times New Roman" w:cs="Times New Roman"/>
+          <w:i/>
+          <w:sz w:val="24"/>
+          <w:szCs w:val="24"/>
+        </w:rPr>
+        <w:t>,</w:t>
+      </w:r>
+      <w:r>
+        <w:rPr>
+          <w:rFonts w:ascii="Times New Roman" w:eastAsia="Times New Roman" w:hAnsi="Times New Roman" w:cs="Times New Roman"/>
+          <w:sz w:val="24"/>
+          <w:szCs w:val="24"/>
+        </w:rPr>
+        <w:t xml:space="preserve"> і за боголюбивого єпископа </w:t>
+      </w:r>
+      <w:r>
+        <w:rPr>
+          <w:rFonts w:ascii="Times New Roman" w:eastAsia="Times New Roman" w:hAnsi="Times New Roman" w:cs="Times New Roman"/>
+          <w:sz w:val="24"/>
+          <w:szCs w:val="24"/>
+        </w:rPr>
+        <w:t xml:space="preserve">нашого кир </w:t>
+      </w:r>
+      <w:r>
+        <w:rPr>
+          <w:rFonts w:ascii="Times New Roman" w:eastAsia="Times New Roman" w:hAnsi="Times New Roman" w:cs="Times New Roman"/>
+          <w:i/>
+          <w:color w:val="FF4400"/>
+          <w:sz w:val="24"/>
+          <w:szCs w:val="24"/>
+        </w:rPr>
+        <w:t>ім’я</w:t>
+      </w:r>
+      <w:r>
+        <w:rPr>
+          <w:rFonts w:ascii="Times New Roman" w:eastAsia="Times New Roman" w:hAnsi="Times New Roman" w:cs="Times New Roman"/>
+          <w:i/>
+          <w:sz w:val="24"/>
+          <w:szCs w:val="24"/>
+        </w:rPr>
+        <w:t>,</w:t>
+      </w:r>
+      <w:r>
+        <w:rPr>
+          <w:rFonts w:ascii="Times New Roman" w:eastAsia="Times New Roman" w:hAnsi="Times New Roman" w:cs="Times New Roman"/>
+          <w:sz w:val="24"/>
+          <w:szCs w:val="24"/>
+        </w:rPr>
+        <w:t xml:space="preserve"> за тих, що служать і послужили у святім храмі цьому, і за отців наших духовних, і всіх у Христі братів і сестер наших.</w:t>
+      </w:r>
+    </w:p>
+    <w:p>
+      <w:pPr>
+        <w:spacing w:after="120" w:line="240" w:lineRule="auto"/>
+        <w:rPr>
+          <w:rFonts w:ascii="Times New Roman" w:eastAsia="Times New Roman" w:hAnsi="Times New Roman" w:cs="Times New Roman"/>
+          <w:sz w:val="24"/>
+          <w:szCs w:val="24"/>
+        </w:rPr>
+      </w:pPr>
+      <w:r>
+        <w:rPr>
+          <w:rFonts w:ascii="Times New Roman" w:eastAsia="Times New Roman" w:hAnsi="Times New Roman" w:cs="Times New Roman"/>
+          <w:i/>
+          <w:color w:val="FF4400"/>
+          <w:sz w:val="24"/>
+          <w:szCs w:val="24"/>
+        </w:rPr>
+        <w:t>Вірні:</w:t>
+      </w:r>
+      <w:r>
+        <w:rPr>
+          <w:rFonts w:ascii="Times New Roman" w:eastAsia="Times New Roman" w:hAnsi="Times New Roman" w:cs="Times New Roman"/>
+          <w:sz w:val="24"/>
+          <w:szCs w:val="24"/>
+        </w:rPr>
+        <w:t xml:space="preserve"> Го́споди, поми́луй. </w:t>
+      </w:r>
+      <w:r>
+        <w:rPr>
+          <w:rFonts w:ascii="Times New Roman" w:eastAsia="Times New Roman" w:hAnsi="Times New Roman" w:cs="Times New Roman"/>
+          <w:i/>
+          <w:color w:val="FF4400"/>
+          <w:sz w:val="24"/>
+          <w:szCs w:val="24"/>
+        </w:rPr>
+        <w:t>(3 р.)</w:t>
+      </w:r>
+    </w:p>
+    <w:p>
+      <w:pPr>
+        <w:spacing w:after="120" w:line="240" w:lineRule="auto"/>
+        <w:rPr>
+          <w:rFonts w:ascii="Times New Roman" w:eastAsia="Times New Roman" w:hAnsi="Times New Roman" w:cs="Times New Roman"/>
+          <w:sz w:val="24"/>
+          <w:szCs w:val="24"/>
+        </w:rPr>
+      </w:pPr>
+      <w:r>
+        <w:rPr>
+          <w:rFonts w:ascii="Times New Roman" w:eastAsia="Times New Roman" w:hAnsi="Times New Roman" w:cs="Times New Roman"/>
+          <w:sz w:val="24"/>
+          <w:szCs w:val="24"/>
+        </w:rPr>
+        <w:t>Ще молимось за Богом бережений народ наш, за правління і за все військо.</w:t>
+      </w:r>
+    </w:p>
+    <w:p>
+      <w:pPr>
+        <w:spacing w:after="120" w:line="240" w:lineRule="auto"/>
+        <w:rPr>
+          <w:rFonts w:ascii="Times New Roman" w:eastAsia="Times New Roman" w:hAnsi="Times New Roman" w:cs="Times New Roman"/>
+          <w:sz w:val="24"/>
+          <w:szCs w:val="24"/>
+        </w:rPr>
+      </w:pPr>
+      <w:r>
+        <w:rPr>
+          <w:rFonts w:ascii="Times New Roman" w:eastAsia="Times New Roman" w:hAnsi="Times New Roman" w:cs="Times New Roman"/>
+          <w:i/>
+          <w:color w:val="FF4400"/>
+          <w:sz w:val="24"/>
+          <w:szCs w:val="24"/>
+        </w:rPr>
+        <w:t>Вірні:</w:t>
+      </w:r>
+      <w:r>
+        <w:rPr>
+          <w:rFonts w:ascii="Times New Roman" w:eastAsia="Times New Roman" w:hAnsi="Times New Roman" w:cs="Times New Roman"/>
+          <w:sz w:val="24"/>
+          <w:szCs w:val="24"/>
+        </w:rPr>
+        <w:t xml:space="preserve"> Го́спо</w:t>
+      </w:r>
+      <w:r>
+        <w:rPr>
+          <w:rFonts w:ascii="Times New Roman" w:eastAsia="Times New Roman" w:hAnsi="Times New Roman" w:cs="Times New Roman"/>
+          <w:sz w:val="24"/>
+          <w:szCs w:val="24"/>
+        </w:rPr>
+        <w:t xml:space="preserve">ди, поми́луй. </w:t>
+      </w:r>
+      <w:r>
+        <w:rPr>
+          <w:rFonts w:ascii="Times New Roman" w:eastAsia="Times New Roman" w:hAnsi="Times New Roman" w:cs="Times New Roman"/>
+          <w:i/>
+          <w:color w:val="FF4400"/>
+          <w:sz w:val="24"/>
+          <w:szCs w:val="24"/>
+        </w:rPr>
+        <w:t>(3 р.)</w:t>
+      </w:r>
+    </w:p>
+    <w:p>
+      <w:pPr>
+        <w:spacing w:after="120" w:line="240" w:lineRule="auto"/>
+        <w:rPr>
+          <w:rFonts w:ascii="Times New Roman" w:eastAsia="Times New Roman" w:hAnsi="Times New Roman" w:cs="Times New Roman"/>
+          <w:sz w:val="24"/>
+          <w:szCs w:val="24"/>
+        </w:rPr>
+      </w:pPr>
+      <w:r>
+        <w:rPr>
+          <w:rFonts w:ascii="Times New Roman" w:eastAsia="Times New Roman" w:hAnsi="Times New Roman" w:cs="Times New Roman"/>
+          <w:sz w:val="24"/>
+          <w:szCs w:val="24"/>
+        </w:rPr>
+        <w:t>Ще молимось за тут присутніх людей, що очікують від Тебе великої і багатої милости, за тих, що творять нам милостиню, і за всіх православних християн.</w:t>
+      </w:r>
+    </w:p>
+    <w:p>
+      <w:pPr>
+        <w:spacing w:after="120" w:line="240" w:lineRule="auto"/>
+        <w:rPr>
+          <w:rFonts w:ascii="Times New Roman" w:eastAsia="Times New Roman" w:hAnsi="Times New Roman" w:cs="Times New Roman"/>
+          <w:sz w:val="24"/>
+          <w:szCs w:val="24"/>
+        </w:rPr>
+      </w:pPr>
+      <w:r>
+        <w:rPr>
+          <w:rFonts w:ascii="Times New Roman" w:eastAsia="Times New Roman" w:hAnsi="Times New Roman" w:cs="Times New Roman"/>
+          <w:i/>
+          <w:color w:val="FF4400"/>
+          <w:sz w:val="24"/>
+          <w:szCs w:val="24"/>
+        </w:rPr>
+        <w:t>Вірні:</w:t>
+      </w:r>
+      <w:r>
+        <w:rPr>
+          <w:rFonts w:ascii="Times New Roman" w:eastAsia="Times New Roman" w:hAnsi="Times New Roman" w:cs="Times New Roman"/>
+          <w:sz w:val="24"/>
+          <w:szCs w:val="24"/>
+        </w:rPr>
+        <w:t xml:space="preserve"> Го́споди, поми́луй. </w:t>
+      </w:r>
+      <w:r>
+        <w:rPr>
+          <w:rFonts w:ascii="Times New Roman" w:eastAsia="Times New Roman" w:hAnsi="Times New Roman" w:cs="Times New Roman"/>
+          <w:i/>
+          <w:color w:val="FF4400"/>
+          <w:sz w:val="24"/>
+          <w:szCs w:val="24"/>
+        </w:rPr>
+        <w:t>(3 р.)</w:t>
+      </w:r>
+    </w:p>
+    <w:p>
+      <w:pPr>
+        <w:spacing w:after="120" w:line="240" w:lineRule="auto"/>
+        <w:jc w:val="both"/>
+        <w:rPr>
+          <w:rFonts w:ascii="Times New Roman" w:eastAsia="Times New Roman" w:hAnsi="Times New Roman" w:cs="Times New Roman"/>
+          <w:sz w:val="24"/>
+          <w:szCs w:val="24"/>
+        </w:rPr>
+      </w:pPr>
+      <w:r>
+        <w:rPr>
+          <w:rFonts w:ascii="Times New Roman" w:eastAsia="Times New Roman" w:hAnsi="Times New Roman" w:cs="Times New Roman"/>
+          <w:sz w:val="24"/>
+          <w:szCs w:val="24"/>
+          <w:u w:val="single"/>
+        </w:rPr>
+        <w:t>[Господи, Боже наш! Згадай нас грішних і недостойн</w:t>
+      </w:r>
+      <w:r>
+        <w:rPr>
+          <w:rFonts w:ascii="Times New Roman" w:eastAsia="Times New Roman" w:hAnsi="Times New Roman" w:cs="Times New Roman"/>
+          <w:sz w:val="24"/>
+          <w:szCs w:val="24"/>
+          <w:u w:val="single"/>
+        </w:rPr>
+        <w:t>их слуг твоїх, коли призиваємо святе ім'я твоє, і не осороми нас, коли очікуємо милости твоєї, але вислухай, Господи, усі наші спасенні прохання, і вчини нас достойними любити і боятися тебе від усього серця нашого і творити в усьому волю твою.]</w:t>
+      </w:r>
+    </w:p>
+    <w:p>
+      <w:pPr>
+        <w:spacing w:after="120" w:line="240" w:lineRule="auto"/>
+        <w:rPr>
+          <w:rFonts w:ascii="Times New Roman" w:eastAsia="Times New Roman" w:hAnsi="Times New Roman" w:cs="Times New Roman"/>
+          <w:sz w:val="24"/>
+          <w:szCs w:val="24"/>
+        </w:rPr>
+      </w:pPr>
+      <w:r>
+        <w:rPr>
+          <w:rFonts w:ascii="Times New Roman" w:hAnsi="Times New Roman"/>
+          <w:i/>
+          <w:color w:val="FF0000"/>
+          <w:sz w:val="24"/>
+        </w:rPr>
+        <w:t>Священник:</w:t>
+      </w:r>
+      <w:r>
+        <w:rPr>
+          <w:rFonts w:ascii="Times New Roman" w:hAnsi="Times New Roman"/>
+          <w:sz w:val="24"/>
+        </w:rPr>
+        <w:t xml:space="preserve"> Бо милостивий і людинолюбний Бог єси, і Тобі славу возсилаємо, Отцю, і Сину, і Святому Духові, нині, і повсякчас, і на віки віків.</w:t>
+      </w:r>
+    </w:p>
+    <w:p>
+      <w:pPr>
+        <w:spacing w:after="120" w:line="240" w:lineRule="auto"/>
+        <w:jc w:val="both"/>
+        <w:rPr>
+          <w:rFonts w:ascii="Times New Roman" w:eastAsia="Times New Roman" w:hAnsi="Times New Roman" w:cs="Times New Roman"/>
+          <w:sz w:val="24"/>
+          <w:szCs w:val="24"/>
+        </w:rPr>
+      </w:pPr>
+      <w:r>
+        <w:rPr>
+          <w:rFonts w:ascii="Times New Roman" w:eastAsia="Times New Roman" w:hAnsi="Times New Roman" w:cs="Times New Roman"/>
+          <w:i/>
+          <w:color w:val="FF0000"/>
+          <w:sz w:val="24"/>
+          <w:szCs w:val="24"/>
+        </w:rPr>
+        <w:t>Вірні:</w:t>
+      </w:r>
+      <w:r>
+        <w:rPr>
+          <w:rFonts w:ascii="Times New Roman" w:eastAsia="Times New Roman" w:hAnsi="Times New Roman" w:cs="Times New Roman"/>
           <w:sz w:val="24"/>
           <w:szCs w:val="24"/>
         </w:rPr>
         <w:t xml:space="preserve"> Амінь.</w:t>
       </w:r>
-    </w:p>
-    <w:p>
-      <w:pPr>
-        <w:spacing w:after="120" w:line="240" w:lineRule="auto"/>
-        <w:rPr>
-          <w:rFonts w:ascii="Times New Roman" w:eastAsia="Times New Roman" w:hAnsi="Times New Roman" w:cs="Times New Roman"/>
-          <w:sz w:val="24"/>
-          <w:szCs w:val="24"/>
-        </w:rPr>
-      </w:pPr>
     </w:p>
     <w:p>
       <w:pPr>
@@ -6215,13 +7372,30 @@
           <w:sz w:val="24"/>
           <w:szCs w:val="24"/>
         </w:rPr>
-        <w:t>Стихири на стиховні</w:t>
-      </w:r>
-    </w:p>
-    <w:p>
-      <w:pPr>
-        <w:spacing w:after="120" w:line="240" w:lineRule="auto"/>
-        <w:jc w:val="both"/>
+        <w:t>Середній відпуст</w:t>
+      </w:r>
+    </w:p>
+    <w:p>
+      <w:pPr>
+        <w:spacing w:after="120" w:line="240" w:lineRule="auto"/>
+        <w:rPr>
+          <w:rFonts w:ascii="Times New Roman" w:eastAsia="Times New Roman" w:hAnsi="Times New Roman" w:cs="Times New Roman"/>
+          <w:sz w:val="24"/>
+          <w:szCs w:val="24"/>
+        </w:rPr>
+      </w:pPr>
+      <w:r>
+        <w:rPr>
+          <w:rFonts w:ascii="Times New Roman" w:eastAsia="Times New Roman" w:hAnsi="Times New Roman" w:cs="Times New Roman"/>
+          <w:sz w:val="24"/>
+          <w:szCs w:val="24"/>
+        </w:rPr>
+        <w:t>Прему́дрість!</w:t>
+      </w:r>
+    </w:p>
+    <w:p>
+      <w:pPr>
+        <w:spacing w:after="120" w:line="240" w:lineRule="auto"/>
         <w:rPr>
           <w:rFonts w:ascii="Times New Roman" w:eastAsia="Times New Roman" w:hAnsi="Times New Roman" w:cs="Times New Roman"/>
           <w:sz w:val="24"/>
@@ -6236,53 +7410,15 @@
           <w:sz w:val="24"/>
           <w:szCs w:val="24"/>
         </w:rPr>
-        <w:t xml:space="preserve">(г. 2): </w:t>
-      </w:r>
-      <w:r>
-        <w:rPr>
-          <w:rFonts w:ascii="Times New Roman" w:eastAsia="Times New Roman" w:hAnsi="Times New Roman" w:cs="Times New Roman"/>
-          <w:sz w:val="24"/>
-          <w:szCs w:val="24"/>
-        </w:rPr>
-        <w:t>Ось наблизився час спасіння нашого,* приготовися, вертепе, Діва приходить родит</w:t>
-      </w:r>
-      <w:r>
-        <w:rPr>
-          <w:rFonts w:ascii="Times New Roman" w:eastAsia="Times New Roman" w:hAnsi="Times New Roman" w:cs="Times New Roman"/>
-          <w:sz w:val="24"/>
-          <w:szCs w:val="24"/>
-        </w:rPr>
-        <w:t>и.* Вифлеєме, земле Юди, красуйся і веселися,* бо з тебе засяяв Господь наш.* Почуйте, гори і пагорби, і довколишні околиці юдейські,* ось бо приходить Христос,* щоб спасти створену Ним людину,* як чоловіколюбець.</w:t>
-      </w:r>
-    </w:p>
-    <w:p>
-      <w:pPr>
-        <w:spacing w:after="120" w:line="240" w:lineRule="auto"/>
-        <w:jc w:val="both"/>
-        <w:rPr>
-          <w:rFonts w:ascii="Times New Roman" w:eastAsia="Times New Roman" w:hAnsi="Times New Roman" w:cs="Times New Roman"/>
-          <w:sz w:val="24"/>
-          <w:szCs w:val="24"/>
-          <w:u w:val="single"/>
-        </w:rPr>
-      </w:pPr>
-      <w:r>
-        <w:rPr>
-          <w:rFonts w:ascii="Times New Roman" w:eastAsia="Times New Roman" w:hAnsi="Times New Roman" w:cs="Times New Roman"/>
-          <w:i/>
+        <w:t>Вірні:</w:t>
+      </w:r>
+      <w:r>
+        <w:rPr>
+          <w:rFonts w:ascii="Times New Roman" w:eastAsia="Times New Roman" w:hAnsi="Times New Roman" w:cs="Times New Roman"/>
           <w:color w:val="FF0000"/>
           <w:sz w:val="24"/>
           <w:szCs w:val="24"/>
         </w:rPr>
-        <w:t>Стих:</w:t>
-      </w:r>
-      <w:r>
-        <w:rPr>
-          <w:rFonts w:ascii="Times New Roman" w:eastAsia="Times New Roman" w:hAnsi="Times New Roman" w:cs="Times New Roman"/>
-          <w:color w:val="FF0000"/>
-          <w:sz w:val="24"/>
-          <w:szCs w:val="24"/>
-        </w:rPr>
         <w:t xml:space="preserve"> </w:t>
       </w:r>
       <w:r>
@@ -6290,481 +7426,8 @@
           <w:rFonts w:ascii="Times New Roman" w:eastAsia="Times New Roman" w:hAnsi="Times New Roman" w:cs="Times New Roman"/>
           <w:sz w:val="24"/>
           <w:szCs w:val="24"/>
-          <w:u w:val="single"/>
-        </w:rPr>
-        <w:t>Бог прийде з півдня і Святий з гори, вкритої тінистим гаєм</w:t>
-      </w:r>
-    </w:p>
-    <w:p>
-      <w:pPr>
-        <w:spacing w:after="120" w:line="240" w:lineRule="auto"/>
-        <w:jc w:val="both"/>
-        <w:rPr>
-          <w:rFonts w:ascii="Times New Roman" w:eastAsia="Times New Roman" w:hAnsi="Times New Roman" w:cs="Times New Roman"/>
-          <w:sz w:val="24"/>
-          <w:szCs w:val="24"/>
-        </w:rPr>
-      </w:pPr>
-      <w:r>
-        <w:rPr>
-          <w:rFonts w:ascii="Times New Roman" w:eastAsia="Times New Roman" w:hAnsi="Times New Roman" w:cs="Times New Roman"/>
-          <w:sz w:val="24"/>
-          <w:szCs w:val="24"/>
-        </w:rPr>
-        <w:t>Вифлеєме, земле Юди,* батьківщино життя в тілі,* світло приготуй божественний вертеп,* в якому Бог народжується тілесно* від святої Діви, що мужа не знала,* щоб спасти рід наш.</w:t>
-      </w:r>
-    </w:p>
-    <w:p>
-      <w:pPr>
-        <w:spacing w:after="120" w:line="240" w:lineRule="auto"/>
-        <w:jc w:val="both"/>
-        <w:rPr>
-          <w:rFonts w:ascii="Times New Roman" w:eastAsia="Times New Roman" w:hAnsi="Times New Roman" w:cs="Times New Roman"/>
-          <w:sz w:val="24"/>
-          <w:szCs w:val="24"/>
-          <w:u w:val="single"/>
-        </w:rPr>
-      </w:pPr>
-      <w:r>
-        <w:rPr>
-          <w:rFonts w:ascii="Times New Roman" w:eastAsia="Times New Roman" w:hAnsi="Times New Roman" w:cs="Times New Roman"/>
-          <w:i/>
-          <w:color w:val="FF0000"/>
-          <w:sz w:val="24"/>
-          <w:szCs w:val="24"/>
-        </w:rPr>
-        <w:t>Стих:</w:t>
-      </w:r>
-      <w:r>
-        <w:rPr>
-          <w:rFonts w:ascii="Times New Roman" w:eastAsia="Times New Roman" w:hAnsi="Times New Roman" w:cs="Times New Roman"/>
-          <w:color w:val="FF0000"/>
-          <w:sz w:val="24"/>
-          <w:szCs w:val="24"/>
-        </w:rPr>
-        <w:t xml:space="preserve"> </w:t>
-      </w:r>
-      <w:r>
-        <w:rPr>
-          <w:rFonts w:ascii="Times New Roman" w:eastAsia="Times New Roman" w:hAnsi="Times New Roman" w:cs="Times New Roman"/>
-          <w:sz w:val="24"/>
-          <w:szCs w:val="24"/>
-          <w:u w:val="single"/>
-        </w:rPr>
-        <w:t>Господи, почув</w:t>
-      </w:r>
-      <w:r>
-        <w:rPr>
-          <w:rFonts w:ascii="Times New Roman" w:eastAsia="Times New Roman" w:hAnsi="Times New Roman" w:cs="Times New Roman"/>
-          <w:sz w:val="24"/>
-          <w:szCs w:val="24"/>
-          <w:u w:val="single"/>
-        </w:rPr>
-        <w:t xml:space="preserve"> я поголос твій і злякався, пізнав твої діла і вжахнувся.</w:t>
-      </w:r>
-    </w:p>
-    <w:p>
-      <w:pPr>
-        <w:spacing w:after="120" w:line="240" w:lineRule="auto"/>
-        <w:jc w:val="both"/>
-        <w:rPr>
-          <w:rFonts w:ascii="Times New Roman" w:eastAsia="Times New Roman" w:hAnsi="Times New Roman" w:cs="Times New Roman"/>
-          <w:sz w:val="24"/>
-          <w:szCs w:val="24"/>
-        </w:rPr>
-      </w:pPr>
-      <w:r>
-        <w:rPr>
-          <w:rFonts w:ascii="Times New Roman" w:eastAsia="Times New Roman" w:hAnsi="Times New Roman" w:cs="Times New Roman"/>
-          <w:sz w:val="24"/>
-          <w:szCs w:val="24"/>
-        </w:rPr>
-        <w:t>Прийдіть усі, справляймо вірно передсвяття Христового Різдва* і духовно принесімо пісню, наче звізду,* славослов’я мудреців із пастирями заспіваймо:* з дівичого лона прийшло спасіння людей,* що відн</w:t>
-      </w:r>
-      <w:r>
-        <w:rPr>
-          <w:rFonts w:ascii="Times New Roman" w:eastAsia="Times New Roman" w:hAnsi="Times New Roman" w:cs="Times New Roman"/>
-          <w:sz w:val="24"/>
-          <w:szCs w:val="24"/>
-        </w:rPr>
-        <w:t>овлює вірних.</w:t>
-      </w:r>
-    </w:p>
-    <w:p>
-      <w:pPr>
-        <w:spacing w:after="120" w:line="240" w:lineRule="auto"/>
-        <w:jc w:val="both"/>
-        <w:rPr>
-          <w:rFonts w:ascii="Times New Roman" w:eastAsia="Times New Roman" w:hAnsi="Times New Roman" w:cs="Times New Roman"/>
-          <w:i/>
-          <w:sz w:val="24"/>
-          <w:szCs w:val="24"/>
-        </w:rPr>
-      </w:pPr>
-      <w:r>
-        <w:rPr>
-          <w:rFonts w:ascii="Times New Roman" w:eastAsia="Times New Roman" w:hAnsi="Times New Roman" w:cs="Times New Roman"/>
-          <w:b/>
-          <w:sz w:val="24"/>
-          <w:szCs w:val="24"/>
-        </w:rPr>
-        <w:t>Слава:</w:t>
-      </w:r>
-      <w:r>
-        <w:rPr>
-          <w:rFonts w:ascii="Times New Roman" w:eastAsia="Times New Roman" w:hAnsi="Times New Roman" w:cs="Times New Roman"/>
-          <w:b/>
-          <w:i/>
-          <w:sz w:val="24"/>
-          <w:szCs w:val="24"/>
-        </w:rPr>
-        <w:t xml:space="preserve"> </w:t>
-      </w:r>
-      <w:r>
-        <w:rPr>
-          <w:rFonts w:ascii="Times New Roman" w:eastAsia="Times New Roman" w:hAnsi="Times New Roman" w:cs="Times New Roman"/>
-          <w:i/>
-          <w:color w:val="FF0000"/>
-          <w:sz w:val="24"/>
-          <w:szCs w:val="24"/>
-        </w:rPr>
-        <w:t>(г. 1):</w:t>
-      </w:r>
-      <w:r>
-        <w:rPr>
-          <w:rFonts w:ascii="Times New Roman" w:eastAsia="Times New Roman" w:hAnsi="Times New Roman" w:cs="Times New Roman"/>
-          <w:i/>
-          <w:sz w:val="24"/>
-          <w:szCs w:val="24"/>
-        </w:rPr>
-        <w:t xml:space="preserve"> </w:t>
-      </w:r>
-      <w:r>
-        <w:rPr>
-          <w:rFonts w:ascii="Times New Roman" w:eastAsia="Times New Roman" w:hAnsi="Times New Roman" w:cs="Times New Roman"/>
-          <w:sz w:val="24"/>
-          <w:szCs w:val="24"/>
-        </w:rPr>
-        <w:t>О, яка тверда і діамантова твоя душа, хвалигідний Ігнатію!* Бо ти всеціло бажаючи тобою дійсно Улюбленого, говорив:* «Немає в мені вогню любови марнот, а радше є в мені вода жива і говірка,* яка говорить мені: «Іди до Отця».* Т</w:t>
-      </w:r>
-      <w:r>
-        <w:rPr>
-          <w:rFonts w:ascii="Times New Roman" w:eastAsia="Times New Roman" w:hAnsi="Times New Roman" w:cs="Times New Roman"/>
-          <w:sz w:val="24"/>
-          <w:szCs w:val="24"/>
-        </w:rPr>
-        <w:t xml:space="preserve">ому, розгорівшись Божественним Духом,* ти вибрав звірів, щоб тебе скоро </w:t>
-      </w:r>
-      <w:r>
-        <w:rPr>
-          <w:rFonts w:ascii="Times New Roman" w:eastAsia="Times New Roman" w:hAnsi="Times New Roman" w:cs="Times New Roman"/>
-          <w:sz w:val="24"/>
-          <w:szCs w:val="24"/>
-        </w:rPr>
-        <w:lastRenderedPageBreak/>
-        <w:t>розлучили з світом* і відіслали до бажаного Христа.* Благай Його, щоб спас душі наші.</w:t>
-      </w:r>
-    </w:p>
-    <w:p>
-      <w:pPr>
-        <w:spacing w:after="120" w:line="240" w:lineRule="auto"/>
-        <w:jc w:val="both"/>
-        <w:rPr>
-          <w:rFonts w:ascii="Times New Roman" w:eastAsia="Times New Roman" w:hAnsi="Times New Roman" w:cs="Times New Roman"/>
-          <w:b/>
-          <w:sz w:val="24"/>
-          <w:szCs w:val="24"/>
-        </w:rPr>
-      </w:pPr>
-      <w:r>
-        <w:rPr>
-          <w:rFonts w:ascii="Times New Roman" w:eastAsia="Times New Roman" w:hAnsi="Times New Roman" w:cs="Times New Roman"/>
-          <w:b/>
-          <w:sz w:val="24"/>
-          <w:szCs w:val="24"/>
-        </w:rPr>
-        <w:t xml:space="preserve">І нині: </w:t>
-      </w:r>
-      <w:r>
-        <w:rPr>
-          <w:rFonts w:ascii="Times New Roman" w:eastAsia="Times New Roman" w:hAnsi="Times New Roman" w:cs="Times New Roman"/>
-          <w:sz w:val="24"/>
-          <w:szCs w:val="24"/>
-        </w:rPr>
-        <w:t>Справляймо, люди, передсвяття Христового Різдва,* і підвівши ум до Вифлеєму, піднесімся ду</w:t>
-      </w:r>
-      <w:r>
-        <w:rPr>
-          <w:rFonts w:ascii="Times New Roman" w:eastAsia="Times New Roman" w:hAnsi="Times New Roman" w:cs="Times New Roman"/>
-          <w:sz w:val="24"/>
-          <w:szCs w:val="24"/>
-        </w:rPr>
-        <w:t>мкою* і душевними очима погляньмо,* як Діва іде народити у вертепі всіх Господа і Бога нашого.* А Йосиф, побачивши Його велике чудо,* думав, що бачить людину, як дитину сповиту пеленами* а з подій пізнав, що це Бог істинний,* що подає нашим душам велику ми</w:t>
-      </w:r>
-      <w:r>
-        <w:rPr>
-          <w:rFonts w:ascii="Times New Roman" w:eastAsia="Times New Roman" w:hAnsi="Times New Roman" w:cs="Times New Roman"/>
-          <w:sz w:val="24"/>
-          <w:szCs w:val="24"/>
-        </w:rPr>
-        <w:t>лість.</w:t>
-      </w:r>
-    </w:p>
-    <w:p>
-      <w:pPr>
-        <w:spacing w:after="120" w:line="240" w:lineRule="auto"/>
-        <w:jc w:val="both"/>
-        <w:rPr>
-          <w:rFonts w:ascii="Times New Roman" w:eastAsia="Times New Roman" w:hAnsi="Times New Roman" w:cs="Times New Roman"/>
-          <w:sz w:val="24"/>
-          <w:szCs w:val="24"/>
-        </w:rPr>
-      </w:pPr>
-    </w:p>
-    <w:p>
-      <w:pPr>
-        <w:pStyle w:val="Heading3"/>
-        <w:spacing w:before="0" w:after="120" w:line="240" w:lineRule="auto"/>
-        <w:jc w:val="center"/>
-        <w:rPr>
-          <w:rFonts w:ascii="Times New Roman" w:eastAsia="Times New Roman" w:hAnsi="Times New Roman" w:cs="Times New Roman"/>
-          <w:sz w:val="24"/>
-          <w:szCs w:val="24"/>
-        </w:rPr>
-      </w:pPr>
-      <w:r>
-        <w:rPr>
-          <w:rFonts w:ascii="Times New Roman" w:eastAsia="Times New Roman" w:hAnsi="Times New Roman" w:cs="Times New Roman"/>
-          <w:i/>
-          <w:color w:val="FF0000"/>
-          <w:sz w:val="24"/>
-          <w:szCs w:val="24"/>
-        </w:rPr>
-        <w:t>Пісня Симеона</w:t>
-      </w:r>
-    </w:p>
-    <w:p>
-      <w:pPr>
-        <w:spacing w:after="120" w:line="240" w:lineRule="auto"/>
-        <w:rPr>
-          <w:rFonts w:ascii="Times New Roman" w:eastAsia="Times New Roman" w:hAnsi="Times New Roman" w:cs="Times New Roman"/>
-          <w:sz w:val="24"/>
-          <w:szCs w:val="24"/>
-        </w:rPr>
-      </w:pPr>
-      <w:r>
-        <w:rPr>
-          <w:rFonts w:ascii="Times New Roman" w:eastAsia="Times New Roman" w:hAnsi="Times New Roman" w:cs="Times New Roman"/>
-          <w:sz w:val="24"/>
-          <w:szCs w:val="24"/>
-        </w:rPr>
-        <w:t>Ни́ні відпуска́єш слугу́ Твого́, Влади́ко,* за Твої́м сло́вом у ми́рі.</w:t>
-      </w:r>
-    </w:p>
-    <w:p>
-      <w:pPr>
-        <w:spacing w:after="120" w:line="240" w:lineRule="auto"/>
-        <w:rPr>
-          <w:rFonts w:ascii="Times New Roman" w:eastAsia="Times New Roman" w:hAnsi="Times New Roman" w:cs="Times New Roman"/>
-          <w:sz w:val="24"/>
-          <w:szCs w:val="24"/>
-        </w:rPr>
-      </w:pPr>
-      <w:r>
-        <w:rPr>
-          <w:rFonts w:ascii="Times New Roman" w:eastAsia="Times New Roman" w:hAnsi="Times New Roman" w:cs="Times New Roman"/>
-          <w:sz w:val="24"/>
-          <w:szCs w:val="24"/>
-        </w:rPr>
-        <w:t>Бо поба́чили о́чі мої́* спасі́ння Твоє́;</w:t>
-      </w:r>
-    </w:p>
-    <w:p>
-      <w:pPr>
-        <w:spacing w:after="120" w:line="240" w:lineRule="auto"/>
-        <w:rPr>
-          <w:rFonts w:ascii="Times New Roman" w:eastAsia="Times New Roman" w:hAnsi="Times New Roman" w:cs="Times New Roman"/>
-          <w:sz w:val="24"/>
-          <w:szCs w:val="24"/>
-        </w:rPr>
-      </w:pPr>
-      <w:r>
-        <w:rPr>
-          <w:rFonts w:ascii="Times New Roman" w:eastAsia="Times New Roman" w:hAnsi="Times New Roman" w:cs="Times New Roman"/>
-          <w:sz w:val="24"/>
-          <w:szCs w:val="24"/>
-        </w:rPr>
-        <w:t>Що приготува́в Ти* пе́ред усіма́ наро́дами;</w:t>
-      </w:r>
-    </w:p>
-    <w:p>
-      <w:pPr>
-        <w:spacing w:after="120" w:line="240" w:lineRule="auto"/>
-        <w:rPr>
-          <w:rFonts w:ascii="Times New Roman" w:eastAsia="Times New Roman" w:hAnsi="Times New Roman" w:cs="Times New Roman"/>
-          <w:sz w:val="24"/>
-          <w:szCs w:val="24"/>
-        </w:rPr>
-      </w:pPr>
-      <w:r>
-        <w:rPr>
-          <w:rFonts w:ascii="Times New Roman" w:eastAsia="Times New Roman" w:hAnsi="Times New Roman" w:cs="Times New Roman"/>
-          <w:sz w:val="24"/>
-          <w:szCs w:val="24"/>
-        </w:rPr>
-        <w:t>Сві́тло на просві́ту пога́нам,* і сла́ву лю́ду Твого́, Ізра́їля.</w:t>
-      </w:r>
-    </w:p>
-    <w:p>
-      <w:pPr>
-        <w:spacing w:after="120" w:line="240" w:lineRule="auto"/>
-        <w:rPr>
-          <w:rFonts w:ascii="Times New Roman" w:eastAsia="Times New Roman" w:hAnsi="Times New Roman" w:cs="Times New Roman"/>
-          <w:sz w:val="24"/>
-          <w:szCs w:val="24"/>
-        </w:rPr>
-      </w:pPr>
-      <w:r>
-        <w:rPr>
-          <w:rFonts w:ascii="Times New Roman" w:eastAsia="Times New Roman" w:hAnsi="Times New Roman" w:cs="Times New Roman"/>
-          <w:sz w:val="24"/>
-          <w:szCs w:val="24"/>
-        </w:rPr>
-        <w:t xml:space="preserve">Святи́й Бо́же, святи́й Крі́пкий, святи́й Безсме́ртний, поми́луй нас. </w:t>
-      </w:r>
-      <w:r>
-        <w:rPr>
-          <w:rFonts w:ascii="Times New Roman" w:eastAsia="Times New Roman" w:hAnsi="Times New Roman" w:cs="Times New Roman"/>
-          <w:i/>
-          <w:color w:val="FF0000"/>
-          <w:sz w:val="24"/>
-          <w:szCs w:val="24"/>
-        </w:rPr>
-        <w:t>(3 р.)</w:t>
-      </w:r>
-    </w:p>
-    <w:p>
-      <w:pPr>
-        <w:spacing w:after="120" w:line="240" w:lineRule="auto"/>
-        <w:rPr>
-          <w:rFonts w:ascii="Times New Roman" w:eastAsia="Times New Roman" w:hAnsi="Times New Roman" w:cs="Times New Roman"/>
-          <w:sz w:val="24"/>
-          <w:szCs w:val="24"/>
-        </w:rPr>
-      </w:pPr>
-      <w:r>
-        <w:rPr>
-          <w:rFonts w:ascii="Times New Roman" w:eastAsia="Times New Roman" w:hAnsi="Times New Roman" w:cs="Times New Roman"/>
-          <w:sz w:val="24"/>
-          <w:szCs w:val="24"/>
-        </w:rPr>
-        <w:t>Сла́ва Отцю́, і Си́ну, і Свято́му Ду́хові,* і ни́ні, і повсякча́с, і на ві́ки вікі́в. Амі́нь.</w:t>
-      </w:r>
-    </w:p>
-    <w:p>
-      <w:pPr>
-        <w:spacing w:after="120" w:line="240" w:lineRule="auto"/>
-        <w:rPr>
-          <w:rFonts w:ascii="Times New Roman" w:eastAsia="Times New Roman" w:hAnsi="Times New Roman" w:cs="Times New Roman"/>
-          <w:sz w:val="24"/>
-          <w:szCs w:val="24"/>
-        </w:rPr>
-      </w:pPr>
-      <w:r>
-        <w:rPr>
-          <w:rFonts w:ascii="Times New Roman" w:eastAsia="Times New Roman" w:hAnsi="Times New Roman" w:cs="Times New Roman"/>
-          <w:sz w:val="24"/>
-          <w:szCs w:val="24"/>
-        </w:rPr>
-        <w:t>Пресвята́ Тро́йце, по</w:t>
-      </w:r>
-      <w:r>
-        <w:rPr>
-          <w:rFonts w:ascii="Times New Roman" w:eastAsia="Times New Roman" w:hAnsi="Times New Roman" w:cs="Times New Roman"/>
-          <w:sz w:val="24"/>
-          <w:szCs w:val="24"/>
-        </w:rPr>
-        <w:t>ми́луй нас; Го́споди, очи́сти гріхи́ на́ші; Влади́ко, прости́ беззако́ння на́ші; Святи́й, завіта́й і зціли́ не́мочі на́ші, І́мени Твого́ ра́ди.</w:t>
-      </w:r>
-    </w:p>
-    <w:p>
-      <w:pPr>
-        <w:spacing w:after="120" w:line="240" w:lineRule="auto"/>
-        <w:rPr>
-          <w:rFonts w:ascii="Times New Roman" w:eastAsia="Times New Roman" w:hAnsi="Times New Roman" w:cs="Times New Roman"/>
-          <w:sz w:val="24"/>
-          <w:szCs w:val="24"/>
-        </w:rPr>
-      </w:pPr>
-      <w:r>
-        <w:rPr>
-          <w:rFonts w:ascii="Times New Roman" w:eastAsia="Times New Roman" w:hAnsi="Times New Roman" w:cs="Times New Roman"/>
-          <w:sz w:val="24"/>
-          <w:szCs w:val="24"/>
-        </w:rPr>
-        <w:t xml:space="preserve">Го́споди, поми́луй. </w:t>
-      </w:r>
-      <w:r>
-        <w:rPr>
-          <w:rFonts w:ascii="Times New Roman" w:eastAsia="Times New Roman" w:hAnsi="Times New Roman" w:cs="Times New Roman"/>
-          <w:i/>
-          <w:color w:val="FF0000"/>
-          <w:sz w:val="24"/>
-          <w:szCs w:val="24"/>
-        </w:rPr>
-        <w:t>(3 р.)</w:t>
-      </w:r>
-    </w:p>
-    <w:p>
-      <w:pPr>
-        <w:spacing w:after="120" w:line="240" w:lineRule="auto"/>
-        <w:rPr>
-          <w:rFonts w:ascii="Times New Roman" w:eastAsia="Times New Roman" w:hAnsi="Times New Roman" w:cs="Times New Roman"/>
-          <w:sz w:val="24"/>
-          <w:szCs w:val="24"/>
-        </w:rPr>
-      </w:pPr>
-      <w:r>
-        <w:rPr>
-          <w:rFonts w:ascii="Times New Roman" w:eastAsia="Times New Roman" w:hAnsi="Times New Roman" w:cs="Times New Roman"/>
-          <w:sz w:val="24"/>
-          <w:szCs w:val="24"/>
-        </w:rPr>
-        <w:t>Сла́ва Отцю́, і Си́ну, і Свято́му Ду́хові,* і ни́ні, і повсякча́с, і на ві́ки вікі́в.</w:t>
-      </w:r>
-      <w:r>
-        <w:rPr>
-          <w:rFonts w:ascii="Times New Roman" w:eastAsia="Times New Roman" w:hAnsi="Times New Roman" w:cs="Times New Roman"/>
-          <w:sz w:val="24"/>
-          <w:szCs w:val="24"/>
-        </w:rPr>
-        <w:t xml:space="preserve"> Амі́нь.</w:t>
-      </w:r>
-    </w:p>
-    <w:p>
-      <w:pPr>
-        <w:spacing w:after="120" w:line="240" w:lineRule="auto"/>
-        <w:rPr>
-          <w:rFonts w:ascii="Times New Roman" w:eastAsia="Times New Roman" w:hAnsi="Times New Roman" w:cs="Times New Roman"/>
-          <w:sz w:val="24"/>
-          <w:szCs w:val="24"/>
-        </w:rPr>
-      </w:pPr>
-      <w:r>
-        <w:rPr>
-          <w:rFonts w:ascii="Times New Roman" w:eastAsia="Times New Roman" w:hAnsi="Times New Roman" w:cs="Times New Roman"/>
-          <w:sz w:val="24"/>
-          <w:szCs w:val="24"/>
-        </w:rPr>
-        <w:t>О́тче наш, що єси́ на небеса́х,* неха́й святи́ться ім’я́ Твоє́,* неха́й при́йде ца́рство Твоє́,* неха́й бу́де во́ля Твоя́, як на не́бі, так і на землі́.* Хліб наш насу́щний дай нам сього́дні;* і прости́ нам прови́ни на́ші,* як і ми проща́ємо винув</w:t>
-      </w:r>
-      <w:r>
-        <w:rPr>
-          <w:rFonts w:ascii="Times New Roman" w:eastAsia="Times New Roman" w:hAnsi="Times New Roman" w:cs="Times New Roman"/>
-          <w:sz w:val="24"/>
-          <w:szCs w:val="24"/>
-        </w:rPr>
-        <w:t>а́тцям на́шим;* і не введи́ нас у споку́су,* але́ ви́зволи нас від лука́вого.</w:t>
+        </w:rPr>
+        <w:t>Чесні́шу від херуви́мів* і незрівня́нно славні́шу від серафи́мів,* що без зотлі́ння Бо́га Сло́во породи́ла,* су́щу Богоро́дицю, тебе́ велича́ємо.</w:t>
       </w:r>
     </w:p>
     <w:p>
@@ -6790,13 +7453,12 @@
           <w:rFonts w:ascii="Times New Roman" w:hAnsi="Times New Roman"/>
           <w:sz w:val="24"/>
         </w:rPr>
-        <w:t xml:space="preserve"> Бо Твоє є царство, і сила, і слава, Отця, і Сина, і Святого Духа, нині, і повсякчас, і на віки віків.</w:t>
-      </w:r>
-    </w:p>
-    <w:p>
-      <w:pPr>
-        <w:spacing w:after="120" w:line="240" w:lineRule="auto"/>
-        <w:jc w:val="both"/>
+        <w:t xml:space="preserve"> Сла́ва Тобі́, Хри́сте Бо́же, упова́ння на́ше, сла́ва Тобі́!</w:t>
+      </w:r>
+    </w:p>
+    <w:p>
+      <w:pPr>
+        <w:spacing w:after="120" w:line="240" w:lineRule="auto"/>
         <w:rPr>
           <w:rFonts w:ascii="Times New Roman" w:eastAsia="Times New Roman" w:hAnsi="Times New Roman" w:cs="Times New Roman"/>
           <w:sz w:val="24"/>
@@ -6828,20 +7490,16 @@
           <w:sz w:val="24"/>
           <w:szCs w:val="24"/>
         </w:rPr>
-        <w:t>Амінь.</w:t>
-      </w:r>
-    </w:p>
-    <w:p>
-      <w:pPr>
-        <w:pStyle w:val="Heading3"/>
-        <w:spacing w:before="0" w:after="120" w:line="240" w:lineRule="auto"/>
-        <w:jc w:val="center"/>
-        <w:rPr>
-          <w:rFonts w:ascii="Times New Roman" w:eastAsia="Times New Roman" w:hAnsi="Times New Roman" w:cs="Times New Roman"/>
-          <w:sz w:val="24"/>
-          <w:szCs w:val="24"/>
-        </w:rPr>
-      </w:pPr>
+        <w:t>Сла́ва Отцю́, і Си́ну, і Свято́м</w:t>
+      </w:r>
+      <w:r>
+        <w:rPr>
+          <w:rFonts w:ascii="Times New Roman" w:eastAsia="Times New Roman" w:hAnsi="Times New Roman" w:cs="Times New Roman"/>
+          <w:sz w:val="24"/>
+          <w:szCs w:val="24"/>
+        </w:rPr>
+        <w:t xml:space="preserve">у Ду́хові, і ни́ні, і повсякча́с, і на ві́ки вікі́в. Амі́нь. Го́споди, поми́луй. </w:t>
+      </w:r>
       <w:r>
         <w:rPr>
           <w:rFonts w:ascii="Times New Roman" w:eastAsia="Times New Roman" w:hAnsi="Times New Roman" w:cs="Times New Roman"/>
@@ -6850,485 +7508,20 @@
           <w:sz w:val="24"/>
           <w:szCs w:val="24"/>
         </w:rPr>
-        <w:t>Тропарі</w:t>
-      </w:r>
-    </w:p>
-    <w:p>
-      <w:pPr>
-        <w:spacing w:after="120" w:line="240" w:lineRule="auto"/>
-        <w:jc w:val="both"/>
-        <w:rPr>
-          <w:rFonts w:ascii="Times New Roman" w:eastAsia="Times New Roman" w:hAnsi="Times New Roman" w:cs="Times New Roman"/>
-          <w:sz w:val="24"/>
-          <w:szCs w:val="24"/>
-        </w:rPr>
-      </w:pPr>
-      <w:r>
-        <w:rPr>
-          <w:rFonts w:ascii="Times New Roman" w:eastAsia="Times New Roman" w:hAnsi="Times New Roman" w:cs="Times New Roman"/>
-          <w:i/>
-          <w:color w:val="FF0000"/>
-          <w:sz w:val="24"/>
-          <w:szCs w:val="24"/>
-          <w:highlight w:val="white"/>
-        </w:rPr>
-        <w:t>(г. 4):</w:t>
-      </w:r>
-      <w:r>
-        <w:rPr>
-          <w:rFonts w:ascii="Times New Roman" w:eastAsia="Times New Roman" w:hAnsi="Times New Roman" w:cs="Times New Roman"/>
-          <w:color w:val="FF0000"/>
-          <w:sz w:val="24"/>
-          <w:szCs w:val="24"/>
-          <w:highlight w:val="white"/>
-        </w:rPr>
-        <w:t xml:space="preserve"> </w:t>
-      </w:r>
-      <w:r>
-        <w:rPr>
-          <w:rFonts w:ascii="Times New Roman" w:eastAsia="Times New Roman" w:hAnsi="Times New Roman" w:cs="Times New Roman"/>
-          <w:sz w:val="24"/>
-          <w:szCs w:val="24"/>
-          <w:highlight w:val="white"/>
-        </w:rPr>
-        <w:t>Апостольських звичаїв наслідувачу і престола їх насліднику,* архиєреїв окрасо і мучеників славо, богонатхненний,* вогню, ме</w:t>
-      </w:r>
-      <w:r>
-        <w:rPr>
-          <w:rFonts w:ascii="Times New Roman" w:eastAsia="Times New Roman" w:hAnsi="Times New Roman" w:cs="Times New Roman"/>
-          <w:sz w:val="24"/>
-          <w:szCs w:val="24"/>
-          <w:highlight w:val="white"/>
-        </w:rPr>
-        <w:t>ча і звірів не злякався ти* задля віри і право правлячи слово істини.* Аж до крові постраждав ти, священномученику Ігнатію,* моли Христа Бога, щоб спаслись душі наші.</w:t>
-      </w:r>
-    </w:p>
-    <w:p>
-      <w:pPr>
-        <w:spacing w:after="120" w:line="240" w:lineRule="auto"/>
-        <w:jc w:val="both"/>
-        <w:rPr>
-          <w:rFonts w:ascii="Times New Roman" w:eastAsia="Times New Roman" w:hAnsi="Times New Roman" w:cs="Times New Roman"/>
-          <w:sz w:val="24"/>
-          <w:szCs w:val="24"/>
-        </w:rPr>
-      </w:pPr>
-      <w:r>
-        <w:rPr>
-          <w:rFonts w:ascii="Times New Roman" w:eastAsia="Times New Roman" w:hAnsi="Times New Roman" w:cs="Times New Roman"/>
-          <w:b/>
-          <w:sz w:val="24"/>
-          <w:szCs w:val="24"/>
-        </w:rPr>
-        <w:t>Слава: і нині:</w:t>
-      </w:r>
-      <w:r>
-        <w:rPr>
-          <w:rFonts w:ascii="Times New Roman" w:eastAsia="Times New Roman" w:hAnsi="Times New Roman" w:cs="Times New Roman"/>
-          <w:sz w:val="24"/>
-          <w:szCs w:val="24"/>
-        </w:rPr>
-        <w:t xml:space="preserve"> </w:t>
-      </w:r>
-      <w:r>
-        <w:rPr>
-          <w:rFonts w:ascii="Times New Roman" w:eastAsia="Times New Roman" w:hAnsi="Times New Roman" w:cs="Times New Roman"/>
-          <w:i/>
-          <w:color w:val="FF0000"/>
-          <w:sz w:val="24"/>
-          <w:szCs w:val="24"/>
-        </w:rPr>
-        <w:t>(г. 4):</w:t>
-      </w:r>
-      <w:r>
-        <w:rPr>
-          <w:rFonts w:ascii="Times New Roman" w:eastAsia="Times New Roman" w:hAnsi="Times New Roman" w:cs="Times New Roman"/>
-          <w:sz w:val="24"/>
-          <w:szCs w:val="24"/>
-        </w:rPr>
-        <w:t xml:space="preserve"> Готуйся, Вифлеєме, розкрийся всім, Єдеме,* красуйся, Євфрате,* бо </w:t>
-      </w:r>
-      <w:r>
-        <w:rPr>
-          <w:rFonts w:ascii="Times New Roman" w:eastAsia="Times New Roman" w:hAnsi="Times New Roman" w:cs="Times New Roman"/>
-          <w:sz w:val="24"/>
-          <w:szCs w:val="24"/>
-        </w:rPr>
-        <w:t>дерево життя в вертепі розквітнуло від Діви.* її лоно раєм мисленним явилось, в якому – божественний сад.* 3 нього, ївши, будемо жити – і не, як Адам, помремо.* Христос раждається, щоб оновити упалий колись образ.</w:t>
-      </w:r>
-    </w:p>
-    <w:p>
-      <w:pPr>
-        <w:spacing w:after="120" w:line="240" w:lineRule="auto"/>
-        <w:rPr>
-          <w:rFonts w:ascii="Times New Roman" w:eastAsia="Times New Roman" w:hAnsi="Times New Roman" w:cs="Times New Roman"/>
-          <w:sz w:val="24"/>
-          <w:szCs w:val="24"/>
-        </w:rPr>
-      </w:pPr>
-    </w:p>
-    <w:p>
-      <w:pPr>
-        <w:pStyle w:val="Heading3"/>
-        <w:spacing w:before="0" w:after="120" w:line="240" w:lineRule="auto"/>
-        <w:jc w:val="center"/>
-        <w:rPr>
-          <w:rFonts w:ascii="Times New Roman" w:eastAsia="Times New Roman" w:hAnsi="Times New Roman" w:cs="Times New Roman"/>
-          <w:sz w:val="24"/>
-          <w:szCs w:val="24"/>
-        </w:rPr>
-      </w:pPr>
-      <w:r>
-        <w:rPr>
-          <w:rFonts w:ascii="Times New Roman" w:eastAsia="Times New Roman" w:hAnsi="Times New Roman" w:cs="Times New Roman"/>
-          <w:i/>
-          <w:color w:val="FF0000"/>
-          <w:sz w:val="24"/>
-          <w:szCs w:val="24"/>
-        </w:rPr>
-        <w:lastRenderedPageBreak/>
-        <w:t>Єктенія усильного благання</w:t>
-      </w:r>
-    </w:p>
-    <w:p>
-      <w:pPr>
-        <w:spacing w:after="120" w:line="240" w:lineRule="auto"/>
-        <w:rPr>
-          <w:rFonts w:ascii="Times New Roman" w:eastAsia="Times New Roman" w:hAnsi="Times New Roman" w:cs="Times New Roman"/>
-          <w:sz w:val="24"/>
-          <w:szCs w:val="24"/>
-        </w:rPr>
-      </w:pPr>
-      <w:r>
-        <w:rPr>
-          <w:rFonts w:ascii="Times New Roman" w:eastAsia="Times New Roman" w:hAnsi="Times New Roman" w:cs="Times New Roman"/>
-          <w:sz w:val="24"/>
-          <w:szCs w:val="24"/>
-        </w:rPr>
-        <w:t>Помилуй нас, Боже, з великої милості Твоєї, молимось Тобі, вислухай і п</w:t>
-      </w:r>
-      <w:r>
-        <w:rPr>
-          <w:rFonts w:ascii="Times New Roman" w:eastAsia="Times New Roman" w:hAnsi="Times New Roman" w:cs="Times New Roman"/>
-          <w:sz w:val="24"/>
-          <w:szCs w:val="24"/>
-        </w:rPr>
-        <w:t>омилуй.</w:t>
-      </w:r>
-    </w:p>
-    <w:p>
-      <w:pPr>
-        <w:spacing w:after="120" w:line="240" w:lineRule="auto"/>
-        <w:rPr>
-          <w:rFonts w:ascii="Times New Roman" w:eastAsia="Times New Roman" w:hAnsi="Times New Roman" w:cs="Times New Roman"/>
-          <w:sz w:val="24"/>
-          <w:szCs w:val="24"/>
-        </w:rPr>
-      </w:pPr>
-      <w:r>
-        <w:rPr>
-          <w:rFonts w:ascii="Times New Roman" w:eastAsia="Times New Roman" w:hAnsi="Times New Roman" w:cs="Times New Roman"/>
-          <w:i/>
-          <w:color w:val="FF4400"/>
-          <w:sz w:val="24"/>
-          <w:szCs w:val="24"/>
-        </w:rPr>
-        <w:t>Вірні:</w:t>
-      </w:r>
-      <w:r>
-        <w:rPr>
-          <w:rFonts w:ascii="Times New Roman" w:eastAsia="Times New Roman" w:hAnsi="Times New Roman" w:cs="Times New Roman"/>
-          <w:sz w:val="24"/>
-          <w:szCs w:val="24"/>
-        </w:rPr>
-        <w:t xml:space="preserve"> Го́споди, поми́луй. </w:t>
-      </w:r>
-      <w:r>
-        <w:rPr>
-          <w:rFonts w:ascii="Times New Roman" w:eastAsia="Times New Roman" w:hAnsi="Times New Roman" w:cs="Times New Roman"/>
-          <w:i/>
-          <w:color w:val="FF4400"/>
-          <w:sz w:val="24"/>
-          <w:szCs w:val="24"/>
-        </w:rPr>
         <w:t>(3 р.)</w:t>
       </w:r>
-    </w:p>
-    <w:p>
-      <w:pPr>
-        <w:spacing w:after="120" w:line="240" w:lineRule="auto"/>
-        <w:rPr>
-          <w:rFonts w:ascii="Times New Roman" w:eastAsia="Times New Roman" w:hAnsi="Times New Roman" w:cs="Times New Roman"/>
-          <w:sz w:val="24"/>
-          <w:szCs w:val="24"/>
-        </w:rPr>
-      </w:pPr>
-      <w:r>
-        <w:rPr>
-          <w:rFonts w:ascii="Times New Roman" w:eastAsia="Times New Roman" w:hAnsi="Times New Roman" w:cs="Times New Roman"/>
-          <w:sz w:val="24"/>
-          <w:szCs w:val="24"/>
-        </w:rPr>
-        <w:t xml:space="preserve">Ще молимось за святішого вселенського архиєрея Франциска, папу Римського, і за блаженнішого патріярха нашого Святослава, і за преосвященнішого архиєпископа і митрополита нашого кир </w:t>
-      </w:r>
-      <w:r>
-        <w:rPr>
-          <w:rFonts w:ascii="Times New Roman" w:eastAsia="Times New Roman" w:hAnsi="Times New Roman" w:cs="Times New Roman"/>
-          <w:i/>
-          <w:color w:val="FF4400"/>
-          <w:sz w:val="24"/>
-          <w:szCs w:val="24"/>
-        </w:rPr>
-        <w:t>ім’я</w:t>
-      </w:r>
-      <w:r>
-        <w:rPr>
-          <w:rFonts w:ascii="Times New Roman" w:eastAsia="Times New Roman" w:hAnsi="Times New Roman" w:cs="Times New Roman"/>
-          <w:i/>
-          <w:sz w:val="24"/>
-          <w:szCs w:val="24"/>
-        </w:rPr>
-        <w:t>,</w:t>
-      </w:r>
-      <w:r>
-        <w:rPr>
-          <w:rFonts w:ascii="Times New Roman" w:eastAsia="Times New Roman" w:hAnsi="Times New Roman" w:cs="Times New Roman"/>
-          <w:sz w:val="24"/>
-          <w:szCs w:val="24"/>
-        </w:rPr>
-        <w:t xml:space="preserve"> і за боголюбивого єпископа </w:t>
-      </w:r>
-      <w:r>
-        <w:rPr>
-          <w:rFonts w:ascii="Times New Roman" w:eastAsia="Times New Roman" w:hAnsi="Times New Roman" w:cs="Times New Roman"/>
-          <w:sz w:val="24"/>
-          <w:szCs w:val="24"/>
-        </w:rPr>
-        <w:t xml:space="preserve">нашого кир </w:t>
-      </w:r>
-      <w:r>
-        <w:rPr>
-          <w:rFonts w:ascii="Times New Roman" w:eastAsia="Times New Roman" w:hAnsi="Times New Roman" w:cs="Times New Roman"/>
-          <w:i/>
-          <w:color w:val="FF4400"/>
-          <w:sz w:val="24"/>
-          <w:szCs w:val="24"/>
-        </w:rPr>
-        <w:t>ім’я</w:t>
-      </w:r>
-      <w:r>
-        <w:rPr>
-          <w:rFonts w:ascii="Times New Roman" w:eastAsia="Times New Roman" w:hAnsi="Times New Roman" w:cs="Times New Roman"/>
-          <w:i/>
-          <w:sz w:val="24"/>
-          <w:szCs w:val="24"/>
-        </w:rPr>
-        <w:t>,</w:t>
-      </w:r>
-      <w:r>
-        <w:rPr>
-          <w:rFonts w:ascii="Times New Roman" w:eastAsia="Times New Roman" w:hAnsi="Times New Roman" w:cs="Times New Roman"/>
-          <w:sz w:val="24"/>
-          <w:szCs w:val="24"/>
-        </w:rPr>
-        <w:t xml:space="preserve"> за тих, що служать і послужили у святім храмі цьому, і за отців наших духовних, і всіх у Христі братів і сестер наших.</w:t>
-      </w:r>
-    </w:p>
-    <w:p>
-      <w:pPr>
-        <w:spacing w:after="120" w:line="240" w:lineRule="auto"/>
-        <w:rPr>
-          <w:rFonts w:ascii="Times New Roman" w:eastAsia="Times New Roman" w:hAnsi="Times New Roman" w:cs="Times New Roman"/>
-          <w:sz w:val="24"/>
-          <w:szCs w:val="24"/>
-        </w:rPr>
-      </w:pPr>
-      <w:r>
-        <w:rPr>
-          <w:rFonts w:ascii="Times New Roman" w:eastAsia="Times New Roman" w:hAnsi="Times New Roman" w:cs="Times New Roman"/>
-          <w:i/>
-          <w:color w:val="FF4400"/>
-          <w:sz w:val="24"/>
-          <w:szCs w:val="24"/>
-        </w:rPr>
-        <w:t>Вірні:</w:t>
-      </w:r>
-      <w:r>
-        <w:rPr>
-          <w:rFonts w:ascii="Times New Roman" w:eastAsia="Times New Roman" w:hAnsi="Times New Roman" w:cs="Times New Roman"/>
-          <w:sz w:val="24"/>
-          <w:szCs w:val="24"/>
-        </w:rPr>
-        <w:t xml:space="preserve"> Го́споди, поми́луй. </w:t>
-      </w:r>
-      <w:r>
-        <w:rPr>
-          <w:rFonts w:ascii="Times New Roman" w:eastAsia="Times New Roman" w:hAnsi="Times New Roman" w:cs="Times New Roman"/>
-          <w:i/>
-          <w:color w:val="FF4400"/>
-          <w:sz w:val="24"/>
-          <w:szCs w:val="24"/>
-        </w:rPr>
-        <w:t>(3 р.)</w:t>
-      </w:r>
-    </w:p>
-    <w:p>
-      <w:pPr>
-        <w:spacing w:after="120" w:line="240" w:lineRule="auto"/>
-        <w:rPr>
-          <w:rFonts w:ascii="Times New Roman" w:eastAsia="Times New Roman" w:hAnsi="Times New Roman" w:cs="Times New Roman"/>
-          <w:sz w:val="24"/>
-          <w:szCs w:val="24"/>
-        </w:rPr>
-      </w:pPr>
-      <w:r>
-        <w:rPr>
-          <w:rFonts w:ascii="Times New Roman" w:eastAsia="Times New Roman" w:hAnsi="Times New Roman" w:cs="Times New Roman"/>
-          <w:sz w:val="24"/>
-          <w:szCs w:val="24"/>
-        </w:rPr>
-        <w:t>Ще молимось за Богом бережений народ наш, за правління і за все військо.</w:t>
-      </w:r>
-    </w:p>
-    <w:p>
-      <w:pPr>
-        <w:spacing w:after="120" w:line="240" w:lineRule="auto"/>
-        <w:rPr>
-          <w:rFonts w:ascii="Times New Roman" w:eastAsia="Times New Roman" w:hAnsi="Times New Roman" w:cs="Times New Roman"/>
-          <w:sz w:val="24"/>
-          <w:szCs w:val="24"/>
-        </w:rPr>
-      </w:pPr>
-      <w:r>
-        <w:rPr>
-          <w:rFonts w:ascii="Times New Roman" w:eastAsia="Times New Roman" w:hAnsi="Times New Roman" w:cs="Times New Roman"/>
-          <w:i/>
-          <w:color w:val="FF4400"/>
-          <w:sz w:val="24"/>
-          <w:szCs w:val="24"/>
-        </w:rPr>
-        <w:t>Вірні:</w:t>
-      </w:r>
-      <w:r>
-        <w:rPr>
-          <w:rFonts w:ascii="Times New Roman" w:eastAsia="Times New Roman" w:hAnsi="Times New Roman" w:cs="Times New Roman"/>
-          <w:sz w:val="24"/>
-          <w:szCs w:val="24"/>
-        </w:rPr>
-        <w:t xml:space="preserve"> Го́спо</w:t>
-      </w:r>
-      <w:r>
-        <w:rPr>
-          <w:rFonts w:ascii="Times New Roman" w:eastAsia="Times New Roman" w:hAnsi="Times New Roman" w:cs="Times New Roman"/>
-          <w:sz w:val="24"/>
-          <w:szCs w:val="24"/>
-        </w:rPr>
-        <w:t xml:space="preserve">ди, поми́луй. </w:t>
-      </w:r>
-      <w:r>
-        <w:rPr>
-          <w:rFonts w:ascii="Times New Roman" w:eastAsia="Times New Roman" w:hAnsi="Times New Roman" w:cs="Times New Roman"/>
-          <w:i/>
-          <w:color w:val="FF4400"/>
-          <w:sz w:val="24"/>
-          <w:szCs w:val="24"/>
-        </w:rPr>
-        <w:t>(3 р.)</w:t>
-      </w:r>
-    </w:p>
-    <w:p>
-      <w:pPr>
-        <w:spacing w:after="120" w:line="240" w:lineRule="auto"/>
-        <w:rPr>
-          <w:rFonts w:ascii="Times New Roman" w:eastAsia="Times New Roman" w:hAnsi="Times New Roman" w:cs="Times New Roman"/>
-          <w:sz w:val="24"/>
-          <w:szCs w:val="24"/>
-        </w:rPr>
-      </w:pPr>
-      <w:r>
-        <w:rPr>
-          <w:rFonts w:ascii="Times New Roman" w:eastAsia="Times New Roman" w:hAnsi="Times New Roman" w:cs="Times New Roman"/>
-          <w:sz w:val="24"/>
-          <w:szCs w:val="24"/>
-        </w:rPr>
-        <w:t>Ще молимось за тут присутніх людей, що очікують від Тебе великої і багатої милости, за тих, що творять нам милостиню, і за всіх православних християн.</w:t>
-      </w:r>
-    </w:p>
-    <w:p>
-      <w:pPr>
-        <w:spacing w:after="120" w:line="240" w:lineRule="auto"/>
-        <w:rPr>
-          <w:rFonts w:ascii="Times New Roman" w:eastAsia="Times New Roman" w:hAnsi="Times New Roman" w:cs="Times New Roman"/>
-          <w:sz w:val="24"/>
-          <w:szCs w:val="24"/>
-        </w:rPr>
-      </w:pPr>
-      <w:r>
-        <w:rPr>
-          <w:rFonts w:ascii="Times New Roman" w:eastAsia="Times New Roman" w:hAnsi="Times New Roman" w:cs="Times New Roman"/>
-          <w:i/>
-          <w:color w:val="FF4400"/>
-          <w:sz w:val="24"/>
-          <w:szCs w:val="24"/>
-        </w:rPr>
-        <w:t>Вірні:</w:t>
-      </w:r>
-      <w:r>
-        <w:rPr>
-          <w:rFonts w:ascii="Times New Roman" w:eastAsia="Times New Roman" w:hAnsi="Times New Roman" w:cs="Times New Roman"/>
-          <w:sz w:val="24"/>
-          <w:szCs w:val="24"/>
-        </w:rPr>
-        <w:t xml:space="preserve"> Го́споди, поми́луй. </w:t>
-      </w:r>
-      <w:r>
-        <w:rPr>
-          <w:rFonts w:ascii="Times New Roman" w:eastAsia="Times New Roman" w:hAnsi="Times New Roman" w:cs="Times New Roman"/>
-          <w:i/>
-          <w:color w:val="FF4400"/>
-          <w:sz w:val="24"/>
-          <w:szCs w:val="24"/>
-        </w:rPr>
-        <w:t>(3 р.)</w:t>
-      </w:r>
-    </w:p>
-    <w:p>
-      <w:pPr>
-        <w:spacing w:after="120" w:line="240" w:lineRule="auto"/>
-        <w:jc w:val="both"/>
-        <w:rPr>
-          <w:rFonts w:ascii="Times New Roman" w:eastAsia="Times New Roman" w:hAnsi="Times New Roman" w:cs="Times New Roman"/>
-          <w:sz w:val="24"/>
-          <w:szCs w:val="24"/>
-        </w:rPr>
-      </w:pPr>
-      <w:r>
-        <w:rPr>
-          <w:rFonts w:ascii="Times New Roman" w:eastAsia="Times New Roman" w:hAnsi="Times New Roman" w:cs="Times New Roman"/>
-          <w:sz w:val="24"/>
-          <w:szCs w:val="24"/>
-          <w:u w:val="single"/>
-        </w:rPr>
-        <w:t>[Господи, Боже наш! Згадай нас грішних і недостойн</w:t>
-      </w:r>
-      <w:r>
-        <w:rPr>
-          <w:rFonts w:ascii="Times New Roman" w:eastAsia="Times New Roman" w:hAnsi="Times New Roman" w:cs="Times New Roman"/>
-          <w:sz w:val="24"/>
-          <w:szCs w:val="24"/>
-          <w:u w:val="single"/>
-        </w:rPr>
-        <w:t>их слуг твоїх, коли призиваємо святе ім'я твоє, і не осороми нас, коли очікуємо милости твоєї, але вислухай, Господи, усі наші спасенні прохання, і вчини нас достойними любити і боятися тебе від усього серця нашого і творити в усьому волю твою.]</w:t>
-      </w:r>
-    </w:p>
-    <w:p>
-      <w:pPr>
-        <w:spacing w:after="120" w:line="240" w:lineRule="auto"/>
-        <w:rPr>
-          <w:rFonts w:ascii="Times New Roman" w:eastAsia="Times New Roman" w:hAnsi="Times New Roman" w:cs="Times New Roman"/>
-          <w:sz w:val="24"/>
-          <w:szCs w:val="24"/>
-        </w:rPr>
+      <w:r>
+        <w:rPr>
+          <w:rFonts w:ascii="Times New Roman" w:eastAsia="Times New Roman" w:hAnsi="Times New Roman" w:cs="Times New Roman"/>
+          <w:sz w:val="24"/>
+          <w:szCs w:val="24"/>
+        </w:rPr>
+        <w:t xml:space="preserve"> Благослови́.</w:t>
+      </w:r>
+    </w:p>
+    <w:p>
+      <w:pPr>
+        <w:spacing w:after="120"/>
       </w:pPr>
       <w:r>
         <w:rPr>
@@ -7344,230 +7537,7 @@
           <w:rFonts w:ascii="Times New Roman" w:hAnsi="Times New Roman"/>
           <w:sz w:val="24"/>
         </w:rPr>
-        <w:t xml:space="preserve"> Бо милостивий і людинолюбний Бог єси, і Тобі славу возсилаємо, Отцю, і Сину, і Святому Духові, нині, і повсякчас, і на віки віків.</w:t>
-      </w:r>
-    </w:p>
-    <w:p>
-      <w:pPr>
-        <w:spacing w:after="120" w:line="240" w:lineRule="auto"/>
-        <w:jc w:val="both"/>
-        <w:rPr>
-          <w:rFonts w:ascii="Times New Roman" w:eastAsia="Times New Roman" w:hAnsi="Times New Roman" w:cs="Times New Roman"/>
-          <w:sz w:val="24"/>
-          <w:szCs w:val="24"/>
-        </w:rPr>
-      </w:pPr>
-      <w:r>
-        <w:rPr>
-          <w:rFonts w:ascii="Times New Roman" w:eastAsia="Times New Roman" w:hAnsi="Times New Roman" w:cs="Times New Roman"/>
-          <w:i/>
-          <w:color w:val="FF0000"/>
-          <w:sz w:val="24"/>
-          <w:szCs w:val="24"/>
-        </w:rPr>
-        <w:t>Вірні:</w:t>
-      </w:r>
-      <w:r>
-        <w:rPr>
-          <w:rFonts w:ascii="Times New Roman" w:eastAsia="Times New Roman" w:hAnsi="Times New Roman" w:cs="Times New Roman"/>
-          <w:sz w:val="24"/>
-          <w:szCs w:val="24"/>
-        </w:rPr>
-        <w:t xml:space="preserve"> Амінь.</w:t>
-      </w:r>
-    </w:p>
-    <w:p>
-      <w:pPr>
-        <w:pStyle w:val="Heading2"/>
-        <w:spacing w:before="0" w:after="120" w:line="240" w:lineRule="auto"/>
-        <w:jc w:val="center"/>
-        <w:rPr>
-          <w:rFonts w:ascii="Times New Roman" w:eastAsia="Times New Roman" w:hAnsi="Times New Roman" w:cs="Times New Roman"/>
-          <w:sz w:val="24"/>
-          <w:szCs w:val="24"/>
-        </w:rPr>
-      </w:pPr>
-      <w:r>
-        <w:rPr>
-          <w:rFonts w:ascii="Times New Roman" w:eastAsia="Times New Roman" w:hAnsi="Times New Roman" w:cs="Times New Roman"/>
-          <w:i/>
-          <w:color w:val="FF0000"/>
-          <w:sz w:val="24"/>
-          <w:szCs w:val="24"/>
-        </w:rPr>
-        <w:t>Середній відпуст</w:t>
-      </w:r>
-    </w:p>
-    <w:p>
-      <w:pPr>
-        <w:spacing w:after="120" w:line="240" w:lineRule="auto"/>
-        <w:rPr>
-          <w:rFonts w:ascii="Times New Roman" w:eastAsia="Times New Roman" w:hAnsi="Times New Roman" w:cs="Times New Roman"/>
-          <w:sz w:val="24"/>
-          <w:szCs w:val="24"/>
-        </w:rPr>
-      </w:pPr>
-      <w:r>
-        <w:rPr>
-          <w:rFonts w:ascii="Times New Roman" w:eastAsia="Times New Roman" w:hAnsi="Times New Roman" w:cs="Times New Roman"/>
-          <w:sz w:val="24"/>
-          <w:szCs w:val="24"/>
-        </w:rPr>
-        <w:t>Прему́дрість!</w:t>
-      </w:r>
-    </w:p>
-    <w:p>
-      <w:pPr>
-        <w:spacing w:after="120" w:line="240" w:lineRule="auto"/>
-        <w:rPr>
-          <w:rFonts w:ascii="Times New Roman" w:eastAsia="Times New Roman" w:hAnsi="Times New Roman" w:cs="Times New Roman"/>
-          <w:sz w:val="24"/>
-          <w:szCs w:val="24"/>
-        </w:rPr>
-      </w:pPr>
-      <w:r>
-        <w:rPr>
-          <w:rFonts w:ascii="Times New Roman" w:eastAsia="Times New Roman" w:hAnsi="Times New Roman" w:cs="Times New Roman"/>
-          <w:i/>
-          <w:color w:val="FF0000"/>
-          <w:sz w:val="24"/>
-          <w:szCs w:val="24"/>
-        </w:rPr>
-        <w:t>Вірні:</w:t>
-      </w:r>
-      <w:r>
-        <w:rPr>
-          <w:rFonts w:ascii="Times New Roman" w:eastAsia="Times New Roman" w:hAnsi="Times New Roman" w:cs="Times New Roman"/>
-          <w:color w:val="FF0000"/>
-          <w:sz w:val="24"/>
-          <w:szCs w:val="24"/>
-        </w:rPr>
-        <w:t xml:space="preserve"> </w:t>
-      </w:r>
-      <w:r>
-        <w:rPr>
-          <w:rFonts w:ascii="Times New Roman" w:eastAsia="Times New Roman" w:hAnsi="Times New Roman" w:cs="Times New Roman"/>
-          <w:sz w:val="24"/>
-          <w:szCs w:val="24"/>
-        </w:rPr>
-        <w:t>Чесні́шу від херуви́мів* і незрівня́нно славні́шу від серафи́мів,* що без зотлі́ння Бо́га Сло́во породи́ла,* су́щу Богоро́дицю, тебе́ велича́ємо.</w:t>
-      </w:r>
-    </w:p>
-    <w:p>
-      <w:pPr>
-        <w:spacing w:after="120" w:line="240" w:lineRule="auto"/>
-        <w:rPr>
-          <w:rFonts w:ascii="Times New Roman" w:eastAsia="Times New Roman" w:hAnsi="Times New Roman" w:cs="Times New Roman"/>
-          <w:sz w:val="24"/>
-          <w:szCs w:val="24"/>
-        </w:rPr>
-      </w:pPr>
-      <w:r>
-        <w:rPr>
-          <w:rFonts w:ascii="Times New Roman" w:hAnsi="Times New Roman"/>
-          <w:i/>
-          <w:color w:val="FF0000"/>
-          <w:sz w:val="24"/>
-        </w:rPr>
-        <w:t>Священник:</w:t>
-      </w:r>
-      <w:r>
-        <w:rPr>
-          <w:rFonts w:ascii="Times New Roman" w:hAnsi="Times New Roman"/>
-          <w:sz w:val="24"/>
-        </w:rPr>
-        <w:t xml:space="preserve"> Сла́ва Тобі́, Хри́сте Бо́же, упова́ння на́ше, сла́ва Тобі́!</w:t>
-      </w:r>
-    </w:p>
-    <w:p>
-      <w:pPr>
-        <w:spacing w:after="120" w:line="240" w:lineRule="auto"/>
-        <w:rPr>
-          <w:rFonts w:ascii="Times New Roman" w:eastAsia="Times New Roman" w:hAnsi="Times New Roman" w:cs="Times New Roman"/>
-          <w:sz w:val="24"/>
-          <w:szCs w:val="24"/>
-        </w:rPr>
-      </w:pPr>
-      <w:r>
-        <w:rPr>
-          <w:rFonts w:ascii="Times New Roman" w:eastAsia="Times New Roman" w:hAnsi="Times New Roman" w:cs="Times New Roman"/>
-          <w:i/>
-          <w:color w:val="FF0000"/>
-          <w:sz w:val="24"/>
-          <w:szCs w:val="24"/>
-        </w:rPr>
-        <w:t>Вірні:</w:t>
-      </w:r>
-      <w:r>
-        <w:rPr>
-          <w:rFonts w:ascii="Times New Roman" w:eastAsia="Times New Roman" w:hAnsi="Times New Roman" w:cs="Times New Roman"/>
-          <w:color w:val="FF0000"/>
-          <w:sz w:val="24"/>
-          <w:szCs w:val="24"/>
-        </w:rPr>
-        <w:t xml:space="preserve"> </w:t>
-      </w:r>
-      <w:r>
-        <w:rPr>
-          <w:rFonts w:ascii="Times New Roman" w:eastAsia="Times New Roman" w:hAnsi="Times New Roman" w:cs="Times New Roman"/>
-          <w:sz w:val="24"/>
-          <w:szCs w:val="24"/>
-        </w:rPr>
-        <w:t>Сла́ва Отцю́, і Си́ну, і Свято́м</w:t>
-      </w:r>
-      <w:r>
-        <w:rPr>
-          <w:rFonts w:ascii="Times New Roman" w:eastAsia="Times New Roman" w:hAnsi="Times New Roman" w:cs="Times New Roman"/>
-          <w:sz w:val="24"/>
-          <w:szCs w:val="24"/>
-        </w:rPr>
-        <w:t xml:space="preserve">у Ду́хові, і ни́ні, і повсякча́с, і на ві́ки вікі́в. Амі́нь. Го́споди, поми́луй. </w:t>
-      </w:r>
-      <w:r>
-        <w:rPr>
-          <w:rFonts w:ascii="Times New Roman" w:eastAsia="Times New Roman" w:hAnsi="Times New Roman" w:cs="Times New Roman"/>
-          <w:i/>
-          <w:color w:val="FF0000"/>
-          <w:sz w:val="24"/>
-          <w:szCs w:val="24"/>
-        </w:rPr>
-        <w:t>(3 р.)</w:t>
-      </w:r>
-      <w:r>
-        <w:rPr>
-          <w:rFonts w:ascii="Times New Roman" w:eastAsia="Times New Roman" w:hAnsi="Times New Roman" w:cs="Times New Roman"/>
-          <w:sz w:val="24"/>
-          <w:szCs w:val="24"/>
-        </w:rPr>
-        <w:t xml:space="preserve"> Благослови́.</w:t>
-      </w:r>
-    </w:p>
-    <w:p>
-      <w:pPr>
-        <w:spacing w:after="120"/>
-      </w:pPr>
-      <w:r>
-        <w:rPr>
-          <w:rFonts w:ascii="Times New Roman" w:hAnsi="Times New Roman"/>
-          <w:i/>
-          <w:color w:val="FF0000"/>
-          <w:sz w:val="24"/>
-        </w:rPr>
-        <w:t>Священник:</w:t>
-      </w:r>
-      <w:r>
-        <w:rPr>
-          <w:rFonts w:ascii="Times New Roman" w:hAnsi="Times New Roman"/>
-          <w:sz w:val="24"/>
-        </w:rPr>
-        <w:t xml:space="preserve"> Христос, істинний Бог наш - молитвами пречистої Своєї Матері, силою чесного і животворчого хреста, заступництвом святих славних і всехвальних ап</w:t>
-      </w:r>
-      <w:r>
-        <w:rPr>
-          <w:rFonts w:ascii="Times New Roman" w:hAnsi="Times New Roman"/>
-          <w:sz w:val="24"/>
-        </w:rPr>
-        <w:t xml:space="preserve">остолів, і святого, </w:t>
+        <w:t xml:space="preserve"> Христос, істинний Бог наш - молитвами пречистої Своєї Матері, силою чесного і животворчого хреста, заступництвом святих славних і всехвальних апостолів, і святого, </w:t>
       </w:r>
       <w:r>
         <w:rPr>
@@ -13038,14 +13008,7 @@
           <w:rFonts w:ascii="Times New Roman" w:hAnsi="Times New Roman"/>
           <w:sz w:val="24"/>
         </w:rPr>
-        <w:t xml:space="preserve"> Бо Ти благий і людинолюбний Бог – і Тобі славу возсилаємо, Отцю, і Сину, і Святому Духові, нині, і повсякчас,</w:t>
-      </w:r>
-      <w:r>
-        <w:rPr>
-          <w:rFonts w:ascii="Times New Roman" w:hAnsi="Times New Roman"/>
-          <w:sz w:val="24"/>
-        </w:rPr>
-        <w:t xml:space="preserve"> і на віки віків.</w:t>
+        <w:t xml:space="preserve"> Бо Ти благий і людинолюбний Бог – і Тобі славу возсилаємо, Отцю, і Сину, і Святому Духові, нині, і повсякчас, і на віки віків.</w:t>
       </w:r>
     </w:p>
     <w:p>
@@ -14761,412 +14724,9 @@
       <w:r>
         <w:rPr>
           <w:rFonts w:ascii="Times New Roman" w:hAnsi="Times New Roman"/>
-          <w:i/>
-          <w:color w:val="FF0000"/>
-          <w:sz w:val="24"/>
-        </w:rPr>
-        <w:t xml:space="preserve"> </w:t>
-      </w:r>
-      <w:r>
-        <w:rPr>
-          <w:rFonts w:ascii="Times New Roman" w:hAnsi="Times New Roman"/>
-          <w:color w:val="000000"/>
-          <w:sz w:val="24"/>
-        </w:rPr>
-        <w:t>Бо</w:t>
-      </w:r>
-      <w:r>
-        <w:rPr>
-          <w:rFonts w:ascii="Times New Roman" w:hAnsi="Times New Roman"/>
-          <w:color w:val="000000"/>
-          <w:sz w:val="24"/>
-        </w:rPr>
-        <w:t xml:space="preserve"> </w:t>
-      </w:r>
-      <w:r>
-        <w:rPr>
-          <w:rFonts w:ascii="Times New Roman" w:hAnsi="Times New Roman"/>
-          <w:color w:val="000000"/>
-          <w:sz w:val="24"/>
-        </w:rPr>
-        <w:t>Ти</w:t>
-      </w:r>
-      <w:r>
-        <w:rPr>
-          <w:rFonts w:ascii="Times New Roman" w:hAnsi="Times New Roman"/>
-          <w:color w:val="000000"/>
-          <w:sz w:val="24"/>
-        </w:rPr>
-        <w:t xml:space="preserve"> </w:t>
-      </w:r>
-      <w:r>
-        <w:rPr>
-          <w:rFonts w:ascii="Times New Roman" w:hAnsi="Times New Roman"/>
-          <w:color w:val="000000"/>
-          <w:sz w:val="24"/>
-        </w:rPr>
-        <w:t>цар</w:t>
-      </w:r>
-      <w:r>
-        <w:rPr>
-          <w:rFonts w:ascii="Times New Roman" w:hAnsi="Times New Roman"/>
-          <w:color w:val="000000"/>
-          <w:sz w:val="24"/>
-        </w:rPr>
-        <w:t xml:space="preserve"> </w:t>
-      </w:r>
-      <w:r>
-        <w:rPr>
-          <w:rFonts w:ascii="Times New Roman" w:hAnsi="Times New Roman"/>
-          <w:color w:val="000000"/>
-          <w:sz w:val="24"/>
-        </w:rPr>
-        <w:t>миру</w:t>
-      </w:r>
-      <w:r>
-        <w:rPr>
-          <w:rFonts w:ascii="Times New Roman" w:hAnsi="Times New Roman"/>
-          <w:color w:val="000000"/>
-          <w:sz w:val="24"/>
-        </w:rPr>
-        <w:t xml:space="preserve"> </w:t>
-      </w:r>
-      <w:r>
-        <w:rPr>
-          <w:rFonts w:ascii="Times New Roman" w:hAnsi="Times New Roman"/>
-          <w:color w:val="000000"/>
-          <w:sz w:val="24"/>
-        </w:rPr>
-        <w:t>і</w:t>
-      </w:r>
-      <w:r>
-        <w:rPr>
-          <w:rFonts w:ascii="Times New Roman" w:hAnsi="Times New Roman"/>
-          <w:color w:val="000000"/>
-          <w:sz w:val="24"/>
-        </w:rPr>
-        <w:t xml:space="preserve"> </w:t>
-      </w:r>
-      <w:r>
-        <w:rPr>
-          <w:rFonts w:ascii="Times New Roman" w:hAnsi="Times New Roman"/>
-          <w:color w:val="000000"/>
-          <w:sz w:val="24"/>
-        </w:rPr>
-        <w:t>Спас</w:t>
-      </w:r>
-      <w:r>
-        <w:rPr>
-          <w:rFonts w:ascii="Times New Roman" w:hAnsi="Times New Roman"/>
-          <w:color w:val="000000"/>
-          <w:sz w:val="24"/>
-        </w:rPr>
-        <w:t xml:space="preserve"> </w:t>
-      </w:r>
-      <w:r>
-        <w:rPr>
-          <w:rFonts w:ascii="Times New Roman" w:hAnsi="Times New Roman"/>
-          <w:color w:val="000000"/>
-          <w:sz w:val="24"/>
-        </w:rPr>
-        <w:t>душ</w:t>
-      </w:r>
-      <w:r>
-        <w:rPr>
-          <w:rFonts w:ascii="Times New Roman" w:hAnsi="Times New Roman"/>
-          <w:color w:val="000000"/>
-          <w:sz w:val="24"/>
-        </w:rPr>
-        <w:t xml:space="preserve"> </w:t>
-      </w:r>
-      <w:r>
-        <w:rPr>
-          <w:rFonts w:ascii="Times New Roman" w:hAnsi="Times New Roman"/>
-          <w:color w:val="000000"/>
-          <w:sz w:val="24"/>
-        </w:rPr>
-        <w:t>наших</w:t>
-      </w:r>
-      <w:r>
-        <w:rPr>
-          <w:rFonts w:ascii="Times New Roman" w:hAnsi="Times New Roman"/>
-          <w:color w:val="000000"/>
-          <w:sz w:val="24"/>
-        </w:rPr>
-        <w:t xml:space="preserve"> </w:t>
-      </w:r>
-      <w:r>
-        <w:rPr>
-          <w:rFonts w:ascii="Times New Roman" w:hAnsi="Times New Roman"/>
-          <w:color w:val="000000"/>
-          <w:sz w:val="24"/>
-        </w:rPr>
-        <w:t>–</w:t>
-      </w:r>
-      <w:r>
-        <w:rPr>
-          <w:rFonts w:ascii="Times New Roman" w:hAnsi="Times New Roman"/>
-          <w:color w:val="000000"/>
-          <w:sz w:val="24"/>
-        </w:rPr>
-        <w:t xml:space="preserve"> </w:t>
-      </w:r>
-      <w:r>
-        <w:rPr>
-          <w:rFonts w:ascii="Times New Roman" w:hAnsi="Times New Roman"/>
-          <w:color w:val="000000"/>
-          <w:sz w:val="24"/>
-        </w:rPr>
-        <w:t>і</w:t>
-      </w:r>
-      <w:r>
-        <w:rPr>
-          <w:rFonts w:ascii="Times New Roman" w:hAnsi="Times New Roman"/>
-          <w:color w:val="000000"/>
-          <w:sz w:val="24"/>
-        </w:rPr>
-        <w:t xml:space="preserve"> </w:t>
-      </w:r>
-      <w:r>
-        <w:rPr>
-          <w:rFonts w:ascii="Times New Roman" w:hAnsi="Times New Roman"/>
-          <w:color w:val="000000"/>
-          <w:sz w:val="24"/>
-        </w:rPr>
-        <w:t>Тобі</w:t>
-      </w:r>
-      <w:r>
-        <w:rPr>
-          <w:rFonts w:ascii="Times New Roman" w:hAnsi="Times New Roman"/>
-          <w:color w:val="000000"/>
-          <w:sz w:val="24"/>
-        </w:rPr>
-        <w:t xml:space="preserve"> </w:t>
-      </w:r>
-      <w:r>
-        <w:rPr>
-          <w:rFonts w:ascii="Times New Roman" w:hAnsi="Times New Roman"/>
-          <w:color w:val="000000"/>
-          <w:sz w:val="24"/>
-        </w:rPr>
-        <w:t>славу</w:t>
-      </w:r>
-      <w:r>
-        <w:rPr>
-          <w:rFonts w:ascii="Times New Roman" w:hAnsi="Times New Roman"/>
-          <w:color w:val="000000"/>
-          <w:sz w:val="24"/>
-        </w:rPr>
-        <w:t xml:space="preserve"> </w:t>
-      </w:r>
-      <w:r>
-        <w:rPr>
-          <w:rFonts w:ascii="Times New Roman" w:hAnsi="Times New Roman"/>
-          <w:color w:val="000000"/>
-          <w:sz w:val="24"/>
-        </w:rPr>
-        <w:t>возсилаємо,</w:t>
-      </w:r>
-      <w:r>
-        <w:rPr>
-          <w:rFonts w:ascii="Times New Roman" w:hAnsi="Times New Roman"/>
-          <w:color w:val="000000"/>
-          <w:sz w:val="24"/>
-        </w:rPr>
-        <w:t xml:space="preserve"> </w:t>
-      </w:r>
-      <w:r>
-        <w:rPr>
-          <w:rFonts w:ascii="Times New Roman" w:hAnsi="Times New Roman"/>
-          <w:color w:val="000000"/>
-          <w:sz w:val="24"/>
-        </w:rPr>
-        <w:t>Отцю,</w:t>
-      </w:r>
-      <w:r>
-        <w:rPr>
-          <w:rFonts w:ascii="Times New Roman" w:hAnsi="Times New Roman"/>
-          <w:color w:val="000000"/>
-          <w:sz w:val="24"/>
-        </w:rPr>
-        <w:t xml:space="preserve"> </w:t>
-      </w:r>
-      <w:r>
-        <w:rPr>
-          <w:rFonts w:ascii="Times New Roman" w:hAnsi="Times New Roman"/>
-          <w:color w:val="000000"/>
-          <w:sz w:val="24"/>
-        </w:rPr>
-        <w:t>і</w:t>
-      </w:r>
-      <w:r>
-        <w:rPr>
-          <w:rFonts w:ascii="Times New Roman" w:hAnsi="Times New Roman"/>
-          <w:color w:val="000000"/>
-          <w:sz w:val="24"/>
-        </w:rPr>
-        <w:t xml:space="preserve"> </w:t>
-      </w:r>
-      <w:r>
-        <w:rPr>
-          <w:rFonts w:ascii="Times New Roman" w:hAnsi="Times New Roman"/>
-          <w:color w:val="000000"/>
-          <w:sz w:val="24"/>
-        </w:rPr>
-        <w:t>Сину,</w:t>
-      </w:r>
-      <w:r>
-        <w:rPr>
-          <w:rFonts w:ascii="Times New Roman" w:hAnsi="Times New Roman"/>
-          <w:color w:val="000000"/>
-          <w:sz w:val="24"/>
-        </w:rPr>
-        <w:t xml:space="preserve"> </w:t>
-      </w:r>
-      <w:r>
-        <w:rPr>
-          <w:rFonts w:ascii="Times New Roman" w:hAnsi="Times New Roman"/>
-          <w:color w:val="000000"/>
-          <w:sz w:val="24"/>
-        </w:rPr>
-        <w:t>і</w:t>
-      </w:r>
-      <w:r>
-        <w:rPr>
-          <w:rFonts w:ascii="Times New Roman" w:hAnsi="Times New Roman"/>
-          <w:color w:val="000000"/>
-          <w:sz w:val="24"/>
-        </w:rPr>
-        <w:t xml:space="preserve"> </w:t>
-      </w:r>
-      <w:r>
-        <w:rPr>
-          <w:rFonts w:ascii="Times New Roman" w:hAnsi="Times New Roman"/>
-          <w:color w:val="000000"/>
-          <w:sz w:val="24"/>
-        </w:rPr>
-        <w:t>Святому</w:t>
-      </w:r>
-      <w:r>
-        <w:rPr>
-          <w:rFonts w:ascii="Times New Roman" w:hAnsi="Times New Roman"/>
-          <w:color w:val="000000"/>
-          <w:sz w:val="24"/>
-        </w:rPr>
-        <w:t xml:space="preserve"> </w:t>
-      </w:r>
-      <w:r>
-        <w:rPr>
-          <w:rFonts w:ascii="Times New Roman" w:hAnsi="Times New Roman"/>
-          <w:color w:val="000000"/>
-          <w:sz w:val="24"/>
-        </w:rPr>
-        <w:t>Духові</w:t>
-      </w:r>
-      <w:r>
-        <w:rPr>
-          <w:rFonts w:ascii="Times New Roman" w:hAnsi="Times New Roman"/>
-          <w:sz w:val="24"/>
-        </w:rPr>
-        <w:t>,</w:t>
-      </w:r>
-      <w:r>
-        <w:rPr>
-          <w:rFonts w:ascii="Times New Roman" w:hAnsi="Times New Roman"/>
-          <w:sz w:val="24"/>
-        </w:rPr>
-        <w:t xml:space="preserve"> </w:t>
-      </w:r>
-      <w:r>
-        <w:rPr>
-          <w:rFonts w:ascii="Times New Roman" w:hAnsi="Times New Roman"/>
-          <w:sz w:val="24"/>
-        </w:rPr>
-        <w:t>нині,</w:t>
-      </w:r>
-      <w:r>
-        <w:rPr>
-          <w:rFonts w:ascii="Times New Roman" w:hAnsi="Times New Roman"/>
-          <w:sz w:val="24"/>
-        </w:rPr>
-        <w:t xml:space="preserve"> </w:t>
-      </w:r>
-      <w:r>
-        <w:rPr>
-          <w:rFonts w:ascii="Times New Roman" w:hAnsi="Times New Roman"/>
-          <w:sz w:val="24"/>
-        </w:rPr>
-        <w:t>і</w:t>
-      </w:r>
-      <w:r>
-        <w:rPr>
-          <w:rFonts w:ascii="Times New Roman" w:hAnsi="Times New Roman"/>
-          <w:sz w:val="24"/>
-        </w:rPr>
-        <w:t xml:space="preserve"> </w:t>
-      </w:r>
-      <w:r>
-        <w:rPr>
-          <w:rFonts w:ascii="Times New Roman" w:hAnsi="Times New Roman"/>
-          <w:sz w:val="24"/>
-        </w:rPr>
-        <w:t>повсякчас,</w:t>
-      </w:r>
-      <w:r>
-        <w:rPr>
-          <w:rFonts w:ascii="Times New Roman" w:hAnsi="Times New Roman"/>
-          <w:sz w:val="24"/>
-        </w:rPr>
-        <w:t xml:space="preserve"> </w:t>
-      </w:r>
-      <w:r>
-        <w:rPr>
-          <w:rFonts w:ascii="Times New Roman" w:hAnsi="Times New Roman"/>
-          <w:sz w:val="24"/>
-        </w:rPr>
-        <w:t>і</w:t>
-      </w:r>
-      <w:r>
-        <w:rPr>
-          <w:rFonts w:ascii="Times New Roman" w:hAnsi="Times New Roman"/>
-          <w:sz w:val="24"/>
-        </w:rPr>
-        <w:t xml:space="preserve"> </w:t>
-      </w:r>
-      <w:r>
-        <w:rPr>
-          <w:rFonts w:ascii="Times New Roman" w:hAnsi="Times New Roman"/>
-          <w:sz w:val="24"/>
-        </w:rPr>
-        <w:t>на</w:t>
-      </w:r>
-      <w:r>
-        <w:rPr>
-          <w:rFonts w:ascii="Times New Roman" w:hAnsi="Times New Roman"/>
-          <w:sz w:val="24"/>
-        </w:rPr>
-        <w:t xml:space="preserve"> </w:t>
-      </w:r>
-      <w:r>
-        <w:rPr>
-          <w:rFonts w:ascii="Times New Roman" w:hAnsi="Times New Roman"/>
-          <w:sz w:val="24"/>
-        </w:rPr>
-        <w:t>віки</w:t>
-      </w:r>
-      <w:r>
-        <w:rPr>
-          <w:rFonts w:ascii="Times New Roman" w:hAnsi="Times New Roman"/>
-          <w:sz w:val="24"/>
-        </w:rPr>
-        <w:t xml:space="preserve"> </w:t>
-      </w:r>
-      <w:r>
-        <w:rPr>
-          <w:rFonts w:ascii="Times New Roman" w:hAnsi="Times New Roman"/>
-          <w:sz w:val="24"/>
-        </w:rPr>
-        <w:t>віків.</w:t>
+          <w:sz w:val="24"/>
+        </w:rPr>
+        <w:t xml:space="preserve"> Бо Ти цар миру і Спас душ наших – і Тобі славу возсилаємо, Отцю, і Сину, і Святому Духові, нині, і повсякчас, і на віки віків.</w:t>
       </w:r>
     </w:p>
     <w:p>
@@ -18028,14 +17588,7 @@
           <w:rFonts w:ascii="Times New Roman" w:hAnsi="Times New Roman"/>
           <w:sz w:val="24"/>
         </w:rPr>
-        <w:t xml:space="preserve"> Бо Ти – Бог милости, ласк і людинолюбности, і Тобі славу возсилаємо, Отцю, і Син</w:t>
-      </w:r>
-      <w:r>
-        <w:rPr>
-          <w:rFonts w:ascii="Times New Roman" w:hAnsi="Times New Roman"/>
-          <w:sz w:val="24"/>
-        </w:rPr>
-        <w:t>у, і Святому Духові, нині, і повсякчас, і на віки віків.</w:t>
+        <w:t xml:space="preserve"> Бо Ти – Бог милости, ласк і людинолюбности, і Тобі славу возсилаємо, Отцю, і Сину, і Святому Духові, нині, і повсякчас, і на віки віків.</w:t>
       </w:r>
     </w:p>
     <w:p>
@@ -18258,14 +17811,7 @@
           <w:rFonts w:ascii="Times New Roman" w:hAnsi="Times New Roman"/>
           <w:sz w:val="24"/>
         </w:rPr>
-        <w:t xml:space="preserve"> Бо до Тебе належить милувати і спасати нас, Боже наш, і Тобі славу возсилаємо, Отцю, і Сину, і Святому Духові, нині, і </w:t>
-      </w:r>
-      <w:r>
-        <w:rPr>
-          <w:rFonts w:ascii="Times New Roman" w:hAnsi="Times New Roman"/>
-          <w:sz w:val="24"/>
-        </w:rPr>
-        <w:t>повсякчас, і на віки віків.</w:t>
+        <w:t xml:space="preserve"> Бо до Тебе належить милувати і спасати нас, Боже наш, і Тобі славу возсилаємо, Отцю, і Сину, і Святому Духові, нині, і повсякчас, і на віки віків.</w:t>
       </w:r>
     </w:p>
     <w:p>
@@ -18811,7 +18357,6 @@
           <w:color w:val="FF0000"/>
           <w:sz w:val="24"/>
         </w:rPr>
-        <w:lastRenderedPageBreak/>
         <w:t>Священник:</w:t>
       </w:r>
       <w:r>
@@ -19606,14 +19151,7 @@
           <w:rFonts w:ascii="Times New Roman" w:hAnsi="Times New Roman"/>
           <w:sz w:val="24"/>
         </w:rPr>
-        <w:t>,  і святого священномученика Ігнатія Б</w:t>
-      </w:r>
-      <w:r>
-        <w:rPr>
-          <w:rFonts w:ascii="Times New Roman" w:hAnsi="Times New Roman"/>
-          <w:sz w:val="24"/>
-        </w:rPr>
-        <w:t>огоносця, і всіх святих - помилує і спасе нас як благий і людинолюбний.</w:t>
+        <w:t>,  і святого священномученика Ігнатія Богоносця, і всіх святих - помилує і спасе нас як благий і людинолюбний.</w:t>
       </w:r>
     </w:p>
     <w:p>
